--- a/zht/docx/077.content.docx
+++ b/zht/docx/077.content.docx
@@ -150,26 +150,6 @@
           <w:lang w:val="zh_TW" w:bidi="zh_TW"/>
         </w:rPr>
         <w:t>shuo</w:t>
-      </w:r>
-      <w:r>
-        <w:rPr>
-          <w:lang w:val="zh_TW" w:bidi="zh_TW"/>
-        </w:rPr>
-      </w:r>
-    </w:p>
-    <w:p>
-      <w:pPr/>
-      <w:r>
-        <w:rPr>
-          <w:lang w:val="zh_TW" w:bidi="zh_TW"/>
-        </w:rPr>
-      </w:r>
-      <w:r>
-        <w:rPr>
-          <w:i/>
-          <w:lang w:val="zh_TW" w:bidi="zh_TW"/>
-        </w:rPr>
-        <w:t>說話</w:t>
       </w:r>
       <w:r>
         <w:rPr>

--- a/zht/docx/077.content.docx
+++ b/zht/docx/077.content.docx
@@ -19,7 +19,7 @@
         <w:rPr>
           <w:lang w:val="zh_TW" w:bidi="zh_TW"/>
         </w:rPr>
-        <w:t>Resource: Study Notes - Themes (Tyndale)</w:t>
+        <w:t>Resource: Tyndale Open Study Notes</w:t>
       </w:r>
       <w:r>
         <w:rPr>
@@ -112,7 +112,7 @@
         <w:rPr>
           <w:lang w:val="zh_TW" w:bidi="zh_TW"/>
         </w:rPr>
-        <w:t>Study Notes - Themes (Tyndale)</w:t>
+        <w:t>Tyndale Open Study Notes</w:t>
       </w:r>
     </w:p>
     <w:p>

--- a/zht/docx/077.content.docx
+++ b/zht/docx/077.content.docx
@@ -149,7 +149,7 @@
         <w:rPr>
           <w:lang w:val="zh_TW" w:bidi="zh_TW"/>
         </w:rPr>
-        <w:t>shuo</w:t>
+        <w:t>si</w:t>
       </w:r>
       <w:r>
         <w:rPr>
@@ -212,7 +212,7 @@
         <w:rPr>
           <w:lang w:val="zh_TW" w:bidi="zh_TW"/>
         </w:rPr>
-        <w:t>說話</w:t>
+        <w:t>死後的生命</w:t>
       </w:r>
       <w:r>
         <w:rPr>
@@ -231,49 +231,7 @@
         <w:rPr>
           <w:lang w:val="zh_TW" w:bidi="zh_TW"/>
         </w:rPr>
-        <w:t>有人認為言語不會造成傷害，但聖經提供了截然不同的觀點</w:t>
-      </w:r>
-      <w:r>
-        <w:rPr>
-          <w:lang w:val="zh_TW" w:bidi="zh_TW"/>
-        </w:rPr>
-        <w:t>。言語</w:t>
-      </w:r>
-      <w:r>
-        <w:rPr>
-          <w:lang w:val="zh_TW" w:bidi="zh_TW"/>
-        </w:rPr>
-        <w:t>蘊含著</w:t>
-      </w:r>
-      <w:r>
-        <w:rPr>
-          <w:lang w:val="zh_TW" w:bidi="zh_TW"/>
-        </w:rPr>
-        <w:t>「</w:t>
-      </w:r>
-      <w:r>
-        <w:rPr>
-          <w:lang w:val="zh_TW" w:bidi="zh_TW"/>
-        </w:rPr>
-        <w:t>生死</w:t>
-      </w:r>
-      <w:r>
-        <w:rPr>
-          <w:lang w:val="zh_TW" w:bidi="zh_TW"/>
-        </w:rPr>
-        <w:t>」的</w:t>
-      </w:r>
-      <w:r>
-        <w:rPr>
-          <w:lang w:val="zh_TW" w:bidi="zh_TW"/>
-        </w:rPr>
-        <w:t>能力</w:t>
-      </w:r>
-      <w:r>
-        <w:rPr>
-          <w:lang w:val="zh_TW" w:bidi="zh_TW"/>
-        </w:rPr>
-        <w:t>（</w:t>
+        <w:t>舊約的作者描述人死後會去到地底之下（</w:t>
       </w:r>
       <w:hyperlink r:id="rId13">
         <w:r>
@@ -284,7 +242,187 @@
             <w:color w:val="0000EE"/>
             <w:u w:val="single"/>
           </w:rPr>
-          <w:t>箴18:21</w:t>
+          <w:t>結26:20</w:t>
+        </w:r>
+      </w:hyperlink>
+      <w:r>
+        <w:rPr>
+          <w:lang w:val="zh_TW" w:bidi="zh_TW"/>
+        </w:rPr>
+        <w:t>）。有時候，地會把他們活活吞下（</w:t>
+      </w:r>
+      <w:hyperlink r:id="rId14">
+        <w:r>
+          <w:rPr>
+            <w:lang w:val="zh_TW" w:bidi="zh_TW"/>
+          </w:rPr>
+          <w:rPr>
+            <w:color w:val="0000EE"/>
+            <w:u w:val="single"/>
+          </w:rPr>
+          <w:t>民16:31–33</w:t>
+        </w:r>
+      </w:hyperlink>
+      <w:r>
+        <w:rPr>
+          <w:lang w:val="zh_TW" w:bidi="zh_TW"/>
+        </w:rPr>
+        <w:t>；</w:t>
+      </w:r>
+      <w:hyperlink r:id="rId15">
+        <w:r>
+          <w:rPr>
+            <w:lang w:val="zh_TW" w:bidi="zh_TW"/>
+          </w:rPr>
+          <w:rPr>
+            <w:color w:val="0000EE"/>
+            <w:u w:val="single"/>
+          </w:rPr>
+          <w:t>詩55:15</w:t>
+        </w:r>
+      </w:hyperlink>
+      <w:r>
+        <w:rPr>
+          <w:lang w:val="zh_TW" w:bidi="zh_TW"/>
+        </w:rPr>
+        <w:t>）；但通常是「死亡的繩索」將人拉入其中，把他們「吞下去」（</w:t>
+      </w:r>
+      <w:hyperlink r:id="rId16">
+        <w:r>
+          <w:rPr>
+            <w:lang w:val="zh_TW" w:bidi="zh_TW"/>
+          </w:rPr>
+          <w:rPr>
+            <w:color w:val="0000EE"/>
+            <w:u w:val="single"/>
+          </w:rPr>
+          <w:t>詩18:4–5</w:t>
+        </w:r>
+      </w:hyperlink>
+      <w:r>
+        <w:rPr>
+          <w:lang w:val="zh_TW" w:bidi="zh_TW"/>
+        </w:rPr>
+        <w:t>；</w:t>
+      </w:r>
+      <w:hyperlink r:id="rId17">
+        <w:r>
+          <w:rPr>
+            <w:lang w:val="zh_TW" w:bidi="zh_TW"/>
+          </w:rPr>
+          <w:rPr>
+            <w:color w:val="0000EE"/>
+            <w:u w:val="single"/>
+          </w:rPr>
+          <w:t>民16:30</w:t>
+        </w:r>
+      </w:hyperlink>
+      <w:r>
+        <w:rPr>
+          <w:lang w:val="zh_TW" w:bidi="zh_TW"/>
+        </w:rPr>
+        <w:t>；</w:t>
+      </w:r>
+      <w:hyperlink r:id="rId18">
+        <w:r>
+          <w:rPr>
+            <w:lang w:val="zh_TW" w:bidi="zh_TW"/>
+          </w:rPr>
+          <w:rPr>
+            <w:color w:val="0000EE"/>
+            <w:u w:val="single"/>
+          </w:rPr>
+          <w:t>伯24:19</w:t>
+        </w:r>
+      </w:hyperlink>
+      <w:r>
+        <w:rPr>
+          <w:lang w:val="zh_TW" w:bidi="zh_TW"/>
+        </w:rPr>
+        <w:t>；</w:t>
+      </w:r>
+      <w:hyperlink r:id="rId19">
+        <w:r>
+          <w:rPr>
+            <w:lang w:val="zh_TW" w:bidi="zh_TW"/>
+          </w:rPr>
+          <w:rPr>
+            <w:color w:val="0000EE"/>
+            <w:u w:val="single"/>
+          </w:rPr>
+          <w:t>詩49:14</w:t>
+        </w:r>
+      </w:hyperlink>
+      <w:r>
+        <w:rPr>
+          <w:lang w:val="zh_TW" w:bidi="zh_TW"/>
+        </w:rPr>
+        <w:t>；</w:t>
+      </w:r>
+      <w:hyperlink r:id="rId20">
+        <w:r>
+          <w:rPr>
+            <w:lang w:val="zh_TW" w:bidi="zh_TW"/>
+          </w:rPr>
+          <w:rPr>
+            <w:color w:val="0000EE"/>
+            <w:u w:val="single"/>
+          </w:rPr>
+          <w:t>賽5:14</w:t>
+        </w:r>
+      </w:hyperlink>
+      <w:r>
+        <w:rPr>
+          <w:lang w:val="zh_TW" w:bidi="zh_TW"/>
+        </w:rPr>
+        <w:t>，</w:t>
+      </w:r>
+      <w:hyperlink r:id="rId21">
+        <w:r>
+          <w:rPr>
+            <w:lang w:val="zh_TW" w:bidi="zh_TW"/>
+          </w:rPr>
+          <w:rPr>
+            <w:color w:val="0000EE"/>
+            <w:u w:val="single"/>
+          </w:rPr>
+          <w:t>14:11</w:t>
+        </w:r>
+      </w:hyperlink>
+      <w:r>
+        <w:rPr>
+          <w:lang w:val="zh_TW" w:bidi="zh_TW"/>
+        </w:rPr>
+        <w:t>）。在舊約中，死後的世界通常被視為陰暗、絕望以及無法返回的地方（</w:t>
+      </w:r>
+      <w:hyperlink r:id="rId22">
+        <w:r>
+          <w:rPr>
+            <w:lang w:val="zh_TW" w:bidi="zh_TW"/>
+          </w:rPr>
+          <w:rPr>
+            <w:color w:val="0000EE"/>
+            <w:u w:val="single"/>
+          </w:rPr>
+          <w:t>伯7:9</w:t>
+        </w:r>
+      </w:hyperlink>
+      <w:r>
+        <w:rPr>
+          <w:lang w:val="zh_TW" w:bidi="zh_TW"/>
+        </w:rPr>
+        <w:t>；</w:t>
+      </w:r>
+      <w:hyperlink r:id="rId23">
+        <w:r>
+          <w:rPr>
+            <w:lang w:val="zh_TW" w:bidi="zh_TW"/>
+          </w:rPr>
+          <w:rPr>
+            <w:color w:val="0000EE"/>
+            <w:u w:val="single"/>
+          </w:rPr>
+          <w:t>賽38:18</w:t>
         </w:r>
       </w:hyperlink>
       <w:r>
@@ -305,7 +443,7 @@
         <w:rPr>
           <w:lang w:val="zh_TW" w:bidi="zh_TW"/>
         </w:rPr>
-        <w:t>箴言列舉了多種造成傷害的言語，包括：</w:t>
+        <w:t>在約伯記中，有關死者去處的主要圖像包括：</w:t>
       </w:r>
     </w:p>
     <w:p>
@@ -323,37 +461,128 @@
         <w:rPr>
           <w:lang w:val="zh_TW" w:bidi="zh_TW"/>
         </w:rPr>
-        <w:t>謊言（</w:t>
-      </w:r>
-      <w:hyperlink r:id="rId14">
-        <w:r>
-          <w:rPr>
-            <w:lang w:val="zh_TW" w:bidi="zh_TW"/>
-          </w:rPr>
-          <w:rPr>
-            <w:color w:val="0000EE"/>
-            <w:u w:val="single"/>
-          </w:rPr>
-          <w:t>箴14:5、</w:t>
-        </w:r>
-      </w:hyperlink>
-      <w:hyperlink r:id="rId15">
-        <w:r>
-          <w:rPr>
-            <w:lang w:val="zh_TW" w:bidi="zh_TW"/>
-          </w:rPr>
-          <w:rPr>
-            <w:color w:val="0000EE"/>
-            <w:u w:val="single"/>
-          </w:rPr>
-          <w:t>25</w:t>
-        </w:r>
-      </w:hyperlink>
-      <w:r>
-        <w:rPr>
-          <w:lang w:val="zh_TW" w:bidi="zh_TW"/>
-        </w:rPr>
-        <w:t>）</w:t>
+        <w:t>陰間（</w:t>
+      </w:r>
+      <w:r>
+        <w:rPr>
+          <w:i/>
+          <w:lang w:val="zh_TW" w:bidi="zh_TW"/>
+        </w:rPr>
+        <w:t>Sheol</w:t>
+      </w:r>
+      <w:r>
+        <w:rPr>
+          <w:lang w:val="zh_TW" w:bidi="zh_TW"/>
+        </w:rPr>
+        <w:t>）：被形容為黑暗且滿是塵土的地方（</w:t>
+      </w:r>
+      <w:hyperlink r:id="rId24">
+        <w:r>
+          <w:rPr>
+            <w:lang w:val="zh_TW" w:bidi="zh_TW"/>
+          </w:rPr>
+          <w:rPr>
+            <w:color w:val="0000EE"/>
+            <w:u w:val="single"/>
+          </w:rPr>
+          <w:t>伯11:8</w:t>
+        </w:r>
+      </w:hyperlink>
+      <w:r>
+        <w:rPr>
+          <w:lang w:val="zh_TW" w:bidi="zh_TW"/>
+        </w:rPr>
+        <w:t>，</w:t>
+      </w:r>
+      <w:hyperlink r:id="rId25">
+        <w:r>
+          <w:rPr>
+            <w:lang w:val="zh_TW" w:bidi="zh_TW"/>
+          </w:rPr>
+          <w:rPr>
+            <w:color w:val="0000EE"/>
+            <w:u w:val="single"/>
+          </w:rPr>
+          <w:t>14:13</w:t>
+        </w:r>
+      </w:hyperlink>
+      <w:r>
+        <w:rPr>
+          <w:lang w:val="zh_TW" w:bidi="zh_TW"/>
+        </w:rPr>
+        <w:t>，</w:t>
+      </w:r>
+      <w:hyperlink r:id="rId26">
+        <w:r>
+          <w:rPr>
+            <w:lang w:val="zh_TW" w:bidi="zh_TW"/>
+          </w:rPr>
+          <w:rPr>
+            <w:color w:val="0000EE"/>
+            <w:u w:val="single"/>
+          </w:rPr>
+          <w:t>17:13</w:t>
+        </w:r>
+      </w:hyperlink>
+      <w:r>
+        <w:rPr>
+          <w:lang w:val="zh_TW" w:bidi="zh_TW"/>
+        </w:rPr>
+        <w:t>、</w:t>
+      </w:r>
+      <w:hyperlink r:id="rId27">
+        <w:r>
+          <w:rPr>
+            <w:lang w:val="zh_TW" w:bidi="zh_TW"/>
+          </w:rPr>
+          <w:rPr>
+            <w:color w:val="0000EE"/>
+            <w:u w:val="single"/>
+          </w:rPr>
+          <w:t>16</w:t>
+        </w:r>
+      </w:hyperlink>
+      <w:r>
+        <w:rPr>
+          <w:lang w:val="zh_TW" w:bidi="zh_TW"/>
+        </w:rPr>
+        <w:t>，</w:t>
+      </w:r>
+      <w:hyperlink r:id="rId18">
+        <w:r>
+          <w:rPr>
+            <w:lang w:val="zh_TW" w:bidi="zh_TW"/>
+          </w:rPr>
+          <w:rPr>
+            <w:color w:val="0000EE"/>
+            <w:u w:val="single"/>
+          </w:rPr>
+          <w:t>24:19</w:t>
+        </w:r>
+      </w:hyperlink>
+      <w:r>
+        <w:rPr>
+          <w:lang w:val="zh_TW" w:bidi="zh_TW"/>
+        </w:rPr>
+        <w:t>，</w:t>
+      </w:r>
+      <w:hyperlink r:id="rId28">
+        <w:r>
+          <w:rPr>
+            <w:lang w:val="zh_TW" w:bidi="zh_TW"/>
+          </w:rPr>
+          <w:rPr>
+            <w:color w:val="0000EE"/>
+            <w:u w:val="single"/>
+          </w:rPr>
+          <w:t>26:6</w:t>
+        </w:r>
+      </w:hyperlink>
+      <w:r>
+        <w:rPr>
+          <w:lang w:val="zh_TW" w:bidi="zh_TW"/>
+        </w:rPr>
+        <w:t>）；</w:t>
       </w:r>
     </w:p>
     <w:p>
@@ -371,25 +600,158 @@
         <w:rPr>
           <w:lang w:val="zh_TW" w:bidi="zh_TW"/>
         </w:rPr>
-        <w:t>爭論（</w:t>
-      </w:r>
-      <w:hyperlink r:id="rId16">
-        <w:r>
-          <w:rPr>
-            <w:lang w:val="zh_TW" w:bidi="zh_TW"/>
-          </w:rPr>
-          <w:rPr>
-            <w:color w:val="0000EE"/>
-            <w:u w:val="single"/>
-          </w:rPr>
-          <w:t>箴26:17</w:t>
-        </w:r>
-      </w:hyperlink>
-      <w:r>
-        <w:rPr>
-          <w:lang w:val="zh_TW" w:bidi="zh_TW"/>
-        </w:rPr>
-        <w:t>）</w:t>
+        <w:t>一個</w:t>
+      </w:r>
+      <w:r>
+        <w:rPr>
+          <w:lang w:val="zh_TW" w:bidi="zh_TW"/>
+        </w:rPr>
+        <w:t>朽壞的坑</w:t>
+      </w:r>
+      <w:r>
+        <w:rPr>
+          <w:lang w:val="zh_TW" w:bidi="zh_TW"/>
+        </w:rPr>
+        <w:t>（希伯來文</w:t>
+      </w:r>
+      <w:r>
+        <w:rPr>
+          <w:i/>
+          <w:lang w:val="zh_TW" w:bidi="zh_TW"/>
+        </w:rPr>
+        <w:t>shakhat</w:t>
+      </w:r>
+      <w:r>
+        <w:rPr>
+          <w:lang w:val="zh_TW" w:bidi="zh_TW"/>
+        </w:rPr>
+        <w:t>；見</w:t>
+      </w:r>
+      <w:hyperlink r:id="rId29">
+        <w:r>
+          <w:rPr>
+            <w:lang w:val="zh_TW" w:bidi="zh_TW"/>
+          </w:rPr>
+          <w:rPr>
+            <w:color w:val="0000EE"/>
+            <w:u w:val="single"/>
+          </w:rPr>
+          <w:t>9:31</w:t>
+        </w:r>
+      </w:hyperlink>
+      <w:r>
+        <w:rPr>
+          <w:lang w:val="zh_TW" w:bidi="zh_TW"/>
+        </w:rPr>
+        <w:t>，</w:t>
+      </w:r>
+      <w:hyperlink r:id="rId30">
+        <w:r>
+          <w:rPr>
+            <w:lang w:val="zh_TW" w:bidi="zh_TW"/>
+          </w:rPr>
+          <w:rPr>
+            <w:color w:val="0000EE"/>
+            <w:u w:val="single"/>
+          </w:rPr>
+          <w:t>17:14</w:t>
+        </w:r>
+      </w:hyperlink>
+      <w:r>
+        <w:rPr>
+          <w:lang w:val="zh_TW" w:bidi="zh_TW"/>
+        </w:rPr>
+        <w:t>，</w:t>
+      </w:r>
+      <w:hyperlink r:id="rId31">
+        <w:r>
+          <w:rPr>
+            <w:lang w:val="zh_TW" w:bidi="zh_TW"/>
+          </w:rPr>
+          <w:rPr>
+            <w:color w:val="0000EE"/>
+            <w:u w:val="single"/>
+          </w:rPr>
+          <w:t>33:18</w:t>
+        </w:r>
+      </w:hyperlink>
+      <w:r>
+        <w:rPr>
+          <w:lang w:val="zh_TW" w:bidi="zh_TW"/>
+        </w:rPr>
+        <w:t>、</w:t>
+      </w:r>
+      <w:hyperlink r:id="rId32">
+        <w:r>
+          <w:rPr>
+            <w:lang w:val="zh_TW" w:bidi="zh_TW"/>
+          </w:rPr>
+          <w:rPr>
+            <w:color w:val="0000EE"/>
+            <w:u w:val="single"/>
+          </w:rPr>
+          <w:t>22</w:t>
+        </w:r>
+      </w:hyperlink>
+      <w:r>
+        <w:rPr>
+          <w:lang w:val="zh_TW" w:bidi="zh_TW"/>
+        </w:rPr>
+        <w:t>、</w:t>
+      </w:r>
+      <w:hyperlink r:id="rId33">
+        <w:r>
+          <w:rPr>
+            <w:lang w:val="zh_TW" w:bidi="zh_TW"/>
+          </w:rPr>
+          <w:rPr>
+            <w:color w:val="0000EE"/>
+            <w:u w:val="single"/>
+          </w:rPr>
+          <w:t>24</w:t>
+        </w:r>
+      </w:hyperlink>
+      <w:r>
+        <w:rPr>
+          <w:lang w:val="zh_TW" w:bidi="zh_TW"/>
+        </w:rPr>
+        <w:t>、</w:t>
+      </w:r>
+      <w:hyperlink r:id="rId34">
+        <w:r>
+          <w:rPr>
+            <w:lang w:val="zh_TW" w:bidi="zh_TW"/>
+          </w:rPr>
+          <w:rPr>
+            <w:color w:val="0000EE"/>
+            <w:u w:val="single"/>
+          </w:rPr>
+          <w:t>28</w:t>
+        </w:r>
+      </w:hyperlink>
+      <w:r>
+        <w:rPr>
+          <w:lang w:val="zh_TW" w:bidi="zh_TW"/>
+        </w:rPr>
+        <w:t>、</w:t>
+      </w:r>
+      <w:hyperlink r:id="rId35">
+        <w:r>
+          <w:rPr>
+            <w:lang w:val="zh_TW" w:bidi="zh_TW"/>
+          </w:rPr>
+          <w:rPr>
+            <w:color w:val="0000EE"/>
+            <w:u w:val="single"/>
+          </w:rPr>
+          <w:t>30</w:t>
+        </w:r>
+      </w:hyperlink>
+      <w:r>
+        <w:rPr>
+          <w:lang w:val="zh_TW" w:bidi="zh_TW"/>
+        </w:rPr>
+        <w:t>）；以及</w:t>
       </w:r>
     </w:p>
     <w:p>
@@ -407,13 +769,2257 @@
         <w:rPr>
           <w:lang w:val="zh_TW" w:bidi="zh_TW"/>
         </w:rPr>
-        <w:t>辱罵或</w:t>
-      </w:r>
-      <w:r>
-        <w:rPr>
-          <w:lang w:val="zh_TW" w:bidi="zh_TW"/>
-        </w:rPr>
-        <w:t>咒罵</w:t>
+        <w:t>墳墓（希伯來文</w:t>
+      </w:r>
+      <w:r>
+        <w:rPr>
+          <w:i/>
+          <w:lang w:val="zh_TW" w:bidi="zh_TW"/>
+        </w:rPr>
+        <w:t>qeber</w:t>
+      </w:r>
+      <w:r>
+        <w:rPr>
+          <w:lang w:val="zh_TW" w:bidi="zh_TW"/>
+        </w:rPr>
+        <w:t>；見</w:t>
+      </w:r>
+      <w:hyperlink r:id="rId36">
+        <w:r>
+          <w:rPr>
+            <w:lang w:val="zh_TW" w:bidi="zh_TW"/>
+          </w:rPr>
+          <w:rPr>
+            <w:color w:val="0000EE"/>
+            <w:u w:val="single"/>
+          </w:rPr>
+          <w:t>3:22</w:t>
+        </w:r>
+      </w:hyperlink>
+      <w:r>
+        <w:rPr>
+          <w:lang w:val="zh_TW" w:bidi="zh_TW"/>
+        </w:rPr>
+        <w:t>，</w:t>
+      </w:r>
+      <w:hyperlink r:id="rId37">
+        <w:r>
+          <w:rPr>
+            <w:lang w:val="zh_TW" w:bidi="zh_TW"/>
+          </w:rPr>
+          <w:rPr>
+            <w:color w:val="0000EE"/>
+            <w:u w:val="single"/>
+          </w:rPr>
+          <w:t>5:26</w:t>
+        </w:r>
+      </w:hyperlink>
+      <w:r>
+        <w:rPr>
+          <w:lang w:val="zh_TW" w:bidi="zh_TW"/>
+        </w:rPr>
+        <w:t>，</w:t>
+      </w:r>
+      <w:hyperlink r:id="rId38">
+        <w:r>
+          <w:rPr>
+            <w:lang w:val="zh_TW" w:bidi="zh_TW"/>
+          </w:rPr>
+          <w:rPr>
+            <w:color w:val="0000EE"/>
+            <w:u w:val="single"/>
+          </w:rPr>
+          <w:t>10:19</w:t>
+        </w:r>
+      </w:hyperlink>
+      <w:r>
+        <w:rPr>
+          <w:lang w:val="zh_TW" w:bidi="zh_TW"/>
+        </w:rPr>
+        <w:t>，</w:t>
+      </w:r>
+      <w:hyperlink r:id="rId39">
+        <w:r>
+          <w:rPr>
+            <w:lang w:val="zh_TW" w:bidi="zh_TW"/>
+          </w:rPr>
+          <w:rPr>
+            <w:color w:val="0000EE"/>
+            <w:u w:val="single"/>
+          </w:rPr>
+          <w:t>17:1</w:t>
+        </w:r>
+      </w:hyperlink>
+      <w:r>
+        <w:rPr>
+          <w:lang w:val="zh_TW" w:bidi="zh_TW"/>
+        </w:rPr>
+        <w:t>，</w:t>
+      </w:r>
+      <w:hyperlink r:id="rId40">
+        <w:r>
+          <w:rPr>
+            <w:lang w:val="zh_TW" w:bidi="zh_TW"/>
+          </w:rPr>
+          <w:rPr>
+            <w:color w:val="0000EE"/>
+            <w:u w:val="single"/>
+          </w:rPr>
+          <w:t>21:32</w:t>
+        </w:r>
+      </w:hyperlink>
+      <w:r>
+        <w:rPr>
+          <w:lang w:val="zh_TW" w:bidi="zh_TW"/>
+        </w:rPr>
+        <w:t>）。</w:t>
+      </w:r>
+    </w:p>
+    <w:p>
+      <w:pPr/>
+      <w:r>
+        <w:rPr>
+          <w:lang w:val="zh_TW" w:bidi="zh_TW"/>
+        </w:rPr>
+      </w:r>
+      <w:r>
+        <w:rPr>
+          <w:lang w:val="zh_TW" w:bidi="zh_TW"/>
+        </w:rPr>
+        <w:t>儘管如此，舊約有時也暗示人可以從墳墓得拯救（見</w:t>
+      </w:r>
+      <w:hyperlink r:id="rId41">
+        <w:r>
+          <w:rPr>
+            <w:lang w:val="zh_TW" w:bidi="zh_TW"/>
+          </w:rPr>
+          <w:rPr>
+            <w:color w:val="0000EE"/>
+            <w:u w:val="single"/>
+          </w:rPr>
+          <w:t>撒上2:6</w:t>
+        </w:r>
+      </w:hyperlink>
+      <w:r>
+        <w:rPr>
+          <w:lang w:val="zh_TW" w:bidi="zh_TW"/>
+        </w:rPr>
+        <w:t>；</w:t>
+      </w:r>
+      <w:hyperlink r:id="rId42">
+        <w:r>
+          <w:rPr>
+            <w:lang w:val="zh_TW" w:bidi="zh_TW"/>
+          </w:rPr>
+          <w:rPr>
+            <w:color w:val="0000EE"/>
+            <w:u w:val="single"/>
+          </w:rPr>
+          <w:t>詩16:10–11</w:t>
+        </w:r>
+      </w:hyperlink>
+      <w:r>
+        <w:rPr>
+          <w:lang w:val="zh_TW" w:bidi="zh_TW"/>
+        </w:rPr>
+        <w:t>，</w:t>
+      </w:r>
+      <w:hyperlink r:id="rId43">
+        <w:r>
+          <w:rPr>
+            <w:lang w:val="zh_TW" w:bidi="zh_TW"/>
+          </w:rPr>
+          <w:rPr>
+            <w:color w:val="0000EE"/>
+            <w:u w:val="single"/>
+          </w:rPr>
+          <w:t>30:3</w:t>
+        </w:r>
+      </w:hyperlink>
+      <w:r>
+        <w:rPr>
+          <w:lang w:val="zh_TW" w:bidi="zh_TW"/>
+        </w:rPr>
+        <w:t>，</w:t>
+      </w:r>
+      <w:hyperlink r:id="rId44">
+        <w:r>
+          <w:rPr>
+            <w:lang w:val="zh_TW" w:bidi="zh_TW"/>
+          </w:rPr>
+          <w:rPr>
+            <w:color w:val="0000EE"/>
+            <w:u w:val="single"/>
+          </w:rPr>
+          <w:t>49:15</w:t>
+        </w:r>
+      </w:hyperlink>
+      <w:r>
+        <w:rPr>
+          <w:lang w:val="zh_TW" w:bidi="zh_TW"/>
+        </w:rPr>
+        <w:t>，</w:t>
+      </w:r>
+      <w:hyperlink r:id="rId45">
+        <w:r>
+          <w:rPr>
+            <w:lang w:val="zh_TW" w:bidi="zh_TW"/>
+          </w:rPr>
+          <w:rPr>
+            <w:color w:val="0000EE"/>
+            <w:u w:val="single"/>
+          </w:rPr>
+          <w:t>56:13</w:t>
+        </w:r>
+      </w:hyperlink>
+      <w:r>
+        <w:rPr>
+          <w:lang w:val="zh_TW" w:bidi="zh_TW"/>
+        </w:rPr>
+        <w:t>，</w:t>
+      </w:r>
+      <w:hyperlink r:id="rId46">
+        <w:r>
+          <w:rPr>
+            <w:lang w:val="zh_TW" w:bidi="zh_TW"/>
+          </w:rPr>
+          <w:rPr>
+            <w:color w:val="0000EE"/>
+            <w:u w:val="single"/>
+          </w:rPr>
+          <w:t>73:24–26</w:t>
+        </w:r>
+      </w:hyperlink>
+      <w:r>
+        <w:rPr>
+          <w:lang w:val="zh_TW" w:bidi="zh_TW"/>
+        </w:rPr>
+        <w:t>，</w:t>
+      </w:r>
+      <w:hyperlink r:id="rId47">
+        <w:r>
+          <w:rPr>
+            <w:lang w:val="zh_TW" w:bidi="zh_TW"/>
+          </w:rPr>
+          <w:rPr>
+            <w:color w:val="0000EE"/>
+            <w:u w:val="single"/>
+          </w:rPr>
+          <w:t>86:13</w:t>
+        </w:r>
+      </w:hyperlink>
+      <w:r>
+        <w:rPr>
+          <w:lang w:val="zh_TW" w:bidi="zh_TW"/>
+        </w:rPr>
+        <w:t>，</w:t>
+      </w:r>
+      <w:hyperlink r:id="rId48">
+        <w:r>
+          <w:rPr>
+            <w:lang w:val="zh_TW" w:bidi="zh_TW"/>
+          </w:rPr>
+          <w:rPr>
+            <w:color w:val="0000EE"/>
+            <w:u w:val="single"/>
+          </w:rPr>
+          <w:t>139:7–10</w:t>
+        </w:r>
+      </w:hyperlink>
+      <w:r>
+        <w:rPr>
+          <w:lang w:val="zh_TW" w:bidi="zh_TW"/>
+        </w:rPr>
+        <w:t>；</w:t>
+      </w:r>
+      <w:hyperlink r:id="rId49">
+        <w:r>
+          <w:rPr>
+            <w:lang w:val="zh_TW" w:bidi="zh_TW"/>
+          </w:rPr>
+          <w:rPr>
+            <w:color w:val="0000EE"/>
+            <w:u w:val="single"/>
+          </w:rPr>
+          <w:t>賽26:19</w:t>
+        </w:r>
+      </w:hyperlink>
+      <w:r>
+        <w:rPr>
+          <w:lang w:val="zh_TW" w:bidi="zh_TW"/>
+        </w:rPr>
+        <w:t>）。約伯曾盼望陰間能緩解他的痛苦（</w:t>
+      </w:r>
+      <w:hyperlink r:id="rId50">
+        <w:r>
+          <w:rPr>
+            <w:lang w:val="zh_TW" w:bidi="zh_TW"/>
+          </w:rPr>
+          <w:rPr>
+            <w:color w:val="0000EE"/>
+            <w:u w:val="single"/>
+          </w:rPr>
+          <w:t>伯3:13–22</w:t>
+        </w:r>
+      </w:hyperlink>
+      <w:r>
+        <w:rPr>
+          <w:lang w:val="zh_TW" w:bidi="zh_TW"/>
+        </w:rPr>
+        <w:t>，</w:t>
+      </w:r>
+      <w:hyperlink r:id="rId51">
+        <w:r>
+          <w:rPr>
+            <w:lang w:val="zh_TW" w:bidi="zh_TW"/>
+          </w:rPr>
+          <w:rPr>
+            <w:color w:val="0000EE"/>
+            <w:u w:val="single"/>
+          </w:rPr>
+          <w:t>14:13–17</w:t>
+        </w:r>
+      </w:hyperlink>
+      <w:r>
+        <w:rPr>
+          <w:lang w:val="zh_TW" w:bidi="zh_TW"/>
+        </w:rPr>
+        <w:t>），並且他渴望有一位救贖主能在他死後為他辯護（</w:t>
+      </w:r>
+      <w:hyperlink r:id="rId52">
+        <w:r>
+          <w:rPr>
+            <w:lang w:val="zh_TW" w:bidi="zh_TW"/>
+          </w:rPr>
+          <w:rPr>
+            <w:color w:val="0000EE"/>
+            <w:u w:val="single"/>
+          </w:rPr>
+          <w:t>19:25–26</w:t>
+        </w:r>
+      </w:hyperlink>
+      <w:r>
+        <w:rPr>
+          <w:lang w:val="zh_TW" w:bidi="zh_TW"/>
+        </w:rPr>
+        <w:t>）。然而，唯有新約才完全應許，人能從死亡中得著救贖（</w:t>
+      </w:r>
+      <w:hyperlink r:id="rId53">
+        <w:r>
+          <w:rPr>
+            <w:lang w:val="zh_TW" w:bidi="zh_TW"/>
+          </w:rPr>
+          <w:rPr>
+            <w:color w:val="0000EE"/>
+            <w:u w:val="single"/>
+          </w:rPr>
+          <w:t>林前15:50–58</w:t>
+        </w:r>
+      </w:hyperlink>
+      <w:r>
+        <w:rPr>
+          <w:lang w:val="zh_TW" w:bidi="zh_TW"/>
+        </w:rPr>
+        <w:t>）。</w:t>
+      </w:r>
+    </w:p>
+    <w:p>
+      <w:pPr/>
+      <w:r>
+        <w:rPr>
+          <w:lang w:val="zh_TW" w:bidi="zh_TW"/>
+        </w:rPr>
+      </w:r>
+      <w:r>
+        <w:rPr>
+          <w:u w:val="single"/>
+          <w:lang w:val="zh_TW" w:bidi="zh_TW"/>
+        </w:rPr>
+        <w:t>進深研究的經文段落</w:t>
+      </w:r>
+    </w:p>
+    <w:p>
+      <w:pPr/>
+      <w:r>
+        <w:rPr>
+          <w:lang w:val="zh_TW" w:bidi="zh_TW"/>
+        </w:rPr>
+      </w:r>
+      <w:hyperlink r:id="rId41">
+        <w:r>
+          <w:rPr>
+            <w:lang w:val="zh_TW" w:bidi="zh_TW"/>
+          </w:rPr>
+          <w:rPr>
+            <w:color w:val="0000EE"/>
+            <w:u w:val="single"/>
+          </w:rPr>
+          <w:t>撒上2:6</w:t>
+        </w:r>
+      </w:hyperlink>
+      <w:r>
+        <w:rPr>
+          <w:lang w:val="zh_TW" w:bidi="zh_TW"/>
+        </w:rPr>
+        <w:t>，</w:t>
+      </w:r>
+      <w:hyperlink r:id="rId54">
+        <w:r>
+          <w:rPr>
+            <w:lang w:val="zh_TW" w:bidi="zh_TW"/>
+          </w:rPr>
+          <w:rPr>
+            <w:color w:val="0000EE"/>
+            <w:u w:val="single"/>
+          </w:rPr>
+          <w:t>28:11–15</w:t>
+        </w:r>
+      </w:hyperlink>
+      <w:r>
+        <w:rPr>
+          <w:lang w:val="zh_TW" w:bidi="zh_TW"/>
+        </w:rPr>
+        <w:t>；</w:t>
+      </w:r>
+      <w:hyperlink r:id="rId55">
+        <w:r>
+          <w:rPr>
+            <w:lang w:val="zh_TW" w:bidi="zh_TW"/>
+          </w:rPr>
+          <w:rPr>
+            <w:color w:val="0000EE"/>
+            <w:u w:val="single"/>
+          </w:rPr>
+          <w:t>王上17:20–22</w:t>
+        </w:r>
+      </w:hyperlink>
+      <w:r>
+        <w:rPr>
+          <w:lang w:val="zh_TW" w:bidi="zh_TW"/>
+        </w:rPr>
+        <w:t>；</w:t>
+      </w:r>
+      <w:hyperlink r:id="rId56">
+        <w:r>
+          <w:rPr>
+            <w:lang w:val="zh_TW" w:bidi="zh_TW"/>
+          </w:rPr>
+          <w:rPr>
+            <w:color w:val="0000EE"/>
+            <w:u w:val="single"/>
+          </w:rPr>
+          <w:t>王下4:32–35</w:t>
+        </w:r>
+      </w:hyperlink>
+      <w:r>
+        <w:rPr>
+          <w:lang w:val="zh_TW" w:bidi="zh_TW"/>
+        </w:rPr>
+        <w:t>；</w:t>
+      </w:r>
+      <w:hyperlink r:id="rId50">
+        <w:r>
+          <w:rPr>
+            <w:lang w:val="zh_TW" w:bidi="zh_TW"/>
+          </w:rPr>
+          <w:rPr>
+            <w:color w:val="0000EE"/>
+            <w:u w:val="single"/>
+          </w:rPr>
+          <w:t>伯3:13–22</w:t>
+        </w:r>
+      </w:hyperlink>
+      <w:r>
+        <w:rPr>
+          <w:lang w:val="zh_TW" w:bidi="zh_TW"/>
+        </w:rPr>
+        <w:t>，</w:t>
+      </w:r>
+      <w:hyperlink r:id="rId22">
+        <w:r>
+          <w:rPr>
+            <w:lang w:val="zh_TW" w:bidi="zh_TW"/>
+          </w:rPr>
+          <w:rPr>
+            <w:color w:val="0000EE"/>
+            <w:u w:val="single"/>
+          </w:rPr>
+          <w:t>7:9</w:t>
+        </w:r>
+      </w:hyperlink>
+      <w:r>
+        <w:rPr>
+          <w:lang w:val="zh_TW" w:bidi="zh_TW"/>
+        </w:rPr>
+        <w:t>，</w:t>
+      </w:r>
+      <w:hyperlink r:id="rId51">
+        <w:r>
+          <w:rPr>
+            <w:lang w:val="zh_TW" w:bidi="zh_TW"/>
+          </w:rPr>
+          <w:rPr>
+            <w:color w:val="0000EE"/>
+            <w:u w:val="single"/>
+          </w:rPr>
+          <w:t>14:13–17</w:t>
+        </w:r>
+      </w:hyperlink>
+      <w:r>
+        <w:rPr>
+          <w:lang w:val="zh_TW" w:bidi="zh_TW"/>
+        </w:rPr>
+        <w:t>，</w:t>
+      </w:r>
+      <w:hyperlink r:id="rId57">
+        <w:r>
+          <w:rPr>
+            <w:lang w:val="zh_TW" w:bidi="zh_TW"/>
+          </w:rPr>
+          <w:rPr>
+            <w:color w:val="0000EE"/>
+            <w:u w:val="single"/>
+          </w:rPr>
+          <w:t>17:13–16</w:t>
+        </w:r>
+      </w:hyperlink>
+      <w:r>
+        <w:rPr>
+          <w:lang w:val="zh_TW" w:bidi="zh_TW"/>
+        </w:rPr>
+        <w:t>，</w:t>
+      </w:r>
+      <w:hyperlink r:id="rId58">
+        <w:r>
+          <w:rPr>
+            <w:lang w:val="zh_TW" w:bidi="zh_TW"/>
+          </w:rPr>
+          <w:rPr>
+            <w:color w:val="0000EE"/>
+            <w:u w:val="single"/>
+          </w:rPr>
+          <w:t>19:25–27</w:t>
+        </w:r>
+      </w:hyperlink>
+      <w:r>
+        <w:rPr>
+          <w:lang w:val="zh_TW" w:bidi="zh_TW"/>
+        </w:rPr>
+        <w:t>；</w:t>
+      </w:r>
+      <w:hyperlink r:id="rId59">
+        <w:r>
+          <w:rPr>
+            <w:lang w:val="zh_TW" w:bidi="zh_TW"/>
+          </w:rPr>
+          <w:rPr>
+            <w:color w:val="0000EE"/>
+            <w:u w:val="single"/>
+          </w:rPr>
+          <w:t>詩6:5</w:t>
+        </w:r>
+      </w:hyperlink>
+      <w:r>
+        <w:rPr>
+          <w:lang w:val="zh_TW" w:bidi="zh_TW"/>
+        </w:rPr>
+        <w:t>，</w:t>
+      </w:r>
+      <w:hyperlink r:id="rId42">
+        <w:r>
+          <w:rPr>
+            <w:lang w:val="zh_TW" w:bidi="zh_TW"/>
+          </w:rPr>
+          <w:rPr>
+            <w:color w:val="0000EE"/>
+            <w:u w:val="single"/>
+          </w:rPr>
+          <w:t>16:10–11</w:t>
+        </w:r>
+      </w:hyperlink>
+      <w:r>
+        <w:rPr>
+          <w:lang w:val="zh_TW" w:bidi="zh_TW"/>
+        </w:rPr>
+        <w:t>，</w:t>
+      </w:r>
+      <w:hyperlink r:id="rId60">
+        <w:r>
+          <w:rPr>
+            <w:lang w:val="zh_TW" w:bidi="zh_TW"/>
+          </w:rPr>
+          <w:rPr>
+            <w:color w:val="0000EE"/>
+            <w:u w:val="single"/>
+          </w:rPr>
+          <w:t>17:15</w:t>
+        </w:r>
+      </w:hyperlink>
+      <w:r>
+        <w:rPr>
+          <w:lang w:val="zh_TW" w:bidi="zh_TW"/>
+        </w:rPr>
+        <w:t>，</w:t>
+      </w:r>
+      <w:hyperlink r:id="rId44">
+        <w:r>
+          <w:rPr>
+            <w:lang w:val="zh_TW" w:bidi="zh_TW"/>
+          </w:rPr>
+          <w:rPr>
+            <w:color w:val="0000EE"/>
+            <w:u w:val="single"/>
+          </w:rPr>
+          <w:t>49:15</w:t>
+        </w:r>
+      </w:hyperlink>
+      <w:r>
+        <w:rPr>
+          <w:lang w:val="zh_TW" w:bidi="zh_TW"/>
+        </w:rPr>
+        <w:t>，</w:t>
+      </w:r>
+      <w:hyperlink r:id="rId47">
+        <w:r>
+          <w:rPr>
+            <w:lang w:val="zh_TW" w:bidi="zh_TW"/>
+          </w:rPr>
+          <w:rPr>
+            <w:color w:val="0000EE"/>
+            <w:u w:val="single"/>
+          </w:rPr>
+          <w:t>86:13</w:t>
+        </w:r>
+      </w:hyperlink>
+      <w:r>
+        <w:rPr>
+          <w:lang w:val="zh_TW" w:bidi="zh_TW"/>
+        </w:rPr>
+        <w:t>，</w:t>
+      </w:r>
+      <w:hyperlink r:id="rId61">
+        <w:r>
+          <w:rPr>
+            <w:lang w:val="zh_TW" w:bidi="zh_TW"/>
+          </w:rPr>
+          <w:rPr>
+            <w:color w:val="0000EE"/>
+            <w:u w:val="single"/>
+          </w:rPr>
+          <w:t>88:11</w:t>
+        </w:r>
+      </w:hyperlink>
+      <w:r>
+        <w:rPr>
+          <w:lang w:val="zh_TW" w:bidi="zh_TW"/>
+        </w:rPr>
+        <w:t>，</w:t>
+      </w:r>
+      <w:hyperlink r:id="rId62">
+        <w:r>
+          <w:rPr>
+            <w:lang w:val="zh_TW" w:bidi="zh_TW"/>
+          </w:rPr>
+          <w:rPr>
+            <w:color w:val="0000EE"/>
+            <w:u w:val="single"/>
+          </w:rPr>
+          <w:t>139:8</w:t>
+        </w:r>
+      </w:hyperlink>
+      <w:r>
+        <w:rPr>
+          <w:lang w:val="zh_TW" w:bidi="zh_TW"/>
+        </w:rPr>
+        <w:t>，</w:t>
+      </w:r>
+      <w:hyperlink r:id="rId63">
+        <w:r>
+          <w:rPr>
+            <w:lang w:val="zh_TW" w:bidi="zh_TW"/>
+          </w:rPr>
+          <w:rPr>
+            <w:color w:val="0000EE"/>
+            <w:u w:val="single"/>
+          </w:rPr>
+          <w:t>141:7</w:t>
+        </w:r>
+      </w:hyperlink>
+      <w:r>
+        <w:rPr>
+          <w:lang w:val="zh_TW" w:bidi="zh_TW"/>
+        </w:rPr>
+        <w:t>；</w:t>
+      </w:r>
+      <w:hyperlink r:id="rId64">
+        <w:r>
+          <w:rPr>
+            <w:lang w:val="zh_TW" w:bidi="zh_TW"/>
+          </w:rPr>
+          <w:rPr>
+            <w:color w:val="0000EE"/>
+            <w:u w:val="single"/>
+          </w:rPr>
+          <w:t>箴1:12</w:t>
+        </w:r>
+      </w:hyperlink>
+      <w:r>
+        <w:rPr>
+          <w:lang w:val="zh_TW" w:bidi="zh_TW"/>
+        </w:rPr>
+        <w:t>，</w:t>
+      </w:r>
+      <w:hyperlink r:id="rId65">
+        <w:r>
+          <w:rPr>
+            <w:lang w:val="zh_TW" w:bidi="zh_TW"/>
+          </w:rPr>
+          <w:rPr>
+            <w:color w:val="0000EE"/>
+            <w:u w:val="single"/>
+          </w:rPr>
+          <w:t>15:11</w:t>
+        </w:r>
+      </w:hyperlink>
+      <w:r>
+        <w:rPr>
+          <w:lang w:val="zh_TW" w:bidi="zh_TW"/>
+        </w:rPr>
+        <w:t>；</w:t>
+      </w:r>
+      <w:hyperlink r:id="rId49">
+        <w:r>
+          <w:rPr>
+            <w:lang w:val="zh_TW" w:bidi="zh_TW"/>
+          </w:rPr>
+          <w:rPr>
+            <w:color w:val="0000EE"/>
+            <w:u w:val="single"/>
+          </w:rPr>
+          <w:t>賽26:19</w:t>
+        </w:r>
+      </w:hyperlink>
+      <w:r>
+        <w:rPr>
+          <w:lang w:val="zh_TW" w:bidi="zh_TW"/>
+        </w:rPr>
+        <w:t>，</w:t>
+      </w:r>
+      <w:hyperlink r:id="rId23">
+        <w:r>
+          <w:rPr>
+            <w:lang w:val="zh_TW" w:bidi="zh_TW"/>
+          </w:rPr>
+          <w:rPr>
+            <w:color w:val="0000EE"/>
+            <w:u w:val="single"/>
+          </w:rPr>
+          <w:t>38:18</w:t>
+        </w:r>
+      </w:hyperlink>
+      <w:r>
+        <w:rPr>
+          <w:lang w:val="zh_TW" w:bidi="zh_TW"/>
+        </w:rPr>
+        <w:t>；</w:t>
+      </w:r>
+      <w:hyperlink r:id="rId13">
+        <w:r>
+          <w:rPr>
+            <w:lang w:val="zh_TW" w:bidi="zh_TW"/>
+          </w:rPr>
+          <w:rPr>
+            <w:color w:val="0000EE"/>
+            <w:u w:val="single"/>
+          </w:rPr>
+          <w:t>結26:20</w:t>
+        </w:r>
+      </w:hyperlink>
+      <w:r>
+        <w:rPr>
+          <w:lang w:val="zh_TW" w:bidi="zh_TW"/>
+        </w:rPr>
+        <w:t>；</w:t>
+      </w:r>
+      <w:hyperlink r:id="rId66">
+        <w:r>
+          <w:rPr>
+            <w:lang w:val="zh_TW" w:bidi="zh_TW"/>
+          </w:rPr>
+          <w:rPr>
+            <w:color w:val="0000EE"/>
+            <w:u w:val="single"/>
+          </w:rPr>
+          <w:t>太22:31–32</w:t>
+        </w:r>
+      </w:hyperlink>
+      <w:r>
+        <w:rPr>
+          <w:lang w:val="zh_TW" w:bidi="zh_TW"/>
+        </w:rPr>
+        <w:t>；</w:t>
+      </w:r>
+      <w:hyperlink r:id="rId67">
+        <w:r>
+          <w:rPr>
+            <w:lang w:val="zh_TW" w:bidi="zh_TW"/>
+          </w:rPr>
+          <w:rPr>
+            <w:color w:val="0000EE"/>
+            <w:u w:val="single"/>
+          </w:rPr>
+          <w:t>羅8:23</w:t>
+        </w:r>
+      </w:hyperlink>
+      <w:r>
+        <w:rPr>
+          <w:lang w:val="zh_TW" w:bidi="zh_TW"/>
+        </w:rPr>
+        <w:t>；</w:t>
+      </w:r>
+      <w:hyperlink r:id="rId53">
+        <w:r>
+          <w:rPr>
+            <w:lang w:val="zh_TW" w:bidi="zh_TW"/>
+          </w:rPr>
+          <w:rPr>
+            <w:color w:val="0000EE"/>
+            <w:u w:val="single"/>
+          </w:rPr>
+          <w:t>林前15:50–58</w:t>
+        </w:r>
+      </w:hyperlink>
+      <w:r>
+        <w:rPr>
+          <w:lang w:val="zh_TW" w:bidi="zh_TW"/>
+        </w:rPr>
+        <w:t>；</w:t>
+      </w:r>
+      <w:hyperlink r:id="rId68">
+        <w:r>
+          <w:rPr>
+            <w:lang w:val="zh_TW" w:bidi="zh_TW"/>
+          </w:rPr>
+          <w:rPr>
+            <w:color w:val="0000EE"/>
+            <w:u w:val="single"/>
+          </w:rPr>
+          <w:t>腓3:21</w:t>
+        </w:r>
+      </w:hyperlink>
+      <w:r>
+        <w:rPr>
+          <w:lang w:val="zh_TW" w:bidi="zh_TW"/>
+        </w:rPr>
+      </w:r>
+      <w:r>
+        <w:rPr>
+          <w:lang w:val="zh_TW" w:bidi="zh_TW"/>
+        </w:rPr>
+      </w:r>
+    </w:p>
+    <w:p>
+      <w:pPr/>
+      <w:r>
+        <w:rPr>
+          <w:lang w:val="zh_TW" w:bidi="zh_TW"/>
+        </w:rPr>
+      </w:r>
+    </w:p>
+    <w:p>
+      <w:pPr>
+        <w:pStyle w:val="Heading2"/>
+      </w:pPr>
+      <w:r>
+        <w:rPr>
+          <w:lang w:val="zh_TW" w:bidi="zh_TW"/>
+        </w:rPr>
+        <w:t>死人復活</w:t>
+      </w:r>
+      <w:r>
+        <w:rPr>
+          <w:lang w:val="zh_TW" w:bidi="zh_TW"/>
+        </w:rPr>
+      </w:r>
+    </w:p>
+    <w:p>
+      <w:pPr/>
+      <w:r>
+        <w:rPr>
+          <w:lang w:val="zh_TW" w:bidi="zh_TW"/>
+        </w:rPr>
+      </w:r>
+      <w:r>
+        <w:rPr>
+          <w:lang w:val="zh_TW" w:bidi="zh_TW"/>
+        </w:rPr>
+        <w:t>耶穌曾談論將來所有人的復活。神將使所有人復活，或是進入永生，或是接受審判（</w:t>
+      </w:r>
+      <w:hyperlink r:id="rId69">
+        <w:r>
+          <w:rPr>
+            <w:lang w:val="zh_TW" w:bidi="zh_TW"/>
+          </w:rPr>
+          <w:rPr>
+            <w:color w:val="0000EE"/>
+            <w:u w:val="single"/>
+          </w:rPr>
+          <w:t>可12:26–27</w:t>
+        </w:r>
+      </w:hyperlink>
+      <w:r>
+        <w:rPr>
+          <w:lang w:val="zh_TW" w:bidi="zh_TW"/>
+        </w:rPr>
+        <w:t>；</w:t>
+      </w:r>
+      <w:hyperlink r:id="rId70">
+        <w:r>
+          <w:rPr>
+            <w:lang w:val="zh_TW" w:bidi="zh_TW"/>
+          </w:rPr>
+          <w:rPr>
+            <w:color w:val="0000EE"/>
+            <w:u w:val="single"/>
+          </w:rPr>
+          <w:t>約5:28–29</w:t>
+        </w:r>
+      </w:hyperlink>
+      <w:r>
+        <w:rPr>
+          <w:lang w:val="zh_TW" w:bidi="zh_TW"/>
+        </w:rPr>
+        <w:t>，</w:t>
+      </w:r>
+      <w:hyperlink r:id="rId71">
+        <w:r>
+          <w:rPr>
+            <w:lang w:val="zh_TW" w:bidi="zh_TW"/>
+          </w:rPr>
+          <w:rPr>
+            <w:color w:val="0000EE"/>
+            <w:u w:val="single"/>
+          </w:rPr>
+          <w:t>6:39–40</w:t>
+        </w:r>
+      </w:hyperlink>
+      <w:r>
+        <w:rPr>
+          <w:lang w:val="zh_TW" w:bidi="zh_TW"/>
+        </w:rPr>
+        <w:t>、</w:t>
+      </w:r>
+      <w:hyperlink r:id="rId72">
+        <w:r>
+          <w:rPr>
+            <w:lang w:val="zh_TW" w:bidi="zh_TW"/>
+          </w:rPr>
+          <w:rPr>
+            <w:color w:val="0000EE"/>
+            <w:u w:val="single"/>
+          </w:rPr>
+          <w:t>44</w:t>
+        </w:r>
+      </w:hyperlink>
+      <w:r>
+        <w:rPr>
+          <w:lang w:val="zh_TW" w:bidi="zh_TW"/>
+        </w:rPr>
+        <w:t>、</w:t>
+      </w:r>
+      <w:hyperlink r:id="rId73">
+        <w:r>
+          <w:rPr>
+            <w:lang w:val="zh_TW" w:bidi="zh_TW"/>
+          </w:rPr>
+          <w:rPr>
+            <w:color w:val="0000EE"/>
+            <w:u w:val="single"/>
+          </w:rPr>
+          <w:t>54</w:t>
+        </w:r>
+      </w:hyperlink>
+      <w:r>
+        <w:rPr>
+          <w:lang w:val="zh_TW" w:bidi="zh_TW"/>
+        </w:rPr>
+        <w:t>，</w:t>
+      </w:r>
+      <w:hyperlink r:id="rId74">
+        <w:r>
+          <w:rPr>
+            <w:lang w:val="zh_TW" w:bidi="zh_TW"/>
+          </w:rPr>
+          <w:rPr>
+            <w:color w:val="0000EE"/>
+            <w:u w:val="single"/>
+          </w:rPr>
+          <w:t>11:25–26</w:t>
+        </w:r>
+      </w:hyperlink>
+      <w:r>
+        <w:rPr>
+          <w:lang w:val="zh_TW" w:bidi="zh_TW"/>
+        </w:rPr>
+        <w:t>；另見</w:t>
+      </w:r>
+      <w:hyperlink r:id="rId75">
+        <w:r>
+          <w:rPr>
+            <w:lang w:val="zh_TW" w:bidi="zh_TW"/>
+          </w:rPr>
+          <w:rPr>
+            <w:color w:val="0000EE"/>
+            <w:u w:val="single"/>
+          </w:rPr>
+          <w:t>路20:34–36</w:t>
+        </w:r>
+      </w:hyperlink>
+      <w:r>
+        <w:rPr>
+          <w:lang w:val="zh_TW" w:bidi="zh_TW"/>
+        </w:rPr>
+        <w:t>）。當耶穌再來時，衪所有的跟隨者都將復活，永遠與衪同在（</w:t>
+      </w:r>
+      <w:hyperlink r:id="rId76">
+        <w:r>
+          <w:rPr>
+            <w:lang w:val="zh_TW" w:bidi="zh_TW"/>
+          </w:rPr>
+          <w:rPr>
+            <w:color w:val="0000EE"/>
+            <w:u w:val="single"/>
+          </w:rPr>
+          <w:t>帖前4:13–18</w:t>
+        </w:r>
+      </w:hyperlink>
+      <w:r>
+        <w:rPr>
+          <w:lang w:val="zh_TW" w:bidi="zh_TW"/>
+        </w:rPr>
+        <w:t>；另見</w:t>
+      </w:r>
+      <w:hyperlink r:id="rId77">
+        <w:r>
+          <w:rPr>
+            <w:lang w:val="zh_TW" w:bidi="zh_TW"/>
+          </w:rPr>
+          <w:rPr>
+            <w:color w:val="0000EE"/>
+            <w:u w:val="single"/>
+          </w:rPr>
+          <w:t>林後5:1–10</w:t>
+        </w:r>
+      </w:hyperlink>
+      <w:r>
+        <w:rPr>
+          <w:lang w:val="zh_TW" w:bidi="zh_TW"/>
+        </w:rPr>
+        <w:t>）。</w:t>
+      </w:r>
+    </w:p>
+    <w:p>
+      <w:pPr/>
+      <w:r>
+        <w:rPr>
+          <w:lang w:val="zh_TW" w:bidi="zh_TW"/>
+        </w:rPr>
+      </w:r>
+      <w:r>
+        <w:rPr>
+          <w:lang w:val="zh_TW" w:bidi="zh_TW"/>
+        </w:rPr>
+        <w:t>這種堅定的盼望塑造了早期基督徒的觀點。他們通過專注於將來的生命來忍受苦難（</w:t>
+      </w:r>
+      <w:hyperlink r:id="rId78">
+        <w:r>
+          <w:rPr>
+            <w:lang w:val="zh_TW" w:bidi="zh_TW"/>
+          </w:rPr>
+          <w:rPr>
+            <w:color w:val="0000EE"/>
+            <w:u w:val="single"/>
+          </w:rPr>
+          <w:t>林後4:16–18</w:t>
+        </w:r>
+      </w:hyperlink>
+      <w:r>
+        <w:rPr>
+          <w:lang w:val="zh_TW" w:bidi="zh_TW"/>
+        </w:rPr>
+        <w:t xml:space="preserve">；比較 </w:t>
+      </w:r>
+      <w:hyperlink r:id="rId79">
+        <w:r>
+          <w:rPr>
+            <w:lang w:val="zh_TW" w:bidi="zh_TW"/>
+          </w:rPr>
+          <w:rPr>
+            <w:color w:val="0000EE"/>
+            <w:u w:val="single"/>
+          </w:rPr>
+          <w:t>來12:2</w:t>
+        </w:r>
+      </w:hyperlink>
+      <w:r>
+        <w:rPr>
+          <w:lang w:val="zh_TW" w:bidi="zh_TW"/>
+        </w:rPr>
+        <w:t>）。他們盼望耶穌的再來，使他們的身體復活，並期盼永遠與衪同住（</w:t>
+      </w:r>
+      <w:hyperlink r:id="rId80">
+        <w:r>
+          <w:rPr>
+            <w:lang w:val="zh_TW" w:bidi="zh_TW"/>
+          </w:rPr>
+          <w:rPr>
+            <w:color w:val="0000EE"/>
+            <w:u w:val="single"/>
+          </w:rPr>
+          <w:t>彼前1:3–6</w:t>
+        </w:r>
+      </w:hyperlink>
+      <w:r>
+        <w:rPr>
+          <w:lang w:val="zh_TW" w:bidi="zh_TW"/>
+        </w:rPr>
+        <w:t>、</w:t>
+      </w:r>
+      <w:hyperlink r:id="rId81">
+        <w:r>
+          <w:rPr>
+            <w:lang w:val="zh_TW" w:bidi="zh_TW"/>
+          </w:rPr>
+          <w:rPr>
+            <w:color w:val="0000EE"/>
+            <w:u w:val="single"/>
+          </w:rPr>
+          <w:t>23</w:t>
+        </w:r>
+      </w:hyperlink>
+      <w:r>
+        <w:rPr>
+          <w:lang w:val="zh_TW" w:bidi="zh_TW"/>
+        </w:rPr>
+        <w:t>）。他們的信仰是建基於耶穌自己身體復活的基礎上（</w:t>
+      </w:r>
+      <w:hyperlink r:id="rId82">
+        <w:r>
+          <w:rPr>
+            <w:lang w:val="zh_TW" w:bidi="zh_TW"/>
+          </w:rPr>
+          <w:rPr>
+            <w:color w:val="0000EE"/>
+            <w:u w:val="single"/>
+          </w:rPr>
+          <w:t>林前15:12–20</w:t>
+        </w:r>
+      </w:hyperlink>
+      <w:r>
+        <w:rPr>
+          <w:lang w:val="zh_TW" w:bidi="zh_TW"/>
+        </w:rPr>
+        <w:t>；</w:t>
+      </w:r>
+      <w:hyperlink r:id="rId83">
+        <w:r>
+          <w:rPr>
+            <w:lang w:val="zh_TW" w:bidi="zh_TW"/>
+          </w:rPr>
+          <w:rPr>
+            <w:color w:val="0000EE"/>
+            <w:u w:val="single"/>
+          </w:rPr>
+          <w:t>徒4:33</w:t>
+        </w:r>
+      </w:hyperlink>
+      <w:r>
+        <w:rPr>
+          <w:lang w:val="zh_TW" w:bidi="zh_TW"/>
+        </w:rPr>
+        <w:t>；另見</w:t>
+      </w:r>
+      <w:hyperlink r:id="rId84">
+        <w:r>
+          <w:rPr>
+            <w:lang w:val="zh_TW" w:bidi="zh_TW"/>
+          </w:rPr>
+          <w:rPr>
+            <w:color w:val="0000EE"/>
+            <w:u w:val="single"/>
+          </w:rPr>
+          <w:t>林後4:14</w:t>
+        </w:r>
+      </w:hyperlink>
+      <w:r>
+        <w:rPr>
+          <w:lang w:val="zh_TW" w:bidi="zh_TW"/>
+        </w:rPr>
+        <w:t>）。</w:t>
+      </w:r>
+    </w:p>
+    <w:p>
+      <w:pPr/>
+      <w:r>
+        <w:rPr>
+          <w:lang w:val="zh_TW" w:bidi="zh_TW"/>
+        </w:rPr>
+      </w:r>
+      <w:r>
+        <w:rPr>
+          <w:lang w:val="zh_TW" w:bidi="zh_TW"/>
+        </w:rPr>
+        <w:t>復活後的身體將會與我們現在的身體截然不同，我們現在的身體是有限的、軟弱的。 這些新的身體將如同基督自己的復活身體一樣：榮耀、強壯、不朽壞，並且是屬靈的（</w:t>
+      </w:r>
+      <w:hyperlink r:id="rId85">
+        <w:r>
+          <w:rPr>
+            <w:lang w:val="zh_TW" w:bidi="zh_TW"/>
+          </w:rPr>
+          <w:rPr>
+            <w:color w:val="0000EE"/>
+            <w:u w:val="single"/>
+          </w:rPr>
+          <w:t>林前15:35–58</w:t>
+        </w:r>
+      </w:hyperlink>
+      <w:r>
+        <w:rPr>
+          <w:lang w:val="zh_TW" w:bidi="zh_TW"/>
+        </w:rPr>
+        <w:t>）。</w:t>
+      </w:r>
+    </w:p>
+    <w:p>
+      <w:pPr/>
+      <w:r>
+        <w:rPr>
+          <w:lang w:val="zh_TW" w:bidi="zh_TW"/>
+        </w:rPr>
+      </w:r>
+      <w:r>
+        <w:rPr>
+          <w:lang w:val="zh_TW" w:bidi="zh_TW"/>
+        </w:rPr>
+        <w:t>基督徒已與基督聯合，因此他們現在就開始體驗復活的生命。他們與基督「一同復活」，並且「向神在基督耶穌裡，卻當看自己是活的」（</w:t>
+      </w:r>
+      <w:hyperlink r:id="rId86">
+        <w:r>
+          <w:rPr>
+            <w:lang w:val="zh_TW" w:bidi="zh_TW"/>
+          </w:rPr>
+          <w:rPr>
+            <w:color w:val="0000EE"/>
+            <w:u w:val="single"/>
+          </w:rPr>
+          <w:t>羅6:4–11</w:t>
+        </w:r>
+      </w:hyperlink>
+      <w:r>
+        <w:rPr>
+          <w:lang w:val="zh_TW" w:bidi="zh_TW"/>
+        </w:rPr>
+        <w:t>，</w:t>
+      </w:r>
+      <w:hyperlink r:id="rId87">
+        <w:r>
+          <w:rPr>
+            <w:lang w:val="zh_TW" w:bidi="zh_TW"/>
+          </w:rPr>
+          <w:rPr>
+            <w:color w:val="0000EE"/>
+            <w:u w:val="single"/>
+          </w:rPr>
+          <w:t>8:10–11</w:t>
+        </w:r>
+      </w:hyperlink>
+      <w:r>
+        <w:rPr>
+          <w:lang w:val="zh_TW" w:bidi="zh_TW"/>
+        </w:rPr>
+        <w:t>；</w:t>
+      </w:r>
+      <w:hyperlink r:id="rId88">
+        <w:r>
+          <w:rPr>
+            <w:lang w:val="zh_TW" w:bidi="zh_TW"/>
+          </w:rPr>
+          <w:rPr>
+            <w:color w:val="0000EE"/>
+            <w:u w:val="single"/>
+          </w:rPr>
+          <w:t>西2:12</w:t>
+        </w:r>
+      </w:hyperlink>
+      <w:r>
+        <w:rPr>
+          <w:lang w:val="zh_TW" w:bidi="zh_TW"/>
+        </w:rPr>
+        <w:t>）。他們現今的生活專注於天上的屬靈實際，而不是世俗的事物（</w:t>
+      </w:r>
+      <w:hyperlink r:id="rId89">
+        <w:r>
+          <w:rPr>
+            <w:lang w:val="zh_TW" w:bidi="zh_TW"/>
+          </w:rPr>
+          <w:rPr>
+            <w:color w:val="0000EE"/>
+            <w:u w:val="single"/>
+          </w:rPr>
+          <w:t>西3:1–4</w:t>
+        </w:r>
+      </w:hyperlink>
+      <w:r>
+        <w:rPr>
+          <w:lang w:val="zh_TW" w:bidi="zh_TW"/>
+        </w:rPr>
+        <w:t>）。基督徒可以經歷這新生命轉化的大能，使他們脫離罪和死亡的轄制（</w:t>
+      </w:r>
+      <w:hyperlink r:id="rId90">
+        <w:r>
+          <w:rPr>
+            <w:lang w:val="zh_TW" w:bidi="zh_TW"/>
+          </w:rPr>
+          <w:rPr>
+            <w:color w:val="0000EE"/>
+            <w:u w:val="single"/>
+          </w:rPr>
+          <w:t>羅8:1–4</w:t>
+        </w:r>
+      </w:hyperlink>
+      <w:r>
+        <w:rPr>
+          <w:lang w:val="zh_TW" w:bidi="zh_TW"/>
+        </w:rPr>
+        <w:t>）。在所有挑戰中，他們信靠神的復活大能，而不是依靠自己（</w:t>
+      </w:r>
+      <w:hyperlink r:id="rId91">
+        <w:r>
+          <w:rPr>
+            <w:lang w:val="zh_TW" w:bidi="zh_TW"/>
+          </w:rPr>
+          <w:rPr>
+            <w:color w:val="0000EE"/>
+            <w:u w:val="single"/>
+          </w:rPr>
+          <w:t>林後1:9</w:t>
+        </w:r>
+      </w:hyperlink>
+      <w:r>
+        <w:rPr>
+          <w:lang w:val="zh_TW" w:bidi="zh_TW"/>
+        </w:rPr>
+        <w:t>）。</w:t>
+      </w:r>
+    </w:p>
+    <w:p>
+      <w:pPr/>
+      <w:r>
+        <w:rPr>
+          <w:lang w:val="zh_TW" w:bidi="zh_TW"/>
+        </w:rPr>
+      </w:r>
+      <w:r>
+        <w:rPr>
+          <w:u w:val="single"/>
+          <w:lang w:val="zh_TW" w:bidi="zh_TW"/>
+        </w:rPr>
+        <w:t>進深研究的經文段落</w:t>
+      </w:r>
+    </w:p>
+    <w:p>
+      <w:pPr/>
+      <w:r>
+        <w:rPr>
+          <w:lang w:val="zh_TW" w:bidi="zh_TW"/>
+        </w:rPr>
+      </w:r>
+      <w:hyperlink r:id="rId58">
+        <w:r>
+          <w:rPr>
+            <w:lang w:val="zh_TW" w:bidi="zh_TW"/>
+          </w:rPr>
+          <w:rPr>
+            <w:color w:val="0000EE"/>
+            <w:u w:val="single"/>
+          </w:rPr>
+          <w:t>伯19:25–27</w:t>
+        </w:r>
+      </w:hyperlink>
+      <w:r>
+        <w:rPr>
+          <w:lang w:val="zh_TW" w:bidi="zh_TW"/>
+        </w:rPr>
+        <w:t>；</w:t>
+      </w:r>
+      <w:hyperlink r:id="rId92">
+        <w:r>
+          <w:rPr>
+            <w:lang w:val="zh_TW" w:bidi="zh_TW"/>
+          </w:rPr>
+          <w:rPr>
+            <w:color w:val="0000EE"/>
+            <w:u w:val="single"/>
+          </w:rPr>
+          <w:t>詩16:10</w:t>
+        </w:r>
+      </w:hyperlink>
+      <w:r>
+        <w:rPr>
+          <w:lang w:val="zh_TW" w:bidi="zh_TW"/>
+        </w:rPr>
+        <w:t>，</w:t>
+      </w:r>
+      <w:hyperlink r:id="rId44">
+        <w:r>
+          <w:rPr>
+            <w:lang w:val="zh_TW" w:bidi="zh_TW"/>
+          </w:rPr>
+          <w:rPr>
+            <w:color w:val="0000EE"/>
+            <w:u w:val="single"/>
+          </w:rPr>
+          <w:t>49:15</w:t>
+        </w:r>
+      </w:hyperlink>
+      <w:r>
+        <w:rPr>
+          <w:lang w:val="zh_TW" w:bidi="zh_TW"/>
+        </w:rPr>
+        <w:t>；</w:t>
+      </w:r>
+      <w:hyperlink r:id="rId93">
+        <w:r>
+          <w:rPr>
+            <w:lang w:val="zh_TW" w:bidi="zh_TW"/>
+          </w:rPr>
+          <w:rPr>
+            <w:color w:val="0000EE"/>
+            <w:u w:val="single"/>
+          </w:rPr>
+          <w:t>但12:2–3</w:t>
+        </w:r>
+      </w:hyperlink>
+      <w:r>
+        <w:rPr>
+          <w:lang w:val="zh_TW" w:bidi="zh_TW"/>
+        </w:rPr>
+        <w:t>；</w:t>
+      </w:r>
+      <w:hyperlink r:id="rId94">
+        <w:r>
+          <w:rPr>
+            <w:lang w:val="zh_TW" w:bidi="zh_TW"/>
+          </w:rPr>
+          <w:rPr>
+            <w:color w:val="0000EE"/>
+            <w:u w:val="single"/>
+          </w:rPr>
+          <w:t>太16:21</w:t>
+        </w:r>
+      </w:hyperlink>
+      <w:r>
+        <w:rPr>
+          <w:lang w:val="zh_TW" w:bidi="zh_TW"/>
+        </w:rPr>
+        <w:t>，</w:t>
+      </w:r>
+      <w:hyperlink r:id="rId95">
+        <w:r>
+          <w:rPr>
+            <w:lang w:val="zh_TW" w:bidi="zh_TW"/>
+          </w:rPr>
+          <w:rPr>
+            <w:color w:val="0000EE"/>
+            <w:u w:val="single"/>
+          </w:rPr>
+          <w:t>28:1–10</w:t>
+        </w:r>
+      </w:hyperlink>
+      <w:r>
+        <w:rPr>
+          <w:lang w:val="zh_TW" w:bidi="zh_TW"/>
+        </w:rPr>
+        <w:t>；</w:t>
+      </w:r>
+      <w:hyperlink r:id="rId96">
+        <w:r>
+          <w:rPr>
+            <w:lang w:val="zh_TW" w:bidi="zh_TW"/>
+          </w:rPr>
+          <w:rPr>
+            <w:color w:val="0000EE"/>
+            <w:u w:val="single"/>
+          </w:rPr>
+          <w:t>可12:18–27</w:t>
+        </w:r>
+      </w:hyperlink>
+      <w:r>
+        <w:rPr>
+          <w:lang w:val="zh_TW" w:bidi="zh_TW"/>
+        </w:rPr>
+        <w:t>；</w:t>
+      </w:r>
+      <w:hyperlink r:id="rId97">
+        <w:r>
+          <w:rPr>
+            <w:lang w:val="zh_TW" w:bidi="zh_TW"/>
+          </w:rPr>
+          <w:rPr>
+            <w:color w:val="0000EE"/>
+            <w:u w:val="single"/>
+          </w:rPr>
+          <w:t>約3:13–16</w:t>
+        </w:r>
+      </w:hyperlink>
+      <w:r>
+        <w:rPr>
+          <w:lang w:val="zh_TW" w:bidi="zh_TW"/>
+        </w:rPr>
+        <w:t>，</w:t>
+      </w:r>
+      <w:hyperlink r:id="rId98">
+        <w:r>
+          <w:rPr>
+            <w:lang w:val="zh_TW" w:bidi="zh_TW"/>
+          </w:rPr>
+          <w:rPr>
+            <w:color w:val="0000EE"/>
+            <w:u w:val="single"/>
+          </w:rPr>
+          <w:t>5:25–30</w:t>
+        </w:r>
+      </w:hyperlink>
+      <w:r>
+        <w:rPr>
+          <w:lang w:val="zh_TW" w:bidi="zh_TW"/>
+        </w:rPr>
+        <w:t>，</w:t>
+      </w:r>
+      <w:hyperlink r:id="rId71">
+        <w:r>
+          <w:rPr>
+            <w:lang w:val="zh_TW" w:bidi="zh_TW"/>
+          </w:rPr>
+          <w:rPr>
+            <w:color w:val="0000EE"/>
+            <w:u w:val="single"/>
+          </w:rPr>
+          <w:t>6:39–40</w:t>
+        </w:r>
+      </w:hyperlink>
+      <w:r>
+        <w:rPr>
+          <w:lang w:val="zh_TW" w:bidi="zh_TW"/>
+        </w:rPr>
+        <w:t>，</w:t>
+      </w:r>
+      <w:hyperlink r:id="rId99">
+        <w:r>
+          <w:rPr>
+            <w:lang w:val="zh_TW" w:bidi="zh_TW"/>
+          </w:rPr>
+          <w:rPr>
+            <w:color w:val="0000EE"/>
+            <w:u w:val="single"/>
+          </w:rPr>
+          <w:t>11:21–27</w:t>
+        </w:r>
+      </w:hyperlink>
+      <w:r>
+        <w:rPr>
+          <w:lang w:val="zh_TW" w:bidi="zh_TW"/>
+        </w:rPr>
+        <w:t>；</w:t>
+      </w:r>
+      <w:hyperlink r:id="rId100">
+        <w:r>
+          <w:rPr>
+            <w:lang w:val="zh_TW" w:bidi="zh_TW"/>
+          </w:rPr>
+          <w:rPr>
+            <w:color w:val="0000EE"/>
+            <w:u w:val="single"/>
+          </w:rPr>
+          <w:t>徒2:23–24</w:t>
+        </w:r>
+      </w:hyperlink>
+      <w:r>
+        <w:rPr>
+          <w:lang w:val="zh_TW" w:bidi="zh_TW"/>
+        </w:rPr>
+        <w:t>，</w:t>
+      </w:r>
+      <w:hyperlink r:id="rId101">
+        <w:r>
+          <w:rPr>
+            <w:lang w:val="zh_TW" w:bidi="zh_TW"/>
+          </w:rPr>
+          <w:rPr>
+            <w:color w:val="0000EE"/>
+            <w:u w:val="single"/>
+          </w:rPr>
+          <w:t>3:14–15</w:t>
+        </w:r>
+      </w:hyperlink>
+      <w:r>
+        <w:rPr>
+          <w:lang w:val="zh_TW" w:bidi="zh_TW"/>
+        </w:rPr>
+        <w:t>，</w:t>
+      </w:r>
+      <w:hyperlink r:id="rId83">
+        <w:r>
+          <w:rPr>
+            <w:lang w:val="zh_TW" w:bidi="zh_TW"/>
+          </w:rPr>
+          <w:rPr>
+            <w:color w:val="0000EE"/>
+            <w:u w:val="single"/>
+          </w:rPr>
+          <w:t>4:33</w:t>
+        </w:r>
+      </w:hyperlink>
+      <w:r>
+        <w:rPr>
+          <w:lang w:val="zh_TW" w:bidi="zh_TW"/>
+        </w:rPr>
+        <w:t>，</w:t>
+      </w:r>
+      <w:hyperlink r:id="rId102">
+        <w:r>
+          <w:rPr>
+            <w:lang w:val="zh_TW" w:bidi="zh_TW"/>
+          </w:rPr>
+          <w:rPr>
+            <w:color w:val="0000EE"/>
+            <w:u w:val="single"/>
+          </w:rPr>
+          <w:t>10:39–41</w:t>
+        </w:r>
+      </w:hyperlink>
+      <w:r>
+        <w:rPr>
+          <w:lang w:val="zh_TW" w:bidi="zh_TW"/>
+        </w:rPr>
+        <w:t>，</w:t>
+      </w:r>
+      <w:hyperlink r:id="rId103">
+        <w:r>
+          <w:rPr>
+            <w:lang w:val="zh_TW" w:bidi="zh_TW"/>
+          </w:rPr>
+          <w:rPr>
+            <w:color w:val="0000EE"/>
+            <w:u w:val="single"/>
+          </w:rPr>
+          <w:t>17:2–3</w:t>
+        </w:r>
+      </w:hyperlink>
+      <w:r>
+        <w:rPr>
+          <w:lang w:val="zh_TW" w:bidi="zh_TW"/>
+        </w:rPr>
+        <w:t>，</w:t>
+      </w:r>
+      <w:hyperlink r:id="rId104">
+        <w:r>
+          <w:rPr>
+            <w:lang w:val="zh_TW" w:bidi="zh_TW"/>
+          </w:rPr>
+          <w:rPr>
+            <w:color w:val="0000EE"/>
+            <w:u w:val="single"/>
+          </w:rPr>
+          <w:t>24:15</w:t>
+        </w:r>
+      </w:hyperlink>
+      <w:r>
+        <w:rPr>
+          <w:lang w:val="zh_TW" w:bidi="zh_TW"/>
+        </w:rPr>
+        <w:t>，</w:t>
+      </w:r>
+      <w:hyperlink r:id="rId105">
+        <w:r>
+          <w:rPr>
+            <w:lang w:val="zh_TW" w:bidi="zh_TW"/>
+          </w:rPr>
+          <w:rPr>
+            <w:color w:val="0000EE"/>
+            <w:u w:val="single"/>
+          </w:rPr>
+          <w:t>26:22–23</w:t>
+        </w:r>
+      </w:hyperlink>
+      <w:r>
+        <w:rPr>
+          <w:lang w:val="zh_TW" w:bidi="zh_TW"/>
+        </w:rPr>
+        <w:t>；</w:t>
+      </w:r>
+      <w:hyperlink r:id="rId106">
+        <w:r>
+          <w:rPr>
+            <w:lang w:val="zh_TW" w:bidi="zh_TW"/>
+          </w:rPr>
+          <w:rPr>
+            <w:color w:val="0000EE"/>
+            <w:u w:val="single"/>
+          </w:rPr>
+          <w:t>羅1:4</w:t>
+        </w:r>
+      </w:hyperlink>
+      <w:r>
+        <w:rPr>
+          <w:lang w:val="zh_TW" w:bidi="zh_TW"/>
+        </w:rPr>
+        <w:t>，</w:t>
+      </w:r>
+      <w:hyperlink r:id="rId107">
+        <w:r>
+          <w:rPr>
+            <w:lang w:val="zh_TW" w:bidi="zh_TW"/>
+          </w:rPr>
+          <w:rPr>
+            <w:color w:val="0000EE"/>
+            <w:u w:val="single"/>
+          </w:rPr>
+          <w:t>4:25</w:t>
+        </w:r>
+      </w:hyperlink>
+      <w:r>
+        <w:rPr>
+          <w:lang w:val="zh_TW" w:bidi="zh_TW"/>
+        </w:rPr>
+        <w:t>，</w:t>
+      </w:r>
+      <w:hyperlink r:id="rId86">
+        <w:r>
+          <w:rPr>
+            <w:lang w:val="zh_TW" w:bidi="zh_TW"/>
+          </w:rPr>
+          <w:rPr>
+            <w:color w:val="0000EE"/>
+            <w:u w:val="single"/>
+          </w:rPr>
+          <w:t>6:4–11</w:t>
+        </w:r>
+      </w:hyperlink>
+      <w:r>
+        <w:rPr>
+          <w:lang w:val="zh_TW" w:bidi="zh_TW"/>
+        </w:rPr>
+        <w:t>，</w:t>
+      </w:r>
+      <w:hyperlink r:id="rId87">
+        <w:r>
+          <w:rPr>
+            <w:lang w:val="zh_TW" w:bidi="zh_TW"/>
+          </w:rPr>
+          <w:rPr>
+            <w:color w:val="0000EE"/>
+            <w:u w:val="single"/>
+          </w:rPr>
+          <w:t>8:10–11</w:t>
+        </w:r>
+      </w:hyperlink>
+      <w:r>
+        <w:rPr>
+          <w:lang w:val="zh_TW" w:bidi="zh_TW"/>
+        </w:rPr>
+        <w:t>；</w:t>
+      </w:r>
+      <w:hyperlink r:id="rId108">
+        <w:r>
+          <w:rPr>
+            <w:lang w:val="zh_TW" w:bidi="zh_TW"/>
+          </w:rPr>
+          <w:rPr>
+            <w:color w:val="0000EE"/>
+            <w:u w:val="single"/>
+          </w:rPr>
+          <w:t>林前15:12–58</w:t>
+        </w:r>
+      </w:hyperlink>
+      <w:r>
+        <w:rPr>
+          <w:lang w:val="zh_TW" w:bidi="zh_TW"/>
+        </w:rPr>
+        <w:t>；</w:t>
+      </w:r>
+      <w:hyperlink r:id="rId109">
+        <w:r>
+          <w:rPr>
+            <w:lang w:val="zh_TW" w:bidi="zh_TW"/>
+          </w:rPr>
+          <w:rPr>
+            <w:color w:val="0000EE"/>
+            <w:u w:val="single"/>
+          </w:rPr>
+          <w:t>林後1:8–9</w:t>
+        </w:r>
+      </w:hyperlink>
+      <w:r>
+        <w:rPr>
+          <w:lang w:val="zh_TW" w:bidi="zh_TW"/>
+        </w:rPr>
+        <w:t>，</w:t>
+      </w:r>
+      <w:hyperlink r:id="rId110">
+        <w:r>
+          <w:rPr>
+            <w:lang w:val="zh_TW" w:bidi="zh_TW"/>
+          </w:rPr>
+          <w:rPr>
+            <w:color w:val="0000EE"/>
+            <w:u w:val="single"/>
+          </w:rPr>
+          <w:t>4:13–18</w:t>
+        </w:r>
+      </w:hyperlink>
+      <w:r>
+        <w:rPr>
+          <w:lang w:val="zh_TW" w:bidi="zh_TW"/>
+        </w:rPr>
+        <w:t>，</w:t>
+      </w:r>
+      <w:hyperlink r:id="rId77">
+        <w:r>
+          <w:rPr>
+            <w:lang w:val="zh_TW" w:bidi="zh_TW"/>
+          </w:rPr>
+          <w:rPr>
+            <w:color w:val="0000EE"/>
+            <w:u w:val="single"/>
+          </w:rPr>
+          <w:t>5:1–10</w:t>
+        </w:r>
+      </w:hyperlink>
+      <w:r>
+        <w:rPr>
+          <w:lang w:val="zh_TW" w:bidi="zh_TW"/>
+        </w:rPr>
+        <w:t>；</w:t>
+      </w:r>
+      <w:hyperlink r:id="rId111">
+        <w:r>
+          <w:rPr>
+            <w:lang w:val="zh_TW" w:bidi="zh_TW"/>
+          </w:rPr>
+          <w:rPr>
+            <w:color w:val="0000EE"/>
+            <w:u w:val="single"/>
+          </w:rPr>
+          <w:t>弗1:19–20</w:t>
+        </w:r>
+      </w:hyperlink>
+      <w:r>
+        <w:rPr>
+          <w:lang w:val="zh_TW" w:bidi="zh_TW"/>
+        </w:rPr>
+        <w:t>；</w:t>
+      </w:r>
+      <w:hyperlink r:id="rId88">
+        <w:r>
+          <w:rPr>
+            <w:lang w:val="zh_TW" w:bidi="zh_TW"/>
+          </w:rPr>
+          <w:rPr>
+            <w:color w:val="0000EE"/>
+            <w:u w:val="single"/>
+          </w:rPr>
+          <w:t>西2:12</w:t>
+        </w:r>
+      </w:hyperlink>
+      <w:r>
+        <w:rPr>
+          <w:lang w:val="zh_TW" w:bidi="zh_TW"/>
+        </w:rPr>
+        <w:t>，</w:t>
+      </w:r>
+      <w:hyperlink r:id="rId89">
+        <w:r>
+          <w:rPr>
+            <w:lang w:val="zh_TW" w:bidi="zh_TW"/>
+          </w:rPr>
+          <w:rPr>
+            <w:color w:val="0000EE"/>
+            <w:u w:val="single"/>
+          </w:rPr>
+          <w:t>3:1–4</w:t>
+        </w:r>
+      </w:hyperlink>
+      <w:r>
+        <w:rPr>
+          <w:lang w:val="zh_TW" w:bidi="zh_TW"/>
+        </w:rPr>
+        <w:t>；</w:t>
+      </w:r>
+      <w:hyperlink r:id="rId76">
+        <w:r>
+          <w:rPr>
+            <w:lang w:val="zh_TW" w:bidi="zh_TW"/>
+          </w:rPr>
+          <w:rPr>
+            <w:color w:val="0000EE"/>
+            <w:u w:val="single"/>
+          </w:rPr>
+          <w:t>帖前4:13–18</w:t>
+        </w:r>
+      </w:hyperlink>
+      <w:r>
+        <w:rPr>
+          <w:lang w:val="zh_TW" w:bidi="zh_TW"/>
+        </w:rPr>
+        <w:t>；</w:t>
+      </w:r>
+      <w:hyperlink r:id="rId80">
+        <w:r>
+          <w:rPr>
+            <w:lang w:val="zh_TW" w:bidi="zh_TW"/>
+          </w:rPr>
+          <w:rPr>
+            <w:color w:val="0000EE"/>
+            <w:u w:val="single"/>
+          </w:rPr>
+          <w:t>彼前1:3–6</w:t>
+        </w:r>
+      </w:hyperlink>
+      <w:r>
+        <w:rPr>
+          <w:lang w:val="zh_TW" w:bidi="zh_TW"/>
+        </w:rPr>
+        <w:t>、</w:t>
+      </w:r>
+      <w:hyperlink r:id="rId81">
+        <w:r>
+          <w:rPr>
+            <w:lang w:val="zh_TW" w:bidi="zh_TW"/>
+          </w:rPr>
+          <w:rPr>
+            <w:color w:val="0000EE"/>
+            <w:u w:val="single"/>
+          </w:rPr>
+          <w:t>23</w:t>
+        </w:r>
+      </w:hyperlink>
+      <w:r>
+        <w:rPr>
+          <w:lang w:val="zh_TW" w:bidi="zh_TW"/>
+        </w:rPr>
+        <w:t>；</w:t>
+      </w:r>
+      <w:hyperlink r:id="rId112">
+        <w:r>
+          <w:rPr>
+            <w:lang w:val="zh_TW" w:bidi="zh_TW"/>
+          </w:rPr>
+          <w:rPr>
+            <w:color w:val="0000EE"/>
+            <w:u w:val="single"/>
+          </w:rPr>
+          <w:t>啟20:11–15</w:t>
+        </w:r>
+      </w:hyperlink>
+      <w:r>
+        <w:rPr>
+          <w:lang w:val="zh_TW" w:bidi="zh_TW"/>
+        </w:rPr>
+        <w:t>，</w:t>
+      </w:r>
+      <w:hyperlink r:id="rId113">
+        <w:r>
+          <w:rPr>
+            <w:lang w:val="zh_TW" w:bidi="zh_TW"/>
+          </w:rPr>
+          <w:rPr>
+            <w:color w:val="0000EE"/>
+            <w:u w:val="single"/>
+          </w:rPr>
+          <w:t>21:1–7</w:t>
+        </w:r>
+      </w:hyperlink>
+      <w:r>
+        <w:rPr>
+          <w:lang w:val="zh_TW" w:bidi="zh_TW"/>
+        </w:rPr>
+        <w:t>，</w:t>
+      </w:r>
+      <w:hyperlink r:id="rId114">
+        <w:r>
+          <w:rPr>
+            <w:lang w:val="zh_TW" w:bidi="zh_TW"/>
+          </w:rPr>
+          <w:rPr>
+            <w:color w:val="0000EE"/>
+            <w:u w:val="single"/>
+          </w:rPr>
+          <w:t>22:1–6</w:t>
+        </w:r>
+      </w:hyperlink>
+      <w:r>
+        <w:rPr>
+          <w:lang w:val="zh_TW" w:bidi="zh_TW"/>
+        </w:rPr>
+      </w:r>
+      <w:r>
+        <w:rPr>
+          <w:lang w:val="zh_TW" w:bidi="zh_TW"/>
+        </w:rPr>
+      </w:r>
+    </w:p>
+    <w:p>
+      <w:pPr/>
+      <w:r>
+        <w:rPr>
+          <w:lang w:val="zh_TW" w:bidi="zh_TW"/>
+        </w:rPr>
+      </w:r>
+    </w:p>
+    <w:p>
+      <w:pPr>
+        <w:pStyle w:val="Heading2"/>
+      </w:pPr>
+      <w:r>
+        <w:rPr>
+          <w:lang w:val="zh_TW" w:bidi="zh_TW"/>
+        </w:rPr>
+        <w:t>死亡</w:t>
+      </w:r>
+      <w:r>
+        <w:rPr>
+          <w:lang w:val="zh_TW" w:bidi="zh_TW"/>
+        </w:rPr>
+      </w:r>
+    </w:p>
+    <w:p>
+      <w:pPr/>
+      <w:r>
+        <w:rPr>
+          <w:lang w:val="zh_TW" w:bidi="zh_TW"/>
+        </w:rPr>
+      </w:r>
+      <w:r>
+        <w:rPr>
+          <w:lang w:val="zh_TW" w:bidi="zh_TW"/>
+        </w:rPr>
+        <w:t>人類會死亡，死亡是地上生命自然的終點（</w:t>
+      </w:r>
+      <w:hyperlink r:id="rId115">
+        <w:r>
+          <w:rPr>
+            <w:lang w:val="zh_TW" w:bidi="zh_TW"/>
+          </w:rPr>
+          <w:rPr>
+            <w:color w:val="0000EE"/>
+            <w:u w:val="single"/>
+          </w:rPr>
+          <w:t>詩90:1–6</w:t>
+        </w:r>
+      </w:hyperlink>
+      <w:r>
+        <w:rPr>
+          <w:lang w:val="zh_TW" w:bidi="zh_TW"/>
+        </w:rPr>
+        <w:t>）。人的生命，源於神將氣息吹入塵土所造的人，使他成為有生命的活人（</w:t>
+      </w:r>
+      <w:hyperlink r:id="rId116">
+        <w:r>
+          <w:rPr>
+            <w:lang w:val="zh_TW" w:bidi="zh_TW"/>
+          </w:rPr>
+          <w:rPr>
+            <w:color w:val="0000EE"/>
+            <w:u w:val="single"/>
+          </w:rPr>
+          <w:t>創2:7</w:t>
+        </w:r>
+      </w:hyperlink>
+      <w:r>
+        <w:rPr>
+          <w:lang w:val="zh_TW" w:bidi="zh_TW"/>
+        </w:rPr>
+        <w:t>）。當人死去時，神收回祂的氣息，這個狀態就逆轉，人的身體也就歸回塵土（</w:t>
+      </w:r>
+      <w:hyperlink r:id="rId117">
+        <w:r>
+          <w:rPr>
+            <w:lang w:val="zh_TW" w:bidi="zh_TW"/>
+          </w:rPr>
+          <w:rPr>
+            <w:color w:val="0000EE"/>
+            <w:u w:val="single"/>
+          </w:rPr>
+          <w:t>3:19</w:t>
+        </w:r>
+      </w:hyperlink>
+      <w:r>
+        <w:rPr>
+          <w:lang w:val="zh_TW" w:bidi="zh_TW"/>
+        </w:rPr>
+        <w:t>；</w:t>
+      </w:r>
+      <w:hyperlink r:id="rId118">
+        <w:r>
+          <w:rPr>
+            <w:lang w:val="zh_TW" w:bidi="zh_TW"/>
+          </w:rPr>
+          <w:rPr>
+            <w:color w:val="0000EE"/>
+            <w:u w:val="single"/>
+          </w:rPr>
+          <w:t>伯4:19–21</w:t>
+        </w:r>
+      </w:hyperlink>
+      <w:r>
+        <w:rPr>
+          <w:lang w:val="zh_TW" w:bidi="zh_TW"/>
+        </w:rPr>
+        <w:t>；</w:t>
+      </w:r>
+      <w:hyperlink r:id="rId119">
+        <w:r>
+          <w:rPr>
+            <w:lang w:val="zh_TW" w:bidi="zh_TW"/>
+          </w:rPr>
+          <w:rPr>
+            <w:color w:val="0000EE"/>
+            <w:u w:val="single"/>
+          </w:rPr>
+          <w:t>賽40:6–8</w:t>
+        </w:r>
+      </w:hyperlink>
+      <w:r>
+        <w:rPr>
+          <w:lang w:val="zh_TW" w:bidi="zh_TW"/>
+        </w:rPr>
+        <w:t>）。人的生命完全依賴造物主，祂的氣息是維持生命的恩賜，只要祂願意，生命才能存留（</w:t>
+      </w:r>
+      <w:hyperlink r:id="rId120">
+        <w:r>
+          <w:rPr>
+            <w:lang w:val="zh_TW" w:bidi="zh_TW"/>
+          </w:rPr>
+          <w:rPr>
+            <w:color w:val="0000EE"/>
+            <w:u w:val="single"/>
+          </w:rPr>
+          <w:t>詩104:29</w:t>
+        </w:r>
+      </w:hyperlink>
+      <w:r>
+        <w:rPr>
+          <w:lang w:val="zh_TW" w:bidi="zh_TW"/>
+        </w:rPr>
+        <w:t>）。</w:t>
+      </w:r>
+    </w:p>
+    <w:p>
+      <w:pPr/>
+      <w:r>
+        <w:rPr>
+          <w:lang w:val="zh_TW" w:bidi="zh_TW"/>
+        </w:rPr>
+      </w:r>
+      <w:r>
+        <w:rPr>
+          <w:lang w:val="zh_TW" w:bidi="zh_TW"/>
+        </w:rPr>
+        <w:t>罪將死亡帶入人類的生命，並造成極大的傷害。死亡常在毫無預警之下臨到，使人感到悲傷與絕望。當一個人去世時，人們常感覺他們對未來的盼望與計劃也隨之結束。在人類的法律制度中，死刑是最嚴厲的懲罰。在舊約聖經中，死刑是針對像謀殺或褻瀆神等罪行而設的（</w:t>
+      </w:r>
+      <w:hyperlink r:id="rId121">
+        <w:r>
+          <w:rPr>
+            <w:lang w:val="zh_TW" w:bidi="zh_TW"/>
+          </w:rPr>
+          <w:rPr>
+            <w:color w:val="0000EE"/>
+            <w:u w:val="single"/>
+          </w:rPr>
+          <w:t>創9:6</w:t>
+        </w:r>
+      </w:hyperlink>
+      <w:r>
+        <w:rPr>
+          <w:lang w:val="zh_TW" w:bidi="zh_TW"/>
+        </w:rPr>
+        <w:t>；</w:t>
+      </w:r>
+      <w:hyperlink r:id="rId122">
+        <w:r>
+          <w:rPr>
+            <w:lang w:val="zh_TW" w:bidi="zh_TW"/>
+          </w:rPr>
+          <w:rPr>
+            <w:color w:val="0000EE"/>
+            <w:u w:val="single"/>
+          </w:rPr>
+          <w:t>出21:12</w:t>
+        </w:r>
+      </w:hyperlink>
+      <w:r>
+        <w:rPr>
+          <w:lang w:val="zh_TW" w:bidi="zh_TW"/>
+        </w:rPr>
+        <w:t>；</w:t>
+      </w:r>
+      <w:hyperlink r:id="rId123">
+        <w:r>
+          <w:rPr>
+            <w:lang w:val="zh_TW" w:bidi="zh_TW"/>
+          </w:rPr>
+          <w:rPr>
+            <w:color w:val="0000EE"/>
+            <w:u w:val="single"/>
+          </w:rPr>
+          <w:t>利24:16</w:t>
+        </w:r>
+      </w:hyperlink>
+      <w:r>
+        <w:rPr>
+          <w:lang w:val="zh_TW" w:bidi="zh_TW"/>
+        </w:rPr>
+        <w:t>；</w:t>
+      </w:r>
+      <w:hyperlink r:id="rId124">
+        <w:r>
+          <w:rPr>
+            <w:lang w:val="zh_TW" w:bidi="zh_TW"/>
+          </w:rPr>
+          <w:rPr>
+            <w:color w:val="0000EE"/>
+            <w:u w:val="single"/>
+          </w:rPr>
+          <w:t>約10:30–33</w:t>
+        </w:r>
+      </w:hyperlink>
+      <w:r>
+        <w:rPr>
+          <w:lang w:val="zh_TW" w:bidi="zh_TW"/>
+        </w:rPr>
+        <w:t>）。這些罪危及整個群體的安全。</w:t>
+      </w:r>
+    </w:p>
+    <w:p>
+      <w:pPr/>
+      <w:r>
+        <w:rPr>
+          <w:lang w:val="zh_TW" w:bidi="zh_TW"/>
+        </w:rPr>
+      </w:r>
+      <w:r>
+        <w:rPr>
+          <w:lang w:val="zh_TW" w:bidi="zh_TW"/>
+        </w:rPr>
+        <w:t>在舊約聖經中，</w:t>
+      </w:r>
+      <w:r>
+        <w:rPr>
+          <w:b/>
+          <w:lang w:val="zh_TW" w:bidi="zh_TW"/>
+        </w:rPr>
+        <w:t>陰間</w:t>
       </w:r>
       <w:r>
         <w:rPr>
@@ -421,23 +3027,895 @@
         </w:rPr>
         <w:t>（</w:t>
       </w:r>
-      <w:hyperlink r:id="rId17">
-        <w:r>
-          <w:rPr>
-            <w:lang w:val="zh_TW" w:bidi="zh_TW"/>
-          </w:rPr>
-          <w:rPr>
-            <w:color w:val="0000EE"/>
-            <w:u w:val="single"/>
-          </w:rPr>
-          <w:t>箴20:20</w:t>
-        </w:r>
-      </w:hyperlink>
-      <w:r>
-        <w:rPr>
-          <w:lang w:val="zh_TW" w:bidi="zh_TW"/>
-        </w:rPr>
-        <w:t>）</w:t>
+      <w:r>
+        <w:rPr>
+          <w:i/>
+          <w:lang w:val="zh_TW" w:bidi="zh_TW"/>
+        </w:rPr>
+        <w:t>Sheol</w:t>
+      </w:r>
+      <w:r>
+        <w:rPr>
+          <w:lang w:val="zh_TW" w:bidi="zh_TW"/>
+        </w:rPr>
+        <w:t>）與「活人之地」相對（</w:t>
+      </w:r>
+      <w:hyperlink r:id="rId125">
+        <w:r>
+          <w:rPr>
+            <w:lang w:val="zh_TW" w:bidi="zh_TW"/>
+          </w:rPr>
+          <w:rPr>
+            <w:color w:val="0000EE"/>
+            <w:u w:val="single"/>
+          </w:rPr>
+          <w:t>詩27:13</w:t>
+        </w:r>
+      </w:hyperlink>
+      <w:r>
+        <w:rPr>
+          <w:lang w:val="zh_TW" w:bidi="zh_TW"/>
+        </w:rPr>
+        <w:t>），是一個黑暗而沉寂之地，是死人所去的地方（</w:t>
+      </w:r>
+      <w:hyperlink r:id="rId126">
+        <w:r>
+          <w:rPr>
+            <w:lang w:val="zh_TW" w:bidi="zh_TW"/>
+          </w:rPr>
+          <w:rPr>
+            <w:color w:val="0000EE"/>
+            <w:u w:val="single"/>
+          </w:rPr>
+          <w:t>伯10:21–22</w:t>
+        </w:r>
+      </w:hyperlink>
+      <w:r>
+        <w:rPr>
+          <w:lang w:val="zh_TW" w:bidi="zh_TW"/>
+        </w:rPr>
+        <w:t>；</w:t>
+      </w:r>
+      <w:hyperlink r:id="rId127">
+        <w:r>
+          <w:rPr>
+            <w:lang w:val="zh_TW" w:bidi="zh_TW"/>
+          </w:rPr>
+          <w:rPr>
+            <w:color w:val="0000EE"/>
+            <w:u w:val="single"/>
+          </w:rPr>
+          <w:t>詩94:17</w:t>
+        </w:r>
+      </w:hyperlink>
+      <w:r>
+        <w:rPr>
+          <w:lang w:val="zh_TW" w:bidi="zh_TW"/>
+        </w:rPr>
+        <w:t>；</w:t>
+      </w:r>
+      <w:hyperlink r:id="rId128">
+        <w:r>
+          <w:rPr>
+            <w:lang w:val="zh_TW" w:bidi="zh_TW"/>
+          </w:rPr>
+          <w:rPr>
+            <w:color w:val="0000EE"/>
+            <w:u w:val="single"/>
+          </w:rPr>
+          <w:t>拿2:6</w:t>
+        </w:r>
+      </w:hyperlink>
+      <w:r>
+        <w:rPr>
+          <w:lang w:val="zh_TW" w:bidi="zh_TW"/>
+        </w:rPr>
+        <w:t>）。然而，即使面對死亡，屬神的人仍有盼望（見</w:t>
+      </w:r>
+      <w:hyperlink r:id="rId129">
+        <w:r>
+          <w:rPr>
+            <w:lang w:val="zh_TW" w:bidi="zh_TW"/>
+          </w:rPr>
+          <w:rPr>
+            <w:color w:val="0000EE"/>
+            <w:u w:val="single"/>
+          </w:rPr>
+          <w:t>箴14:32</w:t>
+        </w:r>
+      </w:hyperlink>
+      <w:r>
+        <w:rPr>
+          <w:lang w:val="zh_TW" w:bidi="zh_TW"/>
+        </w:rPr>
+        <w:t>）。神是全權掌管的主（擁有完全的主權），祂掌管生死（</w:t>
+      </w:r>
+      <w:hyperlink r:id="rId130">
+        <w:r>
+          <w:rPr>
+            <w:lang w:val="zh_TW" w:bidi="zh_TW"/>
+          </w:rPr>
+          <w:rPr>
+            <w:color w:val="0000EE"/>
+            <w:u w:val="single"/>
+          </w:rPr>
+          <w:t>申32:39</w:t>
+        </w:r>
+      </w:hyperlink>
+      <w:r>
+        <w:rPr>
+          <w:lang w:val="zh_TW" w:bidi="zh_TW"/>
+        </w:rPr>
+        <w:t>）。</w:t>
+      </w:r>
+    </w:p>
+    <w:p>
+      <w:pPr/>
+      <w:r>
+        <w:rPr>
+          <w:lang w:val="zh_TW" w:bidi="zh_TW"/>
+        </w:rPr>
+      </w:r>
+      <w:r>
+        <w:rPr>
+          <w:lang w:val="zh_TW" w:bidi="zh_TW"/>
+        </w:rPr>
+        <w:t>舊約聖經經常將死亡描述為歸到列祖那裡，而不特別提及復活（例如，見</w:t>
+      </w:r>
+      <w:hyperlink r:id="rId131">
+        <w:r>
+          <w:rPr>
+            <w:lang w:val="zh_TW" w:bidi="zh_TW"/>
+          </w:rPr>
+          <w:rPr>
+            <w:color w:val="0000EE"/>
+            <w:u w:val="single"/>
+          </w:rPr>
+          <w:t>創49:29–33</w:t>
+        </w:r>
+      </w:hyperlink>
+      <w:r>
+        <w:rPr>
+          <w:lang w:val="zh_TW" w:bidi="zh_TW"/>
+        </w:rPr>
+        <w:t>）。然而，聖經中仍隱約透露出復活的盼望（見</w:t>
+      </w:r>
+      <w:hyperlink r:id="rId58">
+        <w:r>
+          <w:rPr>
+            <w:lang w:val="zh_TW" w:bidi="zh_TW"/>
+          </w:rPr>
+          <w:rPr>
+            <w:color w:val="0000EE"/>
+            <w:u w:val="single"/>
+          </w:rPr>
+          <w:t>伯19:25–27</w:t>
+        </w:r>
+      </w:hyperlink>
+      <w:r>
+        <w:rPr>
+          <w:lang w:val="zh_TW" w:bidi="zh_TW"/>
+        </w:rPr>
+        <w:t>；</w:t>
+      </w:r>
+      <w:hyperlink r:id="rId132">
+        <w:r>
+          <w:rPr>
+            <w:lang w:val="zh_TW" w:bidi="zh_TW"/>
+          </w:rPr>
+          <w:rPr>
+            <w:color w:val="0000EE"/>
+            <w:u w:val="single"/>
+          </w:rPr>
+          <w:t>賽25:6–9，</w:t>
+        </w:r>
+      </w:hyperlink>
+      <w:hyperlink r:id="rId49">
+        <w:r>
+          <w:rPr>
+            <w:lang w:val="zh_TW" w:bidi="zh_TW"/>
+          </w:rPr>
+          <w:rPr>
+            <w:color w:val="0000EE"/>
+            <w:u w:val="single"/>
+          </w:rPr>
+          <w:t>26:19</w:t>
+        </w:r>
+      </w:hyperlink>
+      <w:r>
+        <w:rPr>
+          <w:lang w:val="zh_TW" w:bidi="zh_TW"/>
+        </w:rPr>
+        <w:t>；</w:t>
+      </w:r>
+      <w:hyperlink r:id="rId133">
+        <w:r>
+          <w:rPr>
+            <w:lang w:val="zh_TW" w:bidi="zh_TW"/>
+          </w:rPr>
+          <w:rPr>
+            <w:color w:val="0000EE"/>
+            <w:u w:val="single"/>
+          </w:rPr>
+          <w:t>但12:2</w:t>
+        </w:r>
+      </w:hyperlink>
+      <w:r>
+        <w:rPr>
+          <w:lang w:val="zh_TW" w:bidi="zh_TW"/>
+        </w:rPr>
+        <w:t>）。在舊約與新約之間的時期，猶太人對復活的信仰逐漸普及。</w:t>
+      </w:r>
+    </w:p>
+    <w:p>
+      <w:pPr/>
+      <w:r>
+        <w:rPr>
+          <w:lang w:val="zh_TW" w:bidi="zh_TW"/>
+        </w:rPr>
+      </w:r>
+      <w:r>
+        <w:rPr>
+          <w:lang w:val="zh_TW" w:bidi="zh_TW"/>
+        </w:rPr>
+        <w:t>復活是新約中的核心主題之一。藉著基督，蒙神救贖的人將勝過死亡。死亡是神末了所毀滅的仇敵（</w:t>
+      </w:r>
+      <w:hyperlink r:id="rId134">
+        <w:r>
+          <w:rPr>
+            <w:lang w:val="zh_TW" w:bidi="zh_TW"/>
+          </w:rPr>
+          <w:rPr>
+            <w:color w:val="0000EE"/>
+            <w:u w:val="single"/>
+          </w:rPr>
+          <w:t>林前15:54–57、</w:t>
+        </w:r>
+      </w:hyperlink>
+      <w:hyperlink r:id="rId135">
+        <w:r>
+          <w:rPr>
+            <w:lang w:val="zh_TW" w:bidi="zh_TW"/>
+          </w:rPr>
+          <w:rPr>
+            <w:color w:val="0000EE"/>
+            <w:u w:val="single"/>
+          </w:rPr>
+          <w:t>26</w:t>
+        </w:r>
+      </w:hyperlink>
+      <w:r>
+        <w:rPr>
+          <w:lang w:val="zh_TW" w:bidi="zh_TW"/>
+        </w:rPr>
+        <w:t>）。死亡的源頭是罪（</w:t>
+      </w:r>
+      <w:hyperlink r:id="rId136">
+        <w:r>
+          <w:rPr>
+            <w:lang w:val="zh_TW" w:bidi="zh_TW"/>
+          </w:rPr>
+          <w:rPr>
+            <w:color w:val="0000EE"/>
+            <w:u w:val="single"/>
+          </w:rPr>
+          <w:t>羅5:12</w:t>
+        </w:r>
+      </w:hyperlink>
+      <w:r>
+        <w:rPr>
+          <w:lang w:val="zh_TW" w:bidi="zh_TW"/>
+        </w:rPr>
+        <w:t>），那些活在罪中而不悔改的人，將面對在火湖中的刑罰，這被稱為「第二次的死」（</w:t>
+      </w:r>
+      <w:hyperlink r:id="rId137">
+        <w:r>
+          <w:rPr>
+            <w:lang w:val="zh_TW" w:bidi="zh_TW"/>
+          </w:rPr>
+          <w:rPr>
+            <w:color w:val="0000EE"/>
+            <w:u w:val="single"/>
+          </w:rPr>
+          <w:t>啟21:8</w:t>
+        </w:r>
+      </w:hyperlink>
+      <w:r>
+        <w:rPr>
+          <w:lang w:val="zh_TW" w:bidi="zh_TW"/>
+        </w:rPr>
+        <w:t>）。</w:t>
+      </w:r>
+    </w:p>
+    <w:p>
+      <w:pPr/>
+      <w:r>
+        <w:rPr>
+          <w:lang w:val="zh_TW" w:bidi="zh_TW"/>
+        </w:rPr>
+      </w:r>
+      <w:r>
+        <w:rPr>
+          <w:lang w:val="zh_TW" w:bidi="zh_TW"/>
+        </w:rPr>
+        <w:t>然而，耶穌的死戰勝了死亡。當祂從死裡復活時，顯明死亡對人類不再是最終的權柄。祂的復活成為所有信徒的榜樣與盼望（</w:t>
+      </w:r>
+      <w:hyperlink r:id="rId138">
+        <w:r>
+          <w:rPr>
+            <w:lang w:val="zh_TW" w:bidi="zh_TW"/>
+          </w:rPr>
+          <w:rPr>
+            <w:color w:val="0000EE"/>
+            <w:u w:val="single"/>
+          </w:rPr>
+          <w:t>西1:18</w:t>
+        </w:r>
+      </w:hyperlink>
+      <w:r>
+        <w:rPr>
+          <w:lang w:val="zh_TW" w:bidi="zh_TW"/>
+        </w:rPr>
+        <w:t>）。祂是「死人並活人的主」（</w:t>
+      </w:r>
+      <w:hyperlink r:id="rId139">
+        <w:r>
+          <w:rPr>
+            <w:lang w:val="zh_TW" w:bidi="zh_TW"/>
+          </w:rPr>
+          <w:rPr>
+            <w:color w:val="0000EE"/>
+            <w:u w:val="single"/>
+          </w:rPr>
+          <w:t>羅14:9</w:t>
+        </w:r>
+      </w:hyperlink>
+      <w:r>
+        <w:rPr>
+          <w:lang w:val="zh_TW" w:bidi="zh_TW"/>
+        </w:rPr>
+        <w:t>）。當人去世時，哀傷是自然的反應，但這也應該是大大信靠神的時刻。凡接受神應許的人，都盼望自己在死後仍然活著。</w:t>
+      </w:r>
+    </w:p>
+    <w:p>
+      <w:pPr/>
+      <w:r>
+        <w:rPr>
+          <w:lang w:val="zh_TW" w:bidi="zh_TW"/>
+        </w:rPr>
+      </w:r>
+      <w:r>
+        <w:rPr>
+          <w:u w:val="single"/>
+          <w:lang w:val="zh_TW" w:bidi="zh_TW"/>
+        </w:rPr>
+        <w:t>進深研究的經文段落</w:t>
+      </w:r>
+    </w:p>
+    <w:p>
+      <w:pPr/>
+      <w:r>
+        <w:rPr>
+          <w:lang w:val="zh_TW" w:bidi="zh_TW"/>
+        </w:rPr>
+      </w:r>
+      <w:hyperlink r:id="rId140">
+        <w:r>
+          <w:rPr>
+            <w:lang w:val="zh_TW" w:bidi="zh_TW"/>
+          </w:rPr>
+          <w:rPr>
+            <w:color w:val="0000EE"/>
+            <w:u w:val="single"/>
+          </w:rPr>
+          <w:t>創2:15–17</w:t>
+        </w:r>
+      </w:hyperlink>
+      <w:r>
+        <w:rPr>
+          <w:lang w:val="zh_TW" w:bidi="zh_TW"/>
+        </w:rPr>
+        <w:t>，</w:t>
+      </w:r>
+      <w:hyperlink r:id="rId117">
+        <w:r>
+          <w:rPr>
+            <w:lang w:val="zh_TW" w:bidi="zh_TW"/>
+          </w:rPr>
+          <w:rPr>
+            <w:color w:val="0000EE"/>
+            <w:u w:val="single"/>
+          </w:rPr>
+          <w:t>3:19</w:t>
+        </w:r>
+      </w:hyperlink>
+      <w:r>
+        <w:rPr>
+          <w:lang w:val="zh_TW" w:bidi="zh_TW"/>
+        </w:rPr>
+        <w:t>，</w:t>
+      </w:r>
+      <w:hyperlink r:id="rId141">
+        <w:r>
+          <w:rPr>
+            <w:lang w:val="zh_TW" w:bidi="zh_TW"/>
+          </w:rPr>
+          <w:rPr>
+            <w:color w:val="0000EE"/>
+            <w:u w:val="single"/>
+          </w:rPr>
+          <w:t>6:17</w:t>
+        </w:r>
+      </w:hyperlink>
+      <w:r>
+        <w:rPr>
+          <w:lang w:val="zh_TW" w:bidi="zh_TW"/>
+        </w:rPr>
+        <w:t>，</w:t>
+      </w:r>
+      <w:hyperlink r:id="rId142">
+        <w:r>
+          <w:rPr>
+            <w:lang w:val="zh_TW" w:bidi="zh_TW"/>
+          </w:rPr>
+          <w:rPr>
+            <w:color w:val="0000EE"/>
+            <w:u w:val="single"/>
+          </w:rPr>
+          <w:t>9:5–6</w:t>
+        </w:r>
+      </w:hyperlink>
+      <w:r>
+        <w:rPr>
+          <w:lang w:val="zh_TW" w:bidi="zh_TW"/>
+        </w:rPr>
+        <w:t>，</w:t>
+      </w:r>
+      <w:hyperlink r:id="rId131">
+        <w:r>
+          <w:rPr>
+            <w:lang w:val="zh_TW" w:bidi="zh_TW"/>
+          </w:rPr>
+          <w:rPr>
+            <w:color w:val="0000EE"/>
+            <w:u w:val="single"/>
+          </w:rPr>
+          <w:t>49:29–33；</w:t>
+        </w:r>
+      </w:hyperlink>
+      <w:hyperlink r:id="rId143">
+        <w:r>
+          <w:rPr>
+            <w:lang w:val="zh_TW" w:bidi="zh_TW"/>
+          </w:rPr>
+          <w:rPr>
+            <w:color w:val="0000EE"/>
+            <w:u w:val="single"/>
+          </w:rPr>
+          <w:t>出21:12–17</w:t>
+        </w:r>
+      </w:hyperlink>
+      <w:r>
+        <w:rPr>
+          <w:lang w:val="zh_TW" w:bidi="zh_TW"/>
+        </w:rPr>
+        <w:t>，</w:t>
+      </w:r>
+      <w:hyperlink r:id="rId144">
+        <w:r>
+          <w:rPr>
+            <w:lang w:val="zh_TW" w:bidi="zh_TW"/>
+          </w:rPr>
+          <w:rPr>
+            <w:color w:val="0000EE"/>
+            <w:u w:val="single"/>
+          </w:rPr>
+          <w:t>28–29</w:t>
+        </w:r>
+      </w:hyperlink>
+      <w:r>
+        <w:rPr>
+          <w:lang w:val="zh_TW" w:bidi="zh_TW"/>
+        </w:rPr>
+        <w:t>，</w:t>
+      </w:r>
+      <w:hyperlink r:id="rId145">
+        <w:r>
+          <w:rPr>
+            <w:lang w:val="zh_TW" w:bidi="zh_TW"/>
+          </w:rPr>
+          <w:rPr>
+            <w:color w:val="0000EE"/>
+            <w:u w:val="single"/>
+          </w:rPr>
+          <w:t>23:7</w:t>
+        </w:r>
+      </w:hyperlink>
+      <w:r>
+        <w:rPr>
+          <w:lang w:val="zh_TW" w:bidi="zh_TW"/>
+        </w:rPr>
+        <w:t>，</w:t>
+      </w:r>
+      <w:hyperlink r:id="rId146">
+        <w:r>
+          <w:rPr>
+            <w:lang w:val="zh_TW" w:bidi="zh_TW"/>
+          </w:rPr>
+          <w:rPr>
+            <w:color w:val="0000EE"/>
+            <w:u w:val="single"/>
+          </w:rPr>
+          <w:t>31:14–15；</w:t>
+        </w:r>
+      </w:hyperlink>
+      <w:hyperlink r:id="rId123">
+        <w:r>
+          <w:rPr>
+            <w:lang w:val="zh_TW" w:bidi="zh_TW"/>
+          </w:rPr>
+          <w:rPr>
+            <w:color w:val="0000EE"/>
+            <w:u w:val="single"/>
+          </w:rPr>
+          <w:t>利24:16；</w:t>
+        </w:r>
+      </w:hyperlink>
+      <w:hyperlink r:id="rId130">
+        <w:r>
+          <w:rPr>
+            <w:lang w:val="zh_TW" w:bidi="zh_TW"/>
+          </w:rPr>
+          <w:rPr>
+            <w:color w:val="0000EE"/>
+            <w:u w:val="single"/>
+          </w:rPr>
+          <w:t>申32:39；</w:t>
+        </w:r>
+      </w:hyperlink>
+      <w:hyperlink r:id="rId147">
+        <w:r>
+          <w:rPr>
+            <w:lang w:val="zh_TW" w:bidi="zh_TW"/>
+          </w:rPr>
+          <w:rPr>
+            <w:color w:val="0000EE"/>
+            <w:u w:val="single"/>
+          </w:rPr>
+          <w:t>伯10:18–22</w:t>
+        </w:r>
+      </w:hyperlink>
+      <w:r>
+        <w:rPr>
+          <w:lang w:val="zh_TW" w:bidi="zh_TW"/>
+        </w:rPr>
+        <w:t>，</w:t>
+      </w:r>
+      <w:hyperlink r:id="rId58">
+        <w:r>
+          <w:rPr>
+            <w:lang w:val="zh_TW" w:bidi="zh_TW"/>
+          </w:rPr>
+          <w:rPr>
+            <w:color w:val="0000EE"/>
+            <w:u w:val="single"/>
+          </w:rPr>
+          <w:t>19:25–27；</w:t>
+        </w:r>
+      </w:hyperlink>
+      <w:hyperlink r:id="rId148">
+        <w:r>
+          <w:rPr>
+            <w:lang w:val="zh_TW" w:bidi="zh_TW"/>
+          </w:rPr>
+          <w:rPr>
+            <w:color w:val="0000EE"/>
+            <w:u w:val="single"/>
+          </w:rPr>
+          <w:t>詩90:1–12</w:t>
+        </w:r>
+      </w:hyperlink>
+      <w:r>
+        <w:rPr>
+          <w:lang w:val="zh_TW" w:bidi="zh_TW"/>
+        </w:rPr>
+        <w:t>，</w:t>
+      </w:r>
+      <w:hyperlink r:id="rId127">
+        <w:r>
+          <w:rPr>
+            <w:lang w:val="zh_TW" w:bidi="zh_TW"/>
+          </w:rPr>
+          <w:rPr>
+            <w:color w:val="0000EE"/>
+            <w:u w:val="single"/>
+          </w:rPr>
+          <w:t>94:17；</w:t>
+        </w:r>
+      </w:hyperlink>
+      <w:hyperlink r:id="rId129">
+        <w:r>
+          <w:rPr>
+            <w:lang w:val="zh_TW" w:bidi="zh_TW"/>
+          </w:rPr>
+          <w:rPr>
+            <w:color w:val="0000EE"/>
+            <w:u w:val="single"/>
+          </w:rPr>
+          <w:t>箴14:32；</w:t>
+        </w:r>
+      </w:hyperlink>
+      <w:hyperlink r:id="rId149">
+        <w:r>
+          <w:rPr>
+            <w:lang w:val="zh_TW" w:bidi="zh_TW"/>
+          </w:rPr>
+          <w:rPr>
+            <w:color w:val="0000EE"/>
+            <w:u w:val="single"/>
+          </w:rPr>
+          <w:t>傳12:1–7；</w:t>
+        </w:r>
+      </w:hyperlink>
+      <w:hyperlink r:id="rId132">
+        <w:r>
+          <w:rPr>
+            <w:lang w:val="zh_TW" w:bidi="zh_TW"/>
+          </w:rPr>
+          <w:rPr>
+            <w:color w:val="0000EE"/>
+            <w:u w:val="single"/>
+          </w:rPr>
+          <w:t>賽25:6–9</w:t>
+        </w:r>
+      </w:hyperlink>
+      <w:r>
+        <w:rPr>
+          <w:lang w:val="zh_TW" w:bidi="zh_TW"/>
+        </w:rPr>
+        <w:t>，</w:t>
+      </w:r>
+      <w:hyperlink r:id="rId49">
+        <w:r>
+          <w:rPr>
+            <w:lang w:val="zh_TW" w:bidi="zh_TW"/>
+          </w:rPr>
+          <w:rPr>
+            <w:color w:val="0000EE"/>
+            <w:u w:val="single"/>
+          </w:rPr>
+          <w:t>26:19</w:t>
+        </w:r>
+      </w:hyperlink>
+      <w:r>
+        <w:rPr>
+          <w:lang w:val="zh_TW" w:bidi="zh_TW"/>
+        </w:rPr>
+        <w:t>，</w:t>
+      </w:r>
+      <w:hyperlink r:id="rId119">
+        <w:r>
+          <w:rPr>
+            <w:lang w:val="zh_TW" w:bidi="zh_TW"/>
+          </w:rPr>
+          <w:rPr>
+            <w:color w:val="0000EE"/>
+            <w:u w:val="single"/>
+          </w:rPr>
+          <w:t>40:6–8；</w:t>
+        </w:r>
+      </w:hyperlink>
+      <w:hyperlink r:id="rId93">
+        <w:r>
+          <w:rPr>
+            <w:lang w:val="zh_TW" w:bidi="zh_TW"/>
+          </w:rPr>
+          <w:rPr>
+            <w:color w:val="0000EE"/>
+            <w:u w:val="single"/>
+          </w:rPr>
+          <w:t>但12:2–3；</w:t>
+        </w:r>
+      </w:hyperlink>
+      <w:hyperlink r:id="rId69">
+        <w:r>
+          <w:rPr>
+            <w:lang w:val="zh_TW" w:bidi="zh_TW"/>
+          </w:rPr>
+          <w:rPr>
+            <w:color w:val="0000EE"/>
+            <w:u w:val="single"/>
+          </w:rPr>
+          <w:t>可12:26–27；</w:t>
+        </w:r>
+      </w:hyperlink>
+      <w:hyperlink r:id="rId150">
+        <w:r>
+          <w:rPr>
+            <w:lang w:val="zh_TW" w:bidi="zh_TW"/>
+          </w:rPr>
+          <w:rPr>
+            <w:color w:val="0000EE"/>
+            <w:u w:val="single"/>
+          </w:rPr>
+          <w:t>羅5:12–17；</w:t>
+        </w:r>
+      </w:hyperlink>
+      <w:hyperlink r:id="rId151">
+        <w:r>
+          <w:rPr>
+            <w:lang w:val="zh_TW" w:bidi="zh_TW"/>
+          </w:rPr>
+          <w:rPr>
+            <w:color w:val="0000EE"/>
+            <w:u w:val="single"/>
+          </w:rPr>
+          <w:t>林前15:20–26</w:t>
+        </w:r>
+      </w:hyperlink>
+      <w:r>
+        <w:rPr>
+          <w:lang w:val="zh_TW" w:bidi="zh_TW"/>
+        </w:rPr>
+        <w:t>，</w:t>
+      </w:r>
+      <w:hyperlink r:id="rId152">
+        <w:r>
+          <w:rPr>
+            <w:lang w:val="zh_TW" w:bidi="zh_TW"/>
+          </w:rPr>
+          <w:rPr>
+            <w:color w:val="0000EE"/>
+            <w:u w:val="single"/>
+          </w:rPr>
+          <w:t>51–58；</w:t>
+        </w:r>
+      </w:hyperlink>
+      <w:hyperlink r:id="rId153">
+        <w:r>
+          <w:rPr>
+            <w:lang w:val="zh_TW" w:bidi="zh_TW"/>
+          </w:rPr>
+          <w:rPr>
+            <w:color w:val="0000EE"/>
+            <w:u w:val="single"/>
+          </w:rPr>
+          <w:t>啟20:4–6</w:t>
+        </w:r>
+      </w:hyperlink>
+      <w:r>
+        <w:rPr>
+          <w:lang w:val="zh_TW" w:bidi="zh_TW"/>
+        </w:rPr>
+        <w:t>，</w:t>
+      </w:r>
+      <w:hyperlink r:id="rId112">
+        <w:r>
+          <w:rPr>
+            <w:lang w:val="zh_TW" w:bidi="zh_TW"/>
+          </w:rPr>
+          <w:rPr>
+            <w:color w:val="0000EE"/>
+            <w:u w:val="single"/>
+          </w:rPr>
+          <w:t>11–15</w:t>
+        </w:r>
+      </w:hyperlink>
+      <w:r>
+        <w:rPr>
+          <w:lang w:val="zh_TW" w:bidi="zh_TW"/>
+        </w:rPr>
+        <w:t>，</w:t>
+      </w:r>
+      <w:hyperlink r:id="rId154">
+        <w:r>
+          <w:rPr>
+            <w:lang w:val="zh_TW" w:bidi="zh_TW"/>
+          </w:rPr>
+          <w:rPr>
+            <w:color w:val="0000EE"/>
+            <w:u w:val="single"/>
+          </w:rPr>
+          <w:t>21:3–8</w:t>
+        </w:r>
+      </w:hyperlink>
+      <w:r>
+        <w:rPr>
+          <w:lang w:val="zh_TW" w:bidi="zh_TW"/>
+        </w:rPr>
+      </w:r>
+      <w:r>
+        <w:rPr>
+          <w:lang w:val="zh_TW" w:bidi="zh_TW"/>
+        </w:rPr>
+      </w:r>
+    </w:p>
+    <w:p>
+      <w:pPr/>
+      <w:r>
+        <w:rPr>
+          <w:lang w:val="zh_TW" w:bidi="zh_TW"/>
+        </w:rPr>
+      </w:r>
+    </w:p>
+    <w:p>
+      <w:pPr>
+        <w:pStyle w:val="Heading2"/>
+      </w:pPr>
+      <w:r>
+        <w:rPr>
+          <w:lang w:val="zh_TW" w:bidi="zh_TW"/>
+        </w:rPr>
+        <w:t>四個世界的帝國</w:t>
+      </w:r>
+      <w:r>
+        <w:rPr>
+          <w:lang w:val="zh_TW" w:bidi="zh_TW"/>
+        </w:rPr>
+      </w:r>
+    </w:p>
+    <w:p>
+      <w:pPr/>
+      <w:r>
+        <w:rPr>
+          <w:lang w:val="zh_TW" w:bidi="zh_TW"/>
+        </w:rPr>
+      </w:r>
+      <w:r>
+        <w:rPr>
+          <w:lang w:val="zh_TW" w:bidi="zh_TW"/>
+        </w:rPr>
+        <w:t>但以理書記載了兩個重要的異象，揭示神如何掌管歷史的進程。第一個異象是巴比倫王尼布甲尼撒所作的夢（</w:t>
+      </w:r>
+      <w:hyperlink r:id="rId155">
+        <w:r>
+          <w:rPr>
+            <w:lang w:val="zh_TW" w:bidi="zh_TW"/>
+          </w:rPr>
+          <w:rPr>
+            <w:color w:val="0000EE"/>
+            <w:u w:val="single"/>
+          </w:rPr>
+          <w:t>2</w:t>
+        </w:r>
+      </w:hyperlink>
+      <w:r>
+        <w:rPr>
+          <w:lang w:val="zh_TW" w:bidi="zh_TW"/>
+        </w:rPr>
+        <w:t>章），第二個是先知但以理所見類似的異象（</w:t>
+      </w:r>
+      <w:hyperlink r:id="rId156">
+        <w:r>
+          <w:rPr>
+            <w:lang w:val="zh_TW" w:bidi="zh_TW"/>
+          </w:rPr>
+          <w:rPr>
+            <w:color w:val="0000EE"/>
+            <w:u w:val="single"/>
+          </w:rPr>
+          <w:t>7</w:t>
+        </w:r>
+      </w:hyperlink>
+      <w:r>
+        <w:rPr>
+          <w:lang w:val="zh_TW" w:bidi="zh_TW"/>
+        </w:rPr>
+        <w:t>章）。這兩個異象都提到了四個世界的帝國。</w:t>
+      </w:r>
+    </w:p>
+    <w:p>
+      <w:pPr/>
+      <w:r>
+        <w:rPr>
+          <w:lang w:val="zh_TW" w:bidi="zh_TW"/>
+        </w:rPr>
+      </w:r>
+      <w:r>
+        <w:rPr>
+          <w:lang w:val="zh_TW" w:bidi="zh_TW"/>
+        </w:rPr>
+        <w:t>雖然人們對這四個帝國有不同解釋，但許多重要的基督教教師卻持有一致的看法。早期基督教教師（或「教父」）希坡律陀（Hippolytus，公元170年至236年），認為這四個帝國分別是：</w:t>
       </w:r>
     </w:p>
     <w:p>
@@ -455,31 +3933,7 @@
         <w:rPr>
           <w:lang w:val="zh_TW" w:bidi="zh_TW"/>
         </w:rPr>
-        <w:t>為損害他人名譽而說謊</w:t>
-      </w:r>
-      <w:r>
-        <w:rPr>
-          <w:lang w:val="zh_TW" w:bidi="zh_TW"/>
-        </w:rPr>
-        <w:t>（</w:t>
-      </w:r>
-      <w:hyperlink r:id="rId18">
-        <w:r>
-          <w:rPr>
-            <w:lang w:val="zh_TW" w:bidi="zh_TW"/>
-          </w:rPr>
-          <w:rPr>
-            <w:color w:val="0000EE"/>
-            <w:u w:val="single"/>
-          </w:rPr>
-          <w:t>箴10:18</w:t>
-        </w:r>
-      </w:hyperlink>
-      <w:r>
-        <w:rPr>
-          <w:lang w:val="zh_TW" w:bidi="zh_TW"/>
-        </w:rPr>
-        <w:t>）</w:t>
+        <w:t>巴比倫，</w:t>
       </w:r>
     </w:p>
     <w:p>
@@ -497,43 +3951,7 @@
         <w:rPr>
           <w:lang w:val="zh_TW" w:bidi="zh_TW"/>
         </w:rPr>
-        <w:t>散播他人隱私或未經查證的傳言（</w:t>
-      </w:r>
-      <w:hyperlink r:id="rId19">
-        <w:r>
-          <w:rPr>
-            <w:lang w:val="zh_TW" w:bidi="zh_TW"/>
-          </w:rPr>
-          <w:rPr>
-            <w:color w:val="0000EE"/>
-            <w:u w:val="single"/>
-          </w:rPr>
-          <w:t>箴11:13</w:t>
-        </w:r>
-      </w:hyperlink>
-      <w:r>
-        <w:rPr>
-          <w:lang w:val="zh_TW" w:bidi="zh_TW"/>
-        </w:rPr>
-        <w:t>，</w:t>
-      </w:r>
-      <w:hyperlink r:id="rId20">
-        <w:r>
-          <w:rPr>
-            <w:lang w:val="zh_TW" w:bidi="zh_TW"/>
-          </w:rPr>
-          <w:rPr>
-            <w:color w:val="0000EE"/>
-            <w:u w:val="single"/>
-          </w:rPr>
-          <w:t>18:8</w:t>
-        </w:r>
-      </w:hyperlink>
-      <w:r>
-        <w:rPr>
-          <w:lang w:val="zh_TW" w:bidi="zh_TW"/>
-        </w:rPr>
-        <w:t>）</w:t>
+        <w:t>米底亞—波斯，</w:t>
       </w:r>
     </w:p>
     <w:p>
@@ -551,25 +3969,7 @@
         <w:rPr>
           <w:lang w:val="zh_TW" w:bidi="zh_TW"/>
         </w:rPr>
-        <w:t>過度或虛偽的讚美，用以操控他人（</w:t>
-      </w:r>
-      <w:hyperlink r:id="rId21">
-        <w:r>
-          <w:rPr>
-            <w:lang w:val="zh_TW" w:bidi="zh_TW"/>
-          </w:rPr>
-          <w:rPr>
-            <w:color w:val="0000EE"/>
-            <w:u w:val="single"/>
-          </w:rPr>
-          <w:t>箴7:21–22</w:t>
-        </w:r>
-      </w:hyperlink>
-      <w:r>
-        <w:rPr>
-          <w:lang w:val="zh_TW" w:bidi="zh_TW"/>
-        </w:rPr>
-        <w:t>）</w:t>
+        <w:t>希臘，以及</w:t>
       </w:r>
     </w:p>
     <w:p>
@@ -587,49 +3987,7 @@
         <w:rPr>
           <w:lang w:val="zh_TW" w:bidi="zh_TW"/>
         </w:rPr>
-        <w:t>過度自誇</w:t>
-      </w:r>
-      <w:r>
-        <w:rPr>
-          <w:lang w:val="zh_TW" w:bidi="zh_TW"/>
-        </w:rPr>
-        <w:t>（</w:t>
-      </w:r>
-      <w:hyperlink r:id="rId22">
-        <w:r>
-          <w:rPr>
-            <w:lang w:val="zh_TW" w:bidi="zh_TW"/>
-          </w:rPr>
-          <w:rPr>
-            <w:color w:val="0000EE"/>
-            <w:u w:val="single"/>
-          </w:rPr>
-          <w:t>箴26:23</w:t>
-        </w:r>
-      </w:hyperlink>
-      <w:r>
-        <w:rPr>
-          <w:lang w:val="zh_TW" w:bidi="zh_TW"/>
-        </w:rPr>
-        <w:t>，</w:t>
-      </w:r>
-      <w:hyperlink r:id="rId23">
-        <w:r>
-          <w:rPr>
-            <w:lang w:val="zh_TW" w:bidi="zh_TW"/>
-          </w:rPr>
-          <w:rPr>
-            <w:color w:val="0000EE"/>
-            <w:u w:val="single"/>
-          </w:rPr>
-          <w:t>27:2</w:t>
-        </w:r>
-      </w:hyperlink>
-      <w:r>
-        <w:rPr>
-          <w:lang w:val="zh_TW" w:bidi="zh_TW"/>
-        </w:rPr>
-        <w:t>）</w:t>
+        <w:t>羅馬。</w:t>
       </w:r>
     </w:p>
     <w:p>
@@ -643,85 +4001,7 @@
         <w:rPr>
           <w:lang w:val="zh_TW" w:bidi="zh_TW"/>
         </w:rPr>
-        <w:t>箴言多次強調，愚妄人會說愚妄的話。「愚昧的婦人」</w:t>
-      </w:r>
-      <w:r>
-        <w:rPr>
-          <w:lang w:val="zh_TW" w:bidi="zh_TW"/>
-        </w:rPr>
-        <w:t>正是這類人的象徵</w:t>
-      </w:r>
-      <w:r>
-        <w:rPr>
-          <w:lang w:val="zh_TW" w:bidi="zh_TW"/>
-        </w:rPr>
-        <w:t>（</w:t>
-      </w:r>
-      <w:hyperlink r:id="rId24">
-        <w:r>
-          <w:rPr>
-            <w:lang w:val="zh_TW" w:bidi="zh_TW"/>
-          </w:rPr>
-          <w:rPr>
-            <w:color w:val="0000EE"/>
-            <w:u w:val="single"/>
-          </w:rPr>
-          <w:t>9:13–18</w:t>
-        </w:r>
-      </w:hyperlink>
-      <w:r>
-        <w:rPr>
-          <w:lang w:val="zh_TW" w:bidi="zh_TW"/>
-        </w:rPr>
-        <w:t>），</w:t>
-      </w:r>
-      <w:r>
-        <w:rPr>
-          <w:lang w:val="zh_TW" w:bidi="zh_TW"/>
-        </w:rPr>
-        <w:t>她用謊言和欺騙傷害她的聽眾</w:t>
-      </w:r>
-      <w:r>
-        <w:rPr>
-          <w:lang w:val="zh_TW" w:bidi="zh_TW"/>
-        </w:rPr>
-        <w:t>。言語反映人的內心狀態（</w:t>
-      </w:r>
-      <w:hyperlink r:id="rId25">
-        <w:r>
-          <w:rPr>
-            <w:lang w:val="zh_TW" w:bidi="zh_TW"/>
-          </w:rPr>
-          <w:rPr>
-            <w:color w:val="0000EE"/>
-            <w:u w:val="single"/>
-          </w:rPr>
-          <w:t>16:23</w:t>
-        </w:r>
-      </w:hyperlink>
-      <w:r>
-        <w:rPr>
-          <w:lang w:val="zh_TW" w:bidi="zh_TW"/>
-        </w:rPr>
-        <w:t>，</w:t>
-      </w:r>
-      <w:hyperlink r:id="rId26">
-        <w:r>
-          <w:rPr>
-            <w:lang w:val="zh_TW" w:bidi="zh_TW"/>
-          </w:rPr>
-          <w:rPr>
-            <w:color w:val="0000EE"/>
-            <w:u w:val="single"/>
-          </w:rPr>
-          <w:t>18:4</w:t>
-        </w:r>
-      </w:hyperlink>
-      <w:r>
-        <w:rPr>
-          <w:lang w:val="zh_TW" w:bidi="zh_TW"/>
-        </w:rPr>
-        <w:t>）。</w:t>
+        <w:t>另一位教父兼教會歷史學家凱撒利亞的優西比烏（Eusebius of Caesarea，公元260–340年）認為，第一個帝國就是亞述（曾統治過巴比倫），但後來他也接受希坡律陀的看法。大多數早期基督教教師也同意這樣的理解。後來兩位教父耶柔米（Jerome）與奧古斯丁（Augustine），也同意這一解釋。直到今日，許多聖經教師仍然接受這四大帝國的觀點。</w:t>
       </w:r>
     </w:p>
     <w:p>
@@ -735,79 +4015,7 @@
         <w:rPr>
           <w:lang w:val="zh_TW" w:bidi="zh_TW"/>
         </w:rPr>
-        <w:t>有人可能用動聽的言語掩蓋邪惡的心</w:t>
-      </w:r>
-      <w:r>
-        <w:rPr>
-          <w:lang w:val="zh_TW" w:bidi="zh_TW"/>
-        </w:rPr>
-        <w:t xml:space="preserve"> （</w:t>
-      </w:r>
-      <w:hyperlink r:id="rId22">
-        <w:r>
-          <w:rPr>
-            <w:lang w:val="zh_TW" w:bidi="zh_TW"/>
-          </w:rPr>
-          <w:rPr>
-            <w:color w:val="0000EE"/>
-            <w:u w:val="single"/>
-          </w:rPr>
-          <w:t>26:23</w:t>
-        </w:r>
-      </w:hyperlink>
-      <w:r>
-        <w:rPr>
-          <w:lang w:val="zh_TW" w:bidi="zh_TW"/>
-        </w:rPr>
-        <w:t>），但真正的品格終將顯露 （</w:t>
-      </w:r>
-      <w:hyperlink r:id="rId27">
-        <w:r>
-          <w:rPr>
-            <w:lang w:val="zh_TW" w:bidi="zh_TW"/>
-          </w:rPr>
-          <w:rPr>
-            <w:color w:val="0000EE"/>
-            <w:u w:val="single"/>
-          </w:rPr>
-          <w:t>26:24–26</w:t>
-        </w:r>
-      </w:hyperlink>
-      <w:r>
-        <w:rPr>
-          <w:lang w:val="zh_TW" w:bidi="zh_TW"/>
-        </w:rPr>
-        <w:t>）。愚妄的言語不僅會傷害他人，最終也會傷害自己。</w:t>
-      </w:r>
-      <w:r>
-        <w:rPr>
-          <w:lang w:val="zh_TW" w:bidi="zh_TW"/>
-        </w:rPr>
-        <w:t>舌頭充滿邪惡，能毀掉人的一生</w:t>
-      </w:r>
-      <w:r>
-        <w:rPr>
-          <w:lang w:val="zh_TW" w:bidi="zh_TW"/>
-        </w:rPr>
-        <w:t xml:space="preserve"> （</w:t>
-      </w:r>
-      <w:hyperlink r:id="rId28">
-        <w:r>
-          <w:rPr>
-            <w:lang w:val="zh_TW" w:bidi="zh_TW"/>
-          </w:rPr>
-          <w:rPr>
-            <w:color w:val="0000EE"/>
-            <w:u w:val="single"/>
-          </w:rPr>
-          <w:t>雅3:6</w:t>
-        </w:r>
-      </w:hyperlink>
-      <w:r>
-        <w:rPr>
-          <w:lang w:val="zh_TW" w:bidi="zh_TW"/>
-        </w:rPr>
-        <w:t>）。</w:t>
+        <w:t>古代和現代也有一些人主張希臘是第四個帝國，並認為米底亞和波斯是分開的兩國。這些教師通常持有這種觀點，因為他們認為但以理書是在羅馬帝國出現之前寫成的，因此不可能預言未來的事。然而，歷史上普遍認為米底亞和波斯是一個帝國。當波斯王塞魯士二世（Cyrus II）於公元前539年攻下巴比倫時，波斯實際上已大致融合了米底亞王國。</w:t>
       </w:r>
     </w:p>
     <w:p>
@@ -821,42 +4029,72 @@
         <w:rPr>
           <w:lang w:val="zh_TW" w:bidi="zh_TW"/>
         </w:rPr>
-        <w:t>相反</w:t>
-      </w:r>
-      <w:r>
-        <w:rPr>
-          <w:lang w:val="zh_TW" w:bidi="zh_TW"/>
-        </w:rPr>
-        <w:t>，智慧人所說的話能帶來生命，正如智慧本身所顯明的（</w:t>
-      </w:r>
-      <w:hyperlink r:id="rId29">
-        <w:r>
-          <w:rPr>
-            <w:lang w:val="zh_TW" w:bidi="zh_TW"/>
-          </w:rPr>
-          <w:rPr>
-            <w:color w:val="0000EE"/>
-            <w:u w:val="single"/>
-          </w:rPr>
-          <w:t>箴8:7–9</w:t>
-        </w:r>
-      </w:hyperlink>
-      <w:r>
-        <w:rPr>
-          <w:lang w:val="zh_TW" w:bidi="zh_TW"/>
-        </w:rPr>
-        <w:t>，</w:t>
-      </w:r>
-      <w:hyperlink r:id="rId30">
-        <w:r>
-          <w:rPr>
-            <w:lang w:val="zh_TW" w:bidi="zh_TW"/>
-          </w:rPr>
-          <w:rPr>
-            <w:color w:val="0000EE"/>
-            <w:u w:val="single"/>
-          </w:rPr>
-          <w:t>10:11</w:t>
+        <w:t>普遍的看法認為第四個帝國是羅馬。然而，但以理異象中所描述的邪惡與非人性特質，不僅限於歷史上的羅馬帝國。這些異象所描繪的，是世界及其政權體系的面貌。神的國將毀滅並取代這一切國度，它是「一塊……鑿出來的石頭」（</w:t>
+      </w:r>
+      <w:hyperlink r:id="rId157">
+        <w:r>
+          <w:rPr>
+            <w:lang w:val="zh_TW" w:bidi="zh_TW"/>
+          </w:rPr>
+          <w:rPr>
+            <w:color w:val="0000EE"/>
+            <w:u w:val="single"/>
+          </w:rPr>
+          <w:t>但2:34</w:t>
+        </w:r>
+      </w:hyperlink>
+      <w:r>
+        <w:rPr>
+          <w:lang w:val="zh_TW" w:bidi="zh_TW"/>
+        </w:rPr>
+        <w:t>）。在第</w:t>
+      </w:r>
+      <w:hyperlink r:id="rId155">
+        <w:r>
+          <w:rPr>
+            <w:lang w:val="zh_TW" w:bidi="zh_TW"/>
+          </w:rPr>
+          <w:rPr>
+            <w:color w:val="0000EE"/>
+            <w:u w:val="single"/>
+          </w:rPr>
+          <w:t>二</w:t>
+        </w:r>
+      </w:hyperlink>
+      <w:r>
+        <w:rPr>
+          <w:lang w:val="zh_TW" w:bidi="zh_TW"/>
+        </w:rPr>
+        <w:t>章中，雕像的金屬變得不那麼有價值，而在第</w:t>
+      </w:r>
+      <w:hyperlink r:id="rId156">
+        <w:r>
+          <w:rPr>
+            <w:lang w:val="zh_TW" w:bidi="zh_TW"/>
+          </w:rPr>
+          <w:rPr>
+            <w:color w:val="0000EE"/>
+            <w:u w:val="single"/>
+          </w:rPr>
+          <w:t>七</w:t>
+        </w:r>
+      </w:hyperlink>
+      <w:r>
+        <w:rPr>
+          <w:lang w:val="zh_TW" w:bidi="zh_TW"/>
+        </w:rPr>
+        <w:t>章中，出現的獸越來越兇殘與暴力。這些意象顯明人類文明逐漸敗壞，但神的國卻不斷增長、擴展，最終勝過萬國（</w:t>
+      </w:r>
+      <w:hyperlink r:id="rId158">
+        <w:r>
+          <w:rPr>
+            <w:lang w:val="zh_TW" w:bidi="zh_TW"/>
+          </w:rPr>
+          <w:rPr>
+            <w:color w:val="0000EE"/>
+            <w:u w:val="single"/>
+          </w:rPr>
+          <w:t>2:35</w:t>
         </w:r>
       </w:hyperlink>
       <w:r>
@@ -864,150 +4102,6 @@
           <w:lang w:val="zh_TW" w:bidi="zh_TW"/>
         </w:rPr>
         <w:t>）。</w:t>
-      </w:r>
-      <w:r>
-        <w:rPr>
-          <w:lang w:val="zh_TW" w:bidi="zh_TW"/>
-        </w:rPr>
-        <w:t>他們謹慎用詞，常常溫和待人</w:t>
-      </w:r>
-      <w:r>
-        <w:rPr>
-          <w:lang w:val="zh_TW" w:bidi="zh_TW"/>
-        </w:rPr>
-        <w:t>（</w:t>
-      </w:r>
-      <w:hyperlink r:id="rId31">
-        <w:r>
-          <w:rPr>
-            <w:lang w:val="zh_TW" w:bidi="zh_TW"/>
-          </w:rPr>
-          <w:rPr>
-            <w:color w:val="0000EE"/>
-            <w:u w:val="single"/>
-          </w:rPr>
-          <w:t>17:27–28</w:t>
-        </w:r>
-      </w:hyperlink>
-      <w:r>
-        <w:rPr>
-          <w:lang w:val="zh_TW" w:bidi="zh_TW"/>
-        </w:rPr>
-        <w:t>，</w:t>
-      </w:r>
-      <w:hyperlink r:id="rId32">
-        <w:r>
-          <w:rPr>
-            <w:lang w:val="zh_TW" w:bidi="zh_TW"/>
-          </w:rPr>
-          <w:rPr>
-            <w:color w:val="0000EE"/>
-            <w:u w:val="single"/>
-          </w:rPr>
-          <w:t>15:4</w:t>
-        </w:r>
-      </w:hyperlink>
-      <w:r>
-        <w:rPr>
-          <w:lang w:val="zh_TW" w:bidi="zh_TW"/>
-        </w:rPr>
-        <w:t>，</w:t>
-      </w:r>
-      <w:hyperlink r:id="rId33">
-        <w:r>
-          <w:rPr>
-            <w:lang w:val="zh_TW" w:bidi="zh_TW"/>
-          </w:rPr>
-          <w:rPr>
-            <w:color w:val="0000EE"/>
-            <w:u w:val="single"/>
-          </w:rPr>
-          <w:t>16:24</w:t>
-        </w:r>
-      </w:hyperlink>
-      <w:r>
-        <w:rPr>
-          <w:lang w:val="zh_TW" w:bidi="zh_TW"/>
-        </w:rPr>
-        <w:t>），也懂得在合適的時機說話（</w:t>
-      </w:r>
-      <w:hyperlink r:id="rId34">
-        <w:r>
-          <w:rPr>
-            <w:lang w:val="zh_TW" w:bidi="zh_TW"/>
-          </w:rPr>
-          <w:rPr>
-            <w:color w:val="0000EE"/>
-            <w:u w:val="single"/>
-          </w:rPr>
-          <w:t>15:23</w:t>
-        </w:r>
-      </w:hyperlink>
-      <w:r>
-        <w:rPr>
-          <w:lang w:val="zh_TW" w:bidi="zh_TW"/>
-        </w:rPr>
-        <w:t>，</w:t>
-      </w:r>
-      <w:hyperlink r:id="rId35">
-        <w:r>
-          <w:rPr>
-            <w:lang w:val="zh_TW" w:bidi="zh_TW"/>
-          </w:rPr>
-          <w:rPr>
-            <w:color w:val="0000EE"/>
-            <w:u w:val="single"/>
-          </w:rPr>
-          <w:t>25:11</w:t>
-        </w:r>
-      </w:hyperlink>
-      <w:r>
-        <w:rPr>
-          <w:lang w:val="zh_TW" w:bidi="zh_TW"/>
-        </w:rPr>
-        <w:t>）。這樣的人也</w:t>
-      </w:r>
-      <w:r>
-        <w:rPr>
-          <w:lang w:val="zh_TW" w:bidi="zh_TW"/>
-        </w:rPr>
-        <w:t>明白，有時嚴厲的批評是必要的</w:t>
-      </w:r>
-      <w:r>
-        <w:rPr>
-          <w:lang w:val="zh_TW" w:bidi="zh_TW"/>
-        </w:rPr>
-        <w:t>（見</w:t>
-      </w:r>
-      <w:hyperlink r:id="rId36">
-        <w:r>
-          <w:rPr>
-            <w:lang w:val="zh_TW" w:bidi="zh_TW"/>
-          </w:rPr>
-          <w:rPr>
-            <w:color w:val="0000EE"/>
-            <w:u w:val="single"/>
-          </w:rPr>
-          <w:t>27:5</w:t>
-        </w:r>
-      </w:hyperlink>
-      <w:r>
-        <w:rPr>
-          <w:lang w:val="zh_TW" w:bidi="zh_TW"/>
-        </w:rPr>
-        <w:t>）。</w:t>
-      </w:r>
-      <w:r>
-        <w:rPr>
-          <w:lang w:val="zh_TW" w:bidi="zh_TW"/>
-        </w:rPr>
-        <w:t>箴言以智慧</w:t>
-      </w:r>
-      <w:r>
-        <w:rPr>
-          <w:lang w:val="zh_TW" w:bidi="zh_TW"/>
-        </w:rPr>
-        <w:t>提醒人，不僅要注意說了什麼，更要注意如何說、何時說。</w:t>
       </w:r>
     </w:p>
     <w:p>
@@ -1032,394 +4126,28 @@
           <w:lang w:val="zh_TW" w:bidi="zh_TW"/>
         </w:rPr>
       </w:r>
-      <w:hyperlink r:id="rId21">
-        <w:r>
-          <w:rPr>
-            <w:lang w:val="zh_TW" w:bidi="zh_TW"/>
-          </w:rPr>
-          <w:rPr>
-            <w:color w:val="0000EE"/>
-            <w:u w:val="single"/>
-          </w:rPr>
-          <w:t>箴7:21–22</w:t>
-        </w:r>
-      </w:hyperlink>
-      <w:r>
-        <w:rPr>
-          <w:lang w:val="zh_TW" w:bidi="zh_TW"/>
-        </w:rPr>
-        <w:t>，</w:t>
-      </w:r>
-      <w:hyperlink r:id="rId29">
-        <w:r>
-          <w:rPr>
-            <w:lang w:val="zh_TW" w:bidi="zh_TW"/>
-          </w:rPr>
-          <w:rPr>
-            <w:color w:val="0000EE"/>
-            <w:u w:val="single"/>
-          </w:rPr>
-          <w:t>8:7–9</w:t>
-        </w:r>
-      </w:hyperlink>
-      <w:r>
-        <w:rPr>
-          <w:lang w:val="zh_TW" w:bidi="zh_TW"/>
-        </w:rPr>
-        <w:t>，</w:t>
-      </w:r>
-      <w:hyperlink r:id="rId24">
-        <w:r>
-          <w:rPr>
-            <w:lang w:val="zh_TW" w:bidi="zh_TW"/>
-          </w:rPr>
-          <w:rPr>
-            <w:color w:val="0000EE"/>
-            <w:u w:val="single"/>
-          </w:rPr>
-          <w:t>9:13–18</w:t>
-        </w:r>
-      </w:hyperlink>
-      <w:r>
-        <w:rPr>
-          <w:lang w:val="zh_TW" w:bidi="zh_TW"/>
-        </w:rPr>
-        <w:t>，</w:t>
-      </w:r>
-      <w:hyperlink r:id="rId30">
-        <w:r>
-          <w:rPr>
-            <w:lang w:val="zh_TW" w:bidi="zh_TW"/>
-          </w:rPr>
-          <w:rPr>
-            <w:color w:val="0000EE"/>
-            <w:u w:val="single"/>
-          </w:rPr>
-          <w:t>10:11</w:t>
-        </w:r>
-      </w:hyperlink>
-      <w:r>
-        <w:rPr>
-          <w:lang w:val="zh_TW" w:bidi="zh_TW"/>
-        </w:rPr>
-        <w:t>、</w:t>
-      </w:r>
-      <w:hyperlink r:id="rId18">
-        <w:r>
-          <w:rPr>
-            <w:lang w:val="zh_TW" w:bidi="zh_TW"/>
-          </w:rPr>
-          <w:rPr>
-            <w:color w:val="0000EE"/>
-            <w:u w:val="single"/>
-          </w:rPr>
-          <w:t>18</w:t>
-        </w:r>
-      </w:hyperlink>
-      <w:r>
-        <w:rPr>
-          <w:lang w:val="zh_TW" w:bidi="zh_TW"/>
-        </w:rPr>
-        <w:t>，</w:t>
-      </w:r>
-      <w:hyperlink r:id="rId19">
-        <w:r>
-          <w:rPr>
-            <w:lang w:val="zh_TW" w:bidi="zh_TW"/>
-          </w:rPr>
-          <w:rPr>
-            <w:color w:val="0000EE"/>
-            <w:u w:val="single"/>
-          </w:rPr>
-          <w:t>11:13</w:t>
-        </w:r>
-      </w:hyperlink>
-      <w:r>
-        <w:rPr>
-          <w:lang w:val="zh_TW" w:bidi="zh_TW"/>
-        </w:rPr>
-        <w:t>，</w:t>
-      </w:r>
-      <w:hyperlink r:id="rId14">
-        <w:r>
-          <w:rPr>
-            <w:lang w:val="zh_TW" w:bidi="zh_TW"/>
-          </w:rPr>
-          <w:rPr>
-            <w:color w:val="0000EE"/>
-            <w:u w:val="single"/>
-          </w:rPr>
-          <w:t>14:5</w:t>
-        </w:r>
-      </w:hyperlink>
-      <w:r>
-        <w:rPr>
-          <w:lang w:val="zh_TW" w:bidi="zh_TW"/>
-        </w:rPr>
-        <w:t>、</w:t>
-      </w:r>
-      <w:hyperlink r:id="rId15">
-        <w:r>
-          <w:rPr>
-            <w:lang w:val="zh_TW" w:bidi="zh_TW"/>
-          </w:rPr>
-          <w:rPr>
-            <w:color w:val="0000EE"/>
-            <w:u w:val="single"/>
-          </w:rPr>
-          <w:t>25</w:t>
-        </w:r>
-      </w:hyperlink>
-      <w:r>
-        <w:rPr>
-          <w:lang w:val="zh_TW" w:bidi="zh_TW"/>
-        </w:rPr>
-        <w:t>，</w:t>
-      </w:r>
-      <w:hyperlink r:id="rId32">
-        <w:r>
-          <w:rPr>
-            <w:lang w:val="zh_TW" w:bidi="zh_TW"/>
-          </w:rPr>
-          <w:rPr>
-            <w:color w:val="0000EE"/>
-            <w:u w:val="single"/>
-          </w:rPr>
-          <w:t>15:4</w:t>
-        </w:r>
-      </w:hyperlink>
-      <w:r>
-        <w:rPr>
-          <w:lang w:val="zh_TW" w:bidi="zh_TW"/>
-        </w:rPr>
-        <w:t>、</w:t>
-      </w:r>
-      <w:hyperlink r:id="rId34">
-        <w:r>
-          <w:rPr>
-            <w:lang w:val="zh_TW" w:bidi="zh_TW"/>
-          </w:rPr>
-          <w:rPr>
-            <w:color w:val="0000EE"/>
-            <w:u w:val="single"/>
-          </w:rPr>
-          <w:t>23</w:t>
-        </w:r>
-      </w:hyperlink>
-      <w:r>
-        <w:rPr>
-          <w:lang w:val="zh_TW" w:bidi="zh_TW"/>
-        </w:rPr>
-        <w:t>，</w:t>
-      </w:r>
-      <w:hyperlink r:id="rId37">
-        <w:r>
-          <w:rPr>
-            <w:lang w:val="zh_TW" w:bidi="zh_TW"/>
-          </w:rPr>
-          <w:rPr>
-            <w:color w:val="0000EE"/>
-            <w:u w:val="single"/>
-          </w:rPr>
-          <w:t>16:23–24</w:t>
-        </w:r>
-      </w:hyperlink>
-      <w:r>
-        <w:rPr>
-          <w:lang w:val="zh_TW" w:bidi="zh_TW"/>
-        </w:rPr>
-        <w:t>，</w:t>
-      </w:r>
-      <w:hyperlink r:id="rId38">
-        <w:r>
-          <w:rPr>
-            <w:lang w:val="zh_TW" w:bidi="zh_TW"/>
-          </w:rPr>
-          <w:rPr>
-            <w:color w:val="0000EE"/>
-            <w:u w:val="single"/>
-          </w:rPr>
-          <w:t>17:28</w:t>
-        </w:r>
-      </w:hyperlink>
-      <w:r>
-        <w:rPr>
-          <w:lang w:val="zh_TW" w:bidi="zh_TW"/>
-        </w:rPr>
-        <w:t>，</w:t>
-      </w:r>
-      <w:hyperlink r:id="rId26">
-        <w:r>
-          <w:rPr>
-            <w:lang w:val="zh_TW" w:bidi="zh_TW"/>
-          </w:rPr>
-          <w:rPr>
-            <w:color w:val="0000EE"/>
-            <w:u w:val="single"/>
-          </w:rPr>
-          <w:t>18:4</w:t>
-        </w:r>
-      </w:hyperlink>
-      <w:r>
-        <w:rPr>
-          <w:lang w:val="zh_TW" w:bidi="zh_TW"/>
-        </w:rPr>
-        <w:t>、</w:t>
-      </w:r>
-      <w:hyperlink r:id="rId13">
-        <w:r>
-          <w:rPr>
-            <w:lang w:val="zh_TW" w:bidi="zh_TW"/>
-          </w:rPr>
-          <w:rPr>
-            <w:color w:val="0000EE"/>
-            <w:u w:val="single"/>
-          </w:rPr>
-          <w:t>21</w:t>
-        </w:r>
-      </w:hyperlink>
-      <w:r>
-        <w:rPr>
-          <w:lang w:val="zh_TW" w:bidi="zh_TW"/>
-        </w:rPr>
-        <w:t>，</w:t>
-      </w:r>
-      <w:hyperlink r:id="rId17">
-        <w:r>
-          <w:rPr>
-            <w:lang w:val="zh_TW" w:bidi="zh_TW"/>
-          </w:rPr>
-          <w:rPr>
-            <w:color w:val="0000EE"/>
-            <w:u w:val="single"/>
-          </w:rPr>
-          <w:t>20:20</w:t>
-        </w:r>
-      </w:hyperlink>
-      <w:r>
-        <w:rPr>
-          <w:lang w:val="zh_TW" w:bidi="zh_TW"/>
-        </w:rPr>
-        <w:t>，</w:t>
-      </w:r>
-      <w:hyperlink r:id="rId35">
-        <w:r>
-          <w:rPr>
-            <w:lang w:val="zh_TW" w:bidi="zh_TW"/>
-          </w:rPr>
-          <w:rPr>
-            <w:color w:val="0000EE"/>
-            <w:u w:val="single"/>
-          </w:rPr>
-          <w:t>25:11</w:t>
-        </w:r>
-      </w:hyperlink>
-      <w:r>
-        <w:rPr>
-          <w:lang w:val="zh_TW" w:bidi="zh_TW"/>
-        </w:rPr>
-        <w:t>，</w:t>
-      </w:r>
-      <w:hyperlink r:id="rId16">
-        <w:r>
-          <w:rPr>
-            <w:lang w:val="zh_TW" w:bidi="zh_TW"/>
-          </w:rPr>
-          <w:rPr>
-            <w:color w:val="0000EE"/>
-            <w:u w:val="single"/>
-          </w:rPr>
-          <w:t>26:17</w:t>
-        </w:r>
-      </w:hyperlink>
-      <w:r>
-        <w:rPr>
-          <w:lang w:val="zh_TW" w:bidi="zh_TW"/>
-        </w:rPr>
-        <w:t>、</w:t>
-      </w:r>
-      <w:hyperlink r:id="rId39">
-        <w:r>
-          <w:rPr>
-            <w:lang w:val="zh_TW" w:bidi="zh_TW"/>
-          </w:rPr>
-          <w:rPr>
-            <w:color w:val="0000EE"/>
-            <w:u w:val="single"/>
-          </w:rPr>
-          <w:t>23–26</w:t>
-        </w:r>
-      </w:hyperlink>
-      <w:r>
-        <w:rPr>
-          <w:lang w:val="zh_TW" w:bidi="zh_TW"/>
-        </w:rPr>
-        <w:t>，</w:t>
-      </w:r>
-      <w:hyperlink r:id="rId23">
-        <w:r>
-          <w:rPr>
-            <w:lang w:val="zh_TW" w:bidi="zh_TW"/>
-          </w:rPr>
-          <w:rPr>
-            <w:color w:val="0000EE"/>
-            <w:u w:val="single"/>
-          </w:rPr>
-          <w:t>27:2</w:t>
-        </w:r>
-      </w:hyperlink>
-      <w:r>
-        <w:rPr>
-          <w:lang w:val="zh_TW" w:bidi="zh_TW"/>
-        </w:rPr>
-        <w:t>、</w:t>
-      </w:r>
-      <w:hyperlink r:id="rId36">
-        <w:r>
-          <w:rPr>
-            <w:lang w:val="zh_TW" w:bidi="zh_TW"/>
-          </w:rPr>
-          <w:rPr>
-            <w:color w:val="0000EE"/>
-            <w:u w:val="single"/>
-          </w:rPr>
-          <w:t>5</w:t>
-        </w:r>
-      </w:hyperlink>
-      <w:r>
-        <w:rPr>
-          <w:lang w:val="zh_TW" w:bidi="zh_TW"/>
-        </w:rPr>
-        <w:t>；</w:t>
-      </w:r>
-      <w:hyperlink r:id="rId40">
-        <w:r>
-          <w:rPr>
-            <w:lang w:val="zh_TW" w:bidi="zh_TW"/>
-          </w:rPr>
-          <w:rPr>
-            <w:color w:val="0000EE"/>
-            <w:u w:val="single"/>
-          </w:rPr>
-          <w:t>太12:33–37</w:t>
-        </w:r>
-      </w:hyperlink>
-      <w:r>
-        <w:rPr>
-          <w:lang w:val="zh_TW" w:bidi="zh_TW"/>
-        </w:rPr>
-        <w:t>；</w:t>
-      </w:r>
-      <w:hyperlink r:id="rId41">
-        <w:r>
-          <w:rPr>
-            <w:lang w:val="zh_TW" w:bidi="zh_TW"/>
-          </w:rPr>
-          <w:rPr>
-            <w:color w:val="0000EE"/>
-            <w:u w:val="single"/>
-          </w:rPr>
-          <w:t>雅3:1–12</w:t>
+      <w:hyperlink r:id="rId155">
+        <w:r>
+          <w:rPr>
+            <w:lang w:val="zh_TW" w:bidi="zh_TW"/>
+          </w:rPr>
+          <w:rPr>
+            <w:color w:val="0000EE"/>
+            <w:u w:val="single"/>
+          </w:rPr>
+          <w:t>但2:1–49，</w:t>
+        </w:r>
+      </w:hyperlink>
+      <w:hyperlink r:id="rId156">
+        <w:r>
+          <w:rPr>
+            <w:lang w:val="zh_TW" w:bidi="zh_TW"/>
+          </w:rPr>
+          <w:rPr>
+            <w:color w:val="0000EE"/>
+            <w:u w:val="single"/>
+          </w:rPr>
+          <w:t>7:1–28</w:t>
         </w:r>
       </w:hyperlink>
       <w:r>

--- a/zht/docx/077.content.docx
+++ b/zht/docx/077.content.docx
@@ -19,7 +19,7 @@
         <w:rPr>
           <w:lang w:val="zh_TW" w:bidi="zh_TW"/>
         </w:rPr>
-        <w:t>Resource: Tyndale Open Study Notes</w:t>
+        <w:t>Resource: Aquifer Open Study Notes (Themes)</w:t>
       </w:r>
       <w:r>
         <w:rPr>
@@ -112,7 +112,7 @@
         <w:rPr>
           <w:lang w:val="zh_TW" w:bidi="zh_TW"/>
         </w:rPr>
-        <w:t>Tyndale Open Study Notes</w:t>
+        <w:t>Aquifer Open Study Notes (Themes)</w:t>
       </w:r>
     </w:p>
     <w:p>

--- a/zht/docx/077.content.docx
+++ b/zht/docx/077.content.docx
@@ -233,198 +233,132 @@
         </w:rPr>
         <w:t>舊約的作者描述人死後會去到地底之下（</w:t>
       </w:r>
-      <w:hyperlink r:id="rId13">
-        <w:r>
-          <w:rPr>
-            <w:lang w:val="zh_TW" w:bidi="zh_TW"/>
-          </w:rPr>
-          <w:rPr>
-            <w:color w:val="0000EE"/>
-            <w:u w:val="single"/>
-          </w:rPr>
-          <w:t>結26:20</w:t>
-        </w:r>
-      </w:hyperlink>
+      <w:r>
+        <w:rPr>
+          <w:lang w:val="zh_TW" w:bidi="zh_TW"/>
+        </w:rPr>
+        <w:t>結26:20</w:t>
+      </w:r>
       <w:r>
         <w:rPr>
           <w:lang w:val="zh_TW" w:bidi="zh_TW"/>
         </w:rPr>
         <w:t>）。有時候，地會把他們活活吞下（</w:t>
       </w:r>
-      <w:hyperlink r:id="rId14">
-        <w:r>
-          <w:rPr>
-            <w:lang w:val="zh_TW" w:bidi="zh_TW"/>
-          </w:rPr>
-          <w:rPr>
-            <w:color w:val="0000EE"/>
-            <w:u w:val="single"/>
-          </w:rPr>
-          <w:t>民16:31–33</w:t>
-        </w:r>
-      </w:hyperlink>
+      <w:r>
+        <w:rPr>
+          <w:lang w:val="zh_TW" w:bidi="zh_TW"/>
+        </w:rPr>
+        <w:t>民16:31–33</w:t>
+      </w:r>
       <w:r>
         <w:rPr>
           <w:lang w:val="zh_TW" w:bidi="zh_TW"/>
         </w:rPr>
         <w:t>；</w:t>
       </w:r>
-      <w:hyperlink r:id="rId15">
-        <w:r>
-          <w:rPr>
-            <w:lang w:val="zh_TW" w:bidi="zh_TW"/>
-          </w:rPr>
-          <w:rPr>
-            <w:color w:val="0000EE"/>
-            <w:u w:val="single"/>
-          </w:rPr>
-          <w:t>詩55:15</w:t>
-        </w:r>
-      </w:hyperlink>
+      <w:r>
+        <w:rPr>
+          <w:lang w:val="zh_TW" w:bidi="zh_TW"/>
+        </w:rPr>
+        <w:t>詩55:15</w:t>
+      </w:r>
       <w:r>
         <w:rPr>
           <w:lang w:val="zh_TW" w:bidi="zh_TW"/>
         </w:rPr>
         <w:t>）；但通常是「死亡的繩索」將人拉入其中，把他們「吞下去」（</w:t>
       </w:r>
-      <w:hyperlink r:id="rId16">
-        <w:r>
-          <w:rPr>
-            <w:lang w:val="zh_TW" w:bidi="zh_TW"/>
-          </w:rPr>
-          <w:rPr>
-            <w:color w:val="0000EE"/>
-            <w:u w:val="single"/>
-          </w:rPr>
-          <w:t>詩18:4–5</w:t>
-        </w:r>
-      </w:hyperlink>
+      <w:r>
+        <w:rPr>
+          <w:lang w:val="zh_TW" w:bidi="zh_TW"/>
+        </w:rPr>
+        <w:t>詩18:4–5</w:t>
+      </w:r>
       <w:r>
         <w:rPr>
           <w:lang w:val="zh_TW" w:bidi="zh_TW"/>
         </w:rPr>
         <w:t>；</w:t>
       </w:r>
-      <w:hyperlink r:id="rId17">
-        <w:r>
-          <w:rPr>
-            <w:lang w:val="zh_TW" w:bidi="zh_TW"/>
-          </w:rPr>
-          <w:rPr>
-            <w:color w:val="0000EE"/>
-            <w:u w:val="single"/>
-          </w:rPr>
-          <w:t>民16:30</w:t>
-        </w:r>
-      </w:hyperlink>
+      <w:r>
+        <w:rPr>
+          <w:lang w:val="zh_TW" w:bidi="zh_TW"/>
+        </w:rPr>
+        <w:t>民16:30</w:t>
+      </w:r>
       <w:r>
         <w:rPr>
           <w:lang w:val="zh_TW" w:bidi="zh_TW"/>
         </w:rPr>
         <w:t>；</w:t>
       </w:r>
-      <w:hyperlink r:id="rId18">
-        <w:r>
-          <w:rPr>
-            <w:lang w:val="zh_TW" w:bidi="zh_TW"/>
-          </w:rPr>
-          <w:rPr>
-            <w:color w:val="0000EE"/>
-            <w:u w:val="single"/>
-          </w:rPr>
-          <w:t>伯24:19</w:t>
-        </w:r>
-      </w:hyperlink>
+      <w:r>
+        <w:rPr>
+          <w:lang w:val="zh_TW" w:bidi="zh_TW"/>
+        </w:rPr>
+        <w:t>伯24:19</w:t>
+      </w:r>
       <w:r>
         <w:rPr>
           <w:lang w:val="zh_TW" w:bidi="zh_TW"/>
         </w:rPr>
         <w:t>；</w:t>
       </w:r>
-      <w:hyperlink r:id="rId19">
-        <w:r>
-          <w:rPr>
-            <w:lang w:val="zh_TW" w:bidi="zh_TW"/>
-          </w:rPr>
-          <w:rPr>
-            <w:color w:val="0000EE"/>
-            <w:u w:val="single"/>
-          </w:rPr>
-          <w:t>詩49:14</w:t>
-        </w:r>
-      </w:hyperlink>
+      <w:r>
+        <w:rPr>
+          <w:lang w:val="zh_TW" w:bidi="zh_TW"/>
+        </w:rPr>
+        <w:t>詩49:14</w:t>
+      </w:r>
       <w:r>
         <w:rPr>
           <w:lang w:val="zh_TW" w:bidi="zh_TW"/>
         </w:rPr>
         <w:t>；</w:t>
       </w:r>
-      <w:hyperlink r:id="rId20">
-        <w:r>
-          <w:rPr>
-            <w:lang w:val="zh_TW" w:bidi="zh_TW"/>
-          </w:rPr>
-          <w:rPr>
-            <w:color w:val="0000EE"/>
-            <w:u w:val="single"/>
-          </w:rPr>
-          <w:t>賽5:14</w:t>
-        </w:r>
-      </w:hyperlink>
+      <w:r>
+        <w:rPr>
+          <w:lang w:val="zh_TW" w:bidi="zh_TW"/>
+        </w:rPr>
+        <w:t>賽5:14</w:t>
+      </w:r>
       <w:r>
         <w:rPr>
           <w:lang w:val="zh_TW" w:bidi="zh_TW"/>
         </w:rPr>
         <w:t>，</w:t>
       </w:r>
-      <w:hyperlink r:id="rId21">
-        <w:r>
-          <w:rPr>
-            <w:lang w:val="zh_TW" w:bidi="zh_TW"/>
-          </w:rPr>
-          <w:rPr>
-            <w:color w:val="0000EE"/>
-            <w:u w:val="single"/>
-          </w:rPr>
-          <w:t>14:11</w:t>
-        </w:r>
-      </w:hyperlink>
+      <w:r>
+        <w:rPr>
+          <w:lang w:val="zh_TW" w:bidi="zh_TW"/>
+        </w:rPr>
+        <w:t>14:11</w:t>
+      </w:r>
       <w:r>
         <w:rPr>
           <w:lang w:val="zh_TW" w:bidi="zh_TW"/>
         </w:rPr>
         <w:t>）。在舊約中，死後的世界通常被視為陰暗、絕望以及無法返回的地方（</w:t>
       </w:r>
-      <w:hyperlink r:id="rId22">
-        <w:r>
-          <w:rPr>
-            <w:lang w:val="zh_TW" w:bidi="zh_TW"/>
-          </w:rPr>
-          <w:rPr>
-            <w:color w:val="0000EE"/>
-            <w:u w:val="single"/>
-          </w:rPr>
-          <w:t>伯7:9</w:t>
-        </w:r>
-      </w:hyperlink>
+      <w:r>
+        <w:rPr>
+          <w:lang w:val="zh_TW" w:bidi="zh_TW"/>
+        </w:rPr>
+        <w:t>伯7:9</w:t>
+      </w:r>
       <w:r>
         <w:rPr>
           <w:lang w:val="zh_TW" w:bidi="zh_TW"/>
         </w:rPr>
         <w:t>；</w:t>
       </w:r>
-      <w:hyperlink r:id="rId23">
-        <w:r>
-          <w:rPr>
-            <w:lang w:val="zh_TW" w:bidi="zh_TW"/>
-          </w:rPr>
-          <w:rPr>
-            <w:color w:val="0000EE"/>
-            <w:u w:val="single"/>
-          </w:rPr>
-          <w:t>賽38:18</w:t>
-        </w:r>
-      </w:hyperlink>
+      <w:r>
+        <w:rPr>
+          <w:lang w:val="zh_TW" w:bidi="zh_TW"/>
+        </w:rPr>
+        <w:t>賽38:18</w:t>
+      </w:r>
       <w:r>
         <w:rPr>
           <w:lang w:val="zh_TW" w:bidi="zh_TW"/>
@@ -476,108 +410,72 @@
         </w:rPr>
         <w:t>）：被形容為黑暗且滿是塵土的地方（</w:t>
       </w:r>
-      <w:hyperlink r:id="rId24">
-        <w:r>
-          <w:rPr>
-            <w:lang w:val="zh_TW" w:bidi="zh_TW"/>
-          </w:rPr>
-          <w:rPr>
-            <w:color w:val="0000EE"/>
-            <w:u w:val="single"/>
-          </w:rPr>
-          <w:t>伯11:8</w:t>
-        </w:r>
-      </w:hyperlink>
+      <w:r>
+        <w:rPr>
+          <w:lang w:val="zh_TW" w:bidi="zh_TW"/>
+        </w:rPr>
+        <w:t>伯11:8</w:t>
+      </w:r>
       <w:r>
         <w:rPr>
           <w:lang w:val="zh_TW" w:bidi="zh_TW"/>
         </w:rPr>
         <w:t>，</w:t>
       </w:r>
-      <w:hyperlink r:id="rId25">
-        <w:r>
-          <w:rPr>
-            <w:lang w:val="zh_TW" w:bidi="zh_TW"/>
-          </w:rPr>
-          <w:rPr>
-            <w:color w:val="0000EE"/>
-            <w:u w:val="single"/>
-          </w:rPr>
-          <w:t>14:13</w:t>
-        </w:r>
-      </w:hyperlink>
+      <w:r>
+        <w:rPr>
+          <w:lang w:val="zh_TW" w:bidi="zh_TW"/>
+        </w:rPr>
+        <w:t>14:13</w:t>
+      </w:r>
       <w:r>
         <w:rPr>
           <w:lang w:val="zh_TW" w:bidi="zh_TW"/>
         </w:rPr>
         <w:t>，</w:t>
       </w:r>
-      <w:hyperlink r:id="rId26">
-        <w:r>
-          <w:rPr>
-            <w:lang w:val="zh_TW" w:bidi="zh_TW"/>
-          </w:rPr>
-          <w:rPr>
-            <w:color w:val="0000EE"/>
-            <w:u w:val="single"/>
-          </w:rPr>
-          <w:t>17:13</w:t>
-        </w:r>
-      </w:hyperlink>
+      <w:r>
+        <w:rPr>
+          <w:lang w:val="zh_TW" w:bidi="zh_TW"/>
+        </w:rPr>
+        <w:t>17:13</w:t>
+      </w:r>
       <w:r>
         <w:rPr>
           <w:lang w:val="zh_TW" w:bidi="zh_TW"/>
         </w:rPr>
         <w:t>、</w:t>
       </w:r>
-      <w:hyperlink r:id="rId27">
-        <w:r>
-          <w:rPr>
-            <w:lang w:val="zh_TW" w:bidi="zh_TW"/>
-          </w:rPr>
-          <w:rPr>
-            <w:color w:val="0000EE"/>
-            <w:u w:val="single"/>
-          </w:rPr>
-          <w:t>16</w:t>
-        </w:r>
-      </w:hyperlink>
+      <w:r>
+        <w:rPr>
+          <w:lang w:val="zh_TW" w:bidi="zh_TW"/>
+        </w:rPr>
+        <w:t>16</w:t>
+      </w:r>
       <w:r>
         <w:rPr>
           <w:lang w:val="zh_TW" w:bidi="zh_TW"/>
         </w:rPr>
         <w:t>，</w:t>
       </w:r>
-      <w:hyperlink r:id="rId18">
-        <w:r>
-          <w:rPr>
-            <w:lang w:val="zh_TW" w:bidi="zh_TW"/>
-          </w:rPr>
-          <w:rPr>
-            <w:color w:val="0000EE"/>
-            <w:u w:val="single"/>
-          </w:rPr>
-          <w:t>24:19</w:t>
-        </w:r>
-      </w:hyperlink>
+      <w:r>
+        <w:rPr>
+          <w:lang w:val="zh_TW" w:bidi="zh_TW"/>
+        </w:rPr>
+        <w:t>24:19</w:t>
+      </w:r>
       <w:r>
         <w:rPr>
           <w:lang w:val="zh_TW" w:bidi="zh_TW"/>
         </w:rPr>
         <w:t>，</w:t>
       </w:r>
-      <w:hyperlink r:id="rId28">
-        <w:r>
-          <w:rPr>
-            <w:lang w:val="zh_TW" w:bidi="zh_TW"/>
-          </w:rPr>
-          <w:rPr>
-            <w:color w:val="0000EE"/>
-            <w:u w:val="single"/>
-          </w:rPr>
-          <w:t>26:6</w:t>
-        </w:r>
-      </w:hyperlink>
+      <w:r>
+        <w:rPr>
+          <w:lang w:val="zh_TW" w:bidi="zh_TW"/>
+        </w:rPr>
+        <w:t>26:6</w:t>
+      </w:r>
       <w:r>
         <w:rPr>
           <w:lang w:val="zh_TW" w:bidi="zh_TW"/>
@@ -627,126 +525,84 @@
         </w:rPr>
         <w:t>；見</w:t>
       </w:r>
-      <w:hyperlink r:id="rId29">
-        <w:r>
-          <w:rPr>
-            <w:lang w:val="zh_TW" w:bidi="zh_TW"/>
-          </w:rPr>
-          <w:rPr>
-            <w:color w:val="0000EE"/>
-            <w:u w:val="single"/>
-          </w:rPr>
-          <w:t>9:31</w:t>
-        </w:r>
-      </w:hyperlink>
+      <w:r>
+        <w:rPr>
+          <w:lang w:val="zh_TW" w:bidi="zh_TW"/>
+        </w:rPr>
+        <w:t>9:31</w:t>
+      </w:r>
       <w:r>
         <w:rPr>
           <w:lang w:val="zh_TW" w:bidi="zh_TW"/>
         </w:rPr>
         <w:t>，</w:t>
       </w:r>
-      <w:hyperlink r:id="rId30">
-        <w:r>
-          <w:rPr>
-            <w:lang w:val="zh_TW" w:bidi="zh_TW"/>
-          </w:rPr>
-          <w:rPr>
-            <w:color w:val="0000EE"/>
-            <w:u w:val="single"/>
-          </w:rPr>
-          <w:t>17:14</w:t>
-        </w:r>
-      </w:hyperlink>
+      <w:r>
+        <w:rPr>
+          <w:lang w:val="zh_TW" w:bidi="zh_TW"/>
+        </w:rPr>
+        <w:t>17:14</w:t>
+      </w:r>
       <w:r>
         <w:rPr>
           <w:lang w:val="zh_TW" w:bidi="zh_TW"/>
         </w:rPr>
         <w:t>，</w:t>
       </w:r>
-      <w:hyperlink r:id="rId31">
-        <w:r>
-          <w:rPr>
-            <w:lang w:val="zh_TW" w:bidi="zh_TW"/>
-          </w:rPr>
-          <w:rPr>
-            <w:color w:val="0000EE"/>
-            <w:u w:val="single"/>
-          </w:rPr>
-          <w:t>33:18</w:t>
-        </w:r>
-      </w:hyperlink>
+      <w:r>
+        <w:rPr>
+          <w:lang w:val="zh_TW" w:bidi="zh_TW"/>
+        </w:rPr>
+        <w:t>33:18</w:t>
+      </w:r>
       <w:r>
         <w:rPr>
           <w:lang w:val="zh_TW" w:bidi="zh_TW"/>
         </w:rPr>
         <w:t>、</w:t>
       </w:r>
-      <w:hyperlink r:id="rId32">
-        <w:r>
-          <w:rPr>
-            <w:lang w:val="zh_TW" w:bidi="zh_TW"/>
-          </w:rPr>
-          <w:rPr>
-            <w:color w:val="0000EE"/>
-            <w:u w:val="single"/>
-          </w:rPr>
-          <w:t>22</w:t>
-        </w:r>
-      </w:hyperlink>
+      <w:r>
+        <w:rPr>
+          <w:lang w:val="zh_TW" w:bidi="zh_TW"/>
+        </w:rPr>
+        <w:t>22</w:t>
+      </w:r>
       <w:r>
         <w:rPr>
           <w:lang w:val="zh_TW" w:bidi="zh_TW"/>
         </w:rPr>
         <w:t>、</w:t>
       </w:r>
-      <w:hyperlink r:id="rId33">
-        <w:r>
-          <w:rPr>
-            <w:lang w:val="zh_TW" w:bidi="zh_TW"/>
-          </w:rPr>
-          <w:rPr>
-            <w:color w:val="0000EE"/>
-            <w:u w:val="single"/>
-          </w:rPr>
-          <w:t>24</w:t>
-        </w:r>
-      </w:hyperlink>
+      <w:r>
+        <w:rPr>
+          <w:lang w:val="zh_TW" w:bidi="zh_TW"/>
+        </w:rPr>
+        <w:t>24</w:t>
+      </w:r>
       <w:r>
         <w:rPr>
           <w:lang w:val="zh_TW" w:bidi="zh_TW"/>
         </w:rPr>
         <w:t>、</w:t>
       </w:r>
-      <w:hyperlink r:id="rId34">
-        <w:r>
-          <w:rPr>
-            <w:lang w:val="zh_TW" w:bidi="zh_TW"/>
-          </w:rPr>
-          <w:rPr>
-            <w:color w:val="0000EE"/>
-            <w:u w:val="single"/>
-          </w:rPr>
-          <w:t>28</w:t>
-        </w:r>
-      </w:hyperlink>
+      <w:r>
+        <w:rPr>
+          <w:lang w:val="zh_TW" w:bidi="zh_TW"/>
+        </w:rPr>
+        <w:t>28</w:t>
+      </w:r>
       <w:r>
         <w:rPr>
           <w:lang w:val="zh_TW" w:bidi="zh_TW"/>
         </w:rPr>
         <w:t>、</w:t>
       </w:r>
-      <w:hyperlink r:id="rId35">
-        <w:r>
-          <w:rPr>
-            <w:lang w:val="zh_TW" w:bidi="zh_TW"/>
-          </w:rPr>
-          <w:rPr>
-            <w:color w:val="0000EE"/>
-            <w:u w:val="single"/>
-          </w:rPr>
-          <w:t>30</w:t>
-        </w:r>
-      </w:hyperlink>
+      <w:r>
+        <w:rPr>
+          <w:lang w:val="zh_TW" w:bidi="zh_TW"/>
+        </w:rPr>
+        <w:t>30</w:t>
+      </w:r>
       <w:r>
         <w:rPr>
           <w:lang w:val="zh_TW" w:bidi="zh_TW"/>
@@ -784,90 +640,60 @@
         </w:rPr>
         <w:t>；見</w:t>
       </w:r>
-      <w:hyperlink r:id="rId36">
-        <w:r>
-          <w:rPr>
-            <w:lang w:val="zh_TW" w:bidi="zh_TW"/>
-          </w:rPr>
-          <w:rPr>
-            <w:color w:val="0000EE"/>
-            <w:u w:val="single"/>
-          </w:rPr>
-          <w:t>3:22</w:t>
-        </w:r>
-      </w:hyperlink>
+      <w:r>
+        <w:rPr>
+          <w:lang w:val="zh_TW" w:bidi="zh_TW"/>
+        </w:rPr>
+        <w:t>3:22</w:t>
+      </w:r>
       <w:r>
         <w:rPr>
           <w:lang w:val="zh_TW" w:bidi="zh_TW"/>
         </w:rPr>
         <w:t>，</w:t>
       </w:r>
-      <w:hyperlink r:id="rId37">
-        <w:r>
-          <w:rPr>
-            <w:lang w:val="zh_TW" w:bidi="zh_TW"/>
-          </w:rPr>
-          <w:rPr>
-            <w:color w:val="0000EE"/>
-            <w:u w:val="single"/>
-          </w:rPr>
-          <w:t>5:26</w:t>
-        </w:r>
-      </w:hyperlink>
+      <w:r>
+        <w:rPr>
+          <w:lang w:val="zh_TW" w:bidi="zh_TW"/>
+        </w:rPr>
+        <w:t>5:26</w:t>
+      </w:r>
       <w:r>
         <w:rPr>
           <w:lang w:val="zh_TW" w:bidi="zh_TW"/>
         </w:rPr>
         <w:t>，</w:t>
       </w:r>
-      <w:hyperlink r:id="rId38">
-        <w:r>
-          <w:rPr>
-            <w:lang w:val="zh_TW" w:bidi="zh_TW"/>
-          </w:rPr>
-          <w:rPr>
-            <w:color w:val="0000EE"/>
-            <w:u w:val="single"/>
-          </w:rPr>
-          <w:t>10:19</w:t>
-        </w:r>
-      </w:hyperlink>
+      <w:r>
+        <w:rPr>
+          <w:lang w:val="zh_TW" w:bidi="zh_TW"/>
+        </w:rPr>
+        <w:t>10:19</w:t>
+      </w:r>
       <w:r>
         <w:rPr>
           <w:lang w:val="zh_TW" w:bidi="zh_TW"/>
         </w:rPr>
         <w:t>，</w:t>
       </w:r>
-      <w:hyperlink r:id="rId39">
-        <w:r>
-          <w:rPr>
-            <w:lang w:val="zh_TW" w:bidi="zh_TW"/>
-          </w:rPr>
-          <w:rPr>
-            <w:color w:val="0000EE"/>
-            <w:u w:val="single"/>
-          </w:rPr>
-          <w:t>17:1</w:t>
-        </w:r>
-      </w:hyperlink>
+      <w:r>
+        <w:rPr>
+          <w:lang w:val="zh_TW" w:bidi="zh_TW"/>
+        </w:rPr>
+        <w:t>17:1</w:t>
+      </w:r>
       <w:r>
         <w:rPr>
           <w:lang w:val="zh_TW" w:bidi="zh_TW"/>
         </w:rPr>
         <w:t>，</w:t>
       </w:r>
-      <w:hyperlink r:id="rId40">
-        <w:r>
-          <w:rPr>
-            <w:lang w:val="zh_TW" w:bidi="zh_TW"/>
-          </w:rPr>
-          <w:rPr>
-            <w:color w:val="0000EE"/>
-            <w:u w:val="single"/>
-          </w:rPr>
-          <w:t>21:32</w:t>
-        </w:r>
-      </w:hyperlink>
+      <w:r>
+        <w:rPr>
+          <w:lang w:val="zh_TW" w:bidi="zh_TW"/>
+        </w:rPr>
+        <w:t>21:32</w:t>
+      </w:r>
       <w:r>
         <w:rPr>
           <w:lang w:val="zh_TW" w:bidi="zh_TW"/>
@@ -888,234 +714,156 @@
         </w:rPr>
         <w:t>儘管如此，舊約有時也暗示人可以從墳墓得拯救（見</w:t>
       </w:r>
-      <w:hyperlink r:id="rId41">
-        <w:r>
-          <w:rPr>
-            <w:lang w:val="zh_TW" w:bidi="zh_TW"/>
-          </w:rPr>
-          <w:rPr>
-            <w:color w:val="0000EE"/>
-            <w:u w:val="single"/>
-          </w:rPr>
-          <w:t>撒上2:6</w:t>
-        </w:r>
-      </w:hyperlink>
+      <w:r>
+        <w:rPr>
+          <w:lang w:val="zh_TW" w:bidi="zh_TW"/>
+        </w:rPr>
+        <w:t>撒上2:6</w:t>
+      </w:r>
       <w:r>
         <w:rPr>
           <w:lang w:val="zh_TW" w:bidi="zh_TW"/>
         </w:rPr>
         <w:t>；</w:t>
       </w:r>
-      <w:hyperlink r:id="rId42">
-        <w:r>
-          <w:rPr>
-            <w:lang w:val="zh_TW" w:bidi="zh_TW"/>
-          </w:rPr>
-          <w:rPr>
-            <w:color w:val="0000EE"/>
-            <w:u w:val="single"/>
-          </w:rPr>
-          <w:t>詩16:10–11</w:t>
-        </w:r>
-      </w:hyperlink>
+      <w:r>
+        <w:rPr>
+          <w:lang w:val="zh_TW" w:bidi="zh_TW"/>
+        </w:rPr>
+        <w:t>詩16:10–11</w:t>
+      </w:r>
       <w:r>
         <w:rPr>
           <w:lang w:val="zh_TW" w:bidi="zh_TW"/>
         </w:rPr>
         <w:t>，</w:t>
       </w:r>
-      <w:hyperlink r:id="rId43">
-        <w:r>
-          <w:rPr>
-            <w:lang w:val="zh_TW" w:bidi="zh_TW"/>
-          </w:rPr>
-          <w:rPr>
-            <w:color w:val="0000EE"/>
-            <w:u w:val="single"/>
-          </w:rPr>
-          <w:t>30:3</w:t>
-        </w:r>
-      </w:hyperlink>
+      <w:r>
+        <w:rPr>
+          <w:lang w:val="zh_TW" w:bidi="zh_TW"/>
+        </w:rPr>
+        <w:t>30:3</w:t>
+      </w:r>
       <w:r>
         <w:rPr>
           <w:lang w:val="zh_TW" w:bidi="zh_TW"/>
         </w:rPr>
         <w:t>，</w:t>
       </w:r>
-      <w:hyperlink r:id="rId44">
-        <w:r>
-          <w:rPr>
-            <w:lang w:val="zh_TW" w:bidi="zh_TW"/>
-          </w:rPr>
-          <w:rPr>
-            <w:color w:val="0000EE"/>
-            <w:u w:val="single"/>
-          </w:rPr>
-          <w:t>49:15</w:t>
-        </w:r>
-      </w:hyperlink>
+      <w:r>
+        <w:rPr>
+          <w:lang w:val="zh_TW" w:bidi="zh_TW"/>
+        </w:rPr>
+        <w:t>49:15</w:t>
+      </w:r>
       <w:r>
         <w:rPr>
           <w:lang w:val="zh_TW" w:bidi="zh_TW"/>
         </w:rPr>
         <w:t>，</w:t>
       </w:r>
-      <w:hyperlink r:id="rId45">
-        <w:r>
-          <w:rPr>
-            <w:lang w:val="zh_TW" w:bidi="zh_TW"/>
-          </w:rPr>
-          <w:rPr>
-            <w:color w:val="0000EE"/>
-            <w:u w:val="single"/>
-          </w:rPr>
-          <w:t>56:13</w:t>
-        </w:r>
-      </w:hyperlink>
+      <w:r>
+        <w:rPr>
+          <w:lang w:val="zh_TW" w:bidi="zh_TW"/>
+        </w:rPr>
+        <w:t>56:13</w:t>
+      </w:r>
       <w:r>
         <w:rPr>
           <w:lang w:val="zh_TW" w:bidi="zh_TW"/>
         </w:rPr>
         <w:t>，</w:t>
       </w:r>
-      <w:hyperlink r:id="rId46">
-        <w:r>
-          <w:rPr>
-            <w:lang w:val="zh_TW" w:bidi="zh_TW"/>
-          </w:rPr>
-          <w:rPr>
-            <w:color w:val="0000EE"/>
-            <w:u w:val="single"/>
-          </w:rPr>
-          <w:t>73:24–26</w:t>
-        </w:r>
-      </w:hyperlink>
+      <w:r>
+        <w:rPr>
+          <w:lang w:val="zh_TW" w:bidi="zh_TW"/>
+        </w:rPr>
+        <w:t>73:24–26</w:t>
+      </w:r>
       <w:r>
         <w:rPr>
           <w:lang w:val="zh_TW" w:bidi="zh_TW"/>
         </w:rPr>
         <w:t>，</w:t>
       </w:r>
-      <w:hyperlink r:id="rId47">
-        <w:r>
-          <w:rPr>
-            <w:lang w:val="zh_TW" w:bidi="zh_TW"/>
-          </w:rPr>
-          <w:rPr>
-            <w:color w:val="0000EE"/>
-            <w:u w:val="single"/>
-          </w:rPr>
-          <w:t>86:13</w:t>
-        </w:r>
-      </w:hyperlink>
+      <w:r>
+        <w:rPr>
+          <w:lang w:val="zh_TW" w:bidi="zh_TW"/>
+        </w:rPr>
+        <w:t>86:13</w:t>
+      </w:r>
       <w:r>
         <w:rPr>
           <w:lang w:val="zh_TW" w:bidi="zh_TW"/>
         </w:rPr>
         <w:t>，</w:t>
       </w:r>
-      <w:hyperlink r:id="rId48">
-        <w:r>
-          <w:rPr>
-            <w:lang w:val="zh_TW" w:bidi="zh_TW"/>
-          </w:rPr>
-          <w:rPr>
-            <w:color w:val="0000EE"/>
-            <w:u w:val="single"/>
-          </w:rPr>
-          <w:t>139:7–10</w:t>
-        </w:r>
-      </w:hyperlink>
+      <w:r>
+        <w:rPr>
+          <w:lang w:val="zh_TW" w:bidi="zh_TW"/>
+        </w:rPr>
+        <w:t>139:7–10</w:t>
+      </w:r>
       <w:r>
         <w:rPr>
           <w:lang w:val="zh_TW" w:bidi="zh_TW"/>
         </w:rPr>
         <w:t>；</w:t>
       </w:r>
-      <w:hyperlink r:id="rId49">
-        <w:r>
-          <w:rPr>
-            <w:lang w:val="zh_TW" w:bidi="zh_TW"/>
-          </w:rPr>
-          <w:rPr>
-            <w:color w:val="0000EE"/>
-            <w:u w:val="single"/>
-          </w:rPr>
-          <w:t>賽26:19</w:t>
-        </w:r>
-      </w:hyperlink>
+      <w:r>
+        <w:rPr>
+          <w:lang w:val="zh_TW" w:bidi="zh_TW"/>
+        </w:rPr>
+        <w:t>賽26:19</w:t>
+      </w:r>
       <w:r>
         <w:rPr>
           <w:lang w:val="zh_TW" w:bidi="zh_TW"/>
         </w:rPr>
         <w:t>）。約伯曾盼望陰間能緩解他的痛苦（</w:t>
       </w:r>
-      <w:hyperlink r:id="rId50">
-        <w:r>
-          <w:rPr>
-            <w:lang w:val="zh_TW" w:bidi="zh_TW"/>
-          </w:rPr>
-          <w:rPr>
-            <w:color w:val="0000EE"/>
-            <w:u w:val="single"/>
-          </w:rPr>
-          <w:t>伯3:13–22</w:t>
-        </w:r>
-      </w:hyperlink>
+      <w:r>
+        <w:rPr>
+          <w:lang w:val="zh_TW" w:bidi="zh_TW"/>
+        </w:rPr>
+        <w:t>伯3:13–22</w:t>
+      </w:r>
       <w:r>
         <w:rPr>
           <w:lang w:val="zh_TW" w:bidi="zh_TW"/>
         </w:rPr>
         <w:t>，</w:t>
       </w:r>
-      <w:hyperlink r:id="rId51">
-        <w:r>
-          <w:rPr>
-            <w:lang w:val="zh_TW" w:bidi="zh_TW"/>
-          </w:rPr>
-          <w:rPr>
-            <w:color w:val="0000EE"/>
-            <w:u w:val="single"/>
-          </w:rPr>
-          <w:t>14:13–17</w:t>
-        </w:r>
-      </w:hyperlink>
+      <w:r>
+        <w:rPr>
+          <w:lang w:val="zh_TW" w:bidi="zh_TW"/>
+        </w:rPr>
+        <w:t>14:13–17</w:t>
+      </w:r>
       <w:r>
         <w:rPr>
           <w:lang w:val="zh_TW" w:bidi="zh_TW"/>
         </w:rPr>
         <w:t>），並且他渴望有一位救贖主能在他死後為他辯護（</w:t>
       </w:r>
-      <w:hyperlink r:id="rId52">
-        <w:r>
-          <w:rPr>
-            <w:lang w:val="zh_TW" w:bidi="zh_TW"/>
-          </w:rPr>
-          <w:rPr>
-            <w:color w:val="0000EE"/>
-            <w:u w:val="single"/>
-          </w:rPr>
-          <w:t>19:25–26</w:t>
-        </w:r>
-      </w:hyperlink>
+      <w:r>
+        <w:rPr>
+          <w:lang w:val="zh_TW" w:bidi="zh_TW"/>
+        </w:rPr>
+        <w:t>19:25–26</w:t>
+      </w:r>
       <w:r>
         <w:rPr>
           <w:lang w:val="zh_TW" w:bidi="zh_TW"/>
         </w:rPr>
         <w:t>）。然而，唯有新約才完全應許，人能從死亡中得著救贖（</w:t>
       </w:r>
-      <w:hyperlink r:id="rId53">
-        <w:r>
-          <w:rPr>
-            <w:lang w:val="zh_TW" w:bidi="zh_TW"/>
-          </w:rPr>
-          <w:rPr>
-            <w:color w:val="0000EE"/>
-            <w:u w:val="single"/>
-          </w:rPr>
-          <w:t>林前15:50–58</w:t>
-        </w:r>
-      </w:hyperlink>
+      <w:r>
+        <w:rPr>
+          <w:lang w:val="zh_TW" w:bidi="zh_TW"/>
+        </w:rPr>
+        <w:t>林前15:50–58</w:t>
+      </w:r>
       <w:r>
         <w:rPr>
           <w:lang w:val="zh_TW" w:bidi="zh_TW"/>
@@ -1145,468 +893,312 @@
           <w:lang w:val="zh_TW" w:bidi="zh_TW"/>
         </w:rPr>
       </w:r>
-      <w:hyperlink r:id="rId41">
-        <w:r>
-          <w:rPr>
-            <w:lang w:val="zh_TW" w:bidi="zh_TW"/>
-          </w:rPr>
-          <w:rPr>
-            <w:color w:val="0000EE"/>
-            <w:u w:val="single"/>
-          </w:rPr>
-          <w:t>撒上2:6</w:t>
-        </w:r>
-      </w:hyperlink>
+      <w:r>
+        <w:rPr>
+          <w:lang w:val="zh_TW" w:bidi="zh_TW"/>
+        </w:rPr>
+        <w:t>撒上2:6</w:t>
+      </w:r>
       <w:r>
         <w:rPr>
           <w:lang w:val="zh_TW" w:bidi="zh_TW"/>
         </w:rPr>
         <w:t>，</w:t>
       </w:r>
-      <w:hyperlink r:id="rId54">
-        <w:r>
-          <w:rPr>
-            <w:lang w:val="zh_TW" w:bidi="zh_TW"/>
-          </w:rPr>
-          <w:rPr>
-            <w:color w:val="0000EE"/>
-            <w:u w:val="single"/>
-          </w:rPr>
-          <w:t>28:11–15</w:t>
-        </w:r>
-      </w:hyperlink>
+      <w:r>
+        <w:rPr>
+          <w:lang w:val="zh_TW" w:bidi="zh_TW"/>
+        </w:rPr>
+        <w:t>28:11–15</w:t>
+      </w:r>
       <w:r>
         <w:rPr>
           <w:lang w:val="zh_TW" w:bidi="zh_TW"/>
         </w:rPr>
         <w:t>；</w:t>
       </w:r>
-      <w:hyperlink r:id="rId55">
-        <w:r>
-          <w:rPr>
-            <w:lang w:val="zh_TW" w:bidi="zh_TW"/>
-          </w:rPr>
-          <w:rPr>
-            <w:color w:val="0000EE"/>
-            <w:u w:val="single"/>
-          </w:rPr>
-          <w:t>王上17:20–22</w:t>
-        </w:r>
-      </w:hyperlink>
+      <w:r>
+        <w:rPr>
+          <w:lang w:val="zh_TW" w:bidi="zh_TW"/>
+        </w:rPr>
+        <w:t>王上17:20–22</w:t>
+      </w:r>
       <w:r>
         <w:rPr>
           <w:lang w:val="zh_TW" w:bidi="zh_TW"/>
         </w:rPr>
         <w:t>；</w:t>
       </w:r>
-      <w:hyperlink r:id="rId56">
-        <w:r>
-          <w:rPr>
-            <w:lang w:val="zh_TW" w:bidi="zh_TW"/>
-          </w:rPr>
-          <w:rPr>
-            <w:color w:val="0000EE"/>
-            <w:u w:val="single"/>
-          </w:rPr>
-          <w:t>王下4:32–35</w:t>
-        </w:r>
-      </w:hyperlink>
+      <w:r>
+        <w:rPr>
+          <w:lang w:val="zh_TW" w:bidi="zh_TW"/>
+        </w:rPr>
+        <w:t>王下4:32–35</w:t>
+      </w:r>
       <w:r>
         <w:rPr>
           <w:lang w:val="zh_TW" w:bidi="zh_TW"/>
         </w:rPr>
         <w:t>；</w:t>
       </w:r>
-      <w:hyperlink r:id="rId50">
-        <w:r>
-          <w:rPr>
-            <w:lang w:val="zh_TW" w:bidi="zh_TW"/>
-          </w:rPr>
-          <w:rPr>
-            <w:color w:val="0000EE"/>
-            <w:u w:val="single"/>
-          </w:rPr>
-          <w:t>伯3:13–22</w:t>
-        </w:r>
-      </w:hyperlink>
+      <w:r>
+        <w:rPr>
+          <w:lang w:val="zh_TW" w:bidi="zh_TW"/>
+        </w:rPr>
+        <w:t>伯3:13–22</w:t>
+      </w:r>
       <w:r>
         <w:rPr>
           <w:lang w:val="zh_TW" w:bidi="zh_TW"/>
         </w:rPr>
         <w:t>，</w:t>
       </w:r>
-      <w:hyperlink r:id="rId22">
-        <w:r>
-          <w:rPr>
-            <w:lang w:val="zh_TW" w:bidi="zh_TW"/>
-          </w:rPr>
-          <w:rPr>
-            <w:color w:val="0000EE"/>
-            <w:u w:val="single"/>
-          </w:rPr>
-          <w:t>7:9</w:t>
-        </w:r>
-      </w:hyperlink>
+      <w:r>
+        <w:rPr>
+          <w:lang w:val="zh_TW" w:bidi="zh_TW"/>
+        </w:rPr>
+        <w:t>7:9</w:t>
+      </w:r>
       <w:r>
         <w:rPr>
           <w:lang w:val="zh_TW" w:bidi="zh_TW"/>
         </w:rPr>
         <w:t>，</w:t>
       </w:r>
-      <w:hyperlink r:id="rId51">
-        <w:r>
-          <w:rPr>
-            <w:lang w:val="zh_TW" w:bidi="zh_TW"/>
-          </w:rPr>
-          <w:rPr>
-            <w:color w:val="0000EE"/>
-            <w:u w:val="single"/>
-          </w:rPr>
-          <w:t>14:13–17</w:t>
-        </w:r>
-      </w:hyperlink>
+      <w:r>
+        <w:rPr>
+          <w:lang w:val="zh_TW" w:bidi="zh_TW"/>
+        </w:rPr>
+        <w:t>14:13–17</w:t>
+      </w:r>
       <w:r>
         <w:rPr>
           <w:lang w:val="zh_TW" w:bidi="zh_TW"/>
         </w:rPr>
         <w:t>，</w:t>
       </w:r>
-      <w:hyperlink r:id="rId57">
-        <w:r>
-          <w:rPr>
-            <w:lang w:val="zh_TW" w:bidi="zh_TW"/>
-          </w:rPr>
-          <w:rPr>
-            <w:color w:val="0000EE"/>
-            <w:u w:val="single"/>
-          </w:rPr>
-          <w:t>17:13–16</w:t>
-        </w:r>
-      </w:hyperlink>
+      <w:r>
+        <w:rPr>
+          <w:lang w:val="zh_TW" w:bidi="zh_TW"/>
+        </w:rPr>
+        <w:t>17:13–16</w:t>
+      </w:r>
       <w:r>
         <w:rPr>
           <w:lang w:val="zh_TW" w:bidi="zh_TW"/>
         </w:rPr>
         <w:t>，</w:t>
       </w:r>
-      <w:hyperlink r:id="rId58">
-        <w:r>
-          <w:rPr>
-            <w:lang w:val="zh_TW" w:bidi="zh_TW"/>
-          </w:rPr>
-          <w:rPr>
-            <w:color w:val="0000EE"/>
-            <w:u w:val="single"/>
-          </w:rPr>
-          <w:t>19:25–27</w:t>
-        </w:r>
-      </w:hyperlink>
+      <w:r>
+        <w:rPr>
+          <w:lang w:val="zh_TW" w:bidi="zh_TW"/>
+        </w:rPr>
+        <w:t>19:25–27</w:t>
+      </w:r>
       <w:r>
         <w:rPr>
           <w:lang w:val="zh_TW" w:bidi="zh_TW"/>
         </w:rPr>
         <w:t>；</w:t>
       </w:r>
-      <w:hyperlink r:id="rId59">
-        <w:r>
-          <w:rPr>
-            <w:lang w:val="zh_TW" w:bidi="zh_TW"/>
-          </w:rPr>
-          <w:rPr>
-            <w:color w:val="0000EE"/>
-            <w:u w:val="single"/>
-          </w:rPr>
-          <w:t>詩6:5</w:t>
-        </w:r>
-      </w:hyperlink>
+      <w:r>
+        <w:rPr>
+          <w:lang w:val="zh_TW" w:bidi="zh_TW"/>
+        </w:rPr>
+        <w:t>詩6:5</w:t>
+      </w:r>
       <w:r>
         <w:rPr>
           <w:lang w:val="zh_TW" w:bidi="zh_TW"/>
         </w:rPr>
         <w:t>，</w:t>
       </w:r>
-      <w:hyperlink r:id="rId42">
-        <w:r>
-          <w:rPr>
-            <w:lang w:val="zh_TW" w:bidi="zh_TW"/>
-          </w:rPr>
-          <w:rPr>
-            <w:color w:val="0000EE"/>
-            <w:u w:val="single"/>
-          </w:rPr>
-          <w:t>16:10–11</w:t>
-        </w:r>
-      </w:hyperlink>
+      <w:r>
+        <w:rPr>
+          <w:lang w:val="zh_TW" w:bidi="zh_TW"/>
+        </w:rPr>
+        <w:t>16:10–11</w:t>
+      </w:r>
       <w:r>
         <w:rPr>
           <w:lang w:val="zh_TW" w:bidi="zh_TW"/>
         </w:rPr>
         <w:t>，</w:t>
       </w:r>
-      <w:hyperlink r:id="rId60">
-        <w:r>
-          <w:rPr>
-            <w:lang w:val="zh_TW" w:bidi="zh_TW"/>
-          </w:rPr>
-          <w:rPr>
-            <w:color w:val="0000EE"/>
-            <w:u w:val="single"/>
-          </w:rPr>
-          <w:t>17:15</w:t>
-        </w:r>
-      </w:hyperlink>
+      <w:r>
+        <w:rPr>
+          <w:lang w:val="zh_TW" w:bidi="zh_TW"/>
+        </w:rPr>
+        <w:t>17:15</w:t>
+      </w:r>
       <w:r>
         <w:rPr>
           <w:lang w:val="zh_TW" w:bidi="zh_TW"/>
         </w:rPr>
         <w:t>，</w:t>
       </w:r>
-      <w:hyperlink r:id="rId44">
-        <w:r>
-          <w:rPr>
-            <w:lang w:val="zh_TW" w:bidi="zh_TW"/>
-          </w:rPr>
-          <w:rPr>
-            <w:color w:val="0000EE"/>
-            <w:u w:val="single"/>
-          </w:rPr>
-          <w:t>49:15</w:t>
-        </w:r>
-      </w:hyperlink>
+      <w:r>
+        <w:rPr>
+          <w:lang w:val="zh_TW" w:bidi="zh_TW"/>
+        </w:rPr>
+        <w:t>49:15</w:t>
+      </w:r>
       <w:r>
         <w:rPr>
           <w:lang w:val="zh_TW" w:bidi="zh_TW"/>
         </w:rPr>
         <w:t>，</w:t>
       </w:r>
-      <w:hyperlink r:id="rId47">
-        <w:r>
-          <w:rPr>
-            <w:lang w:val="zh_TW" w:bidi="zh_TW"/>
-          </w:rPr>
-          <w:rPr>
-            <w:color w:val="0000EE"/>
-            <w:u w:val="single"/>
-          </w:rPr>
-          <w:t>86:13</w:t>
-        </w:r>
-      </w:hyperlink>
+      <w:r>
+        <w:rPr>
+          <w:lang w:val="zh_TW" w:bidi="zh_TW"/>
+        </w:rPr>
+        <w:t>86:13</w:t>
+      </w:r>
       <w:r>
         <w:rPr>
           <w:lang w:val="zh_TW" w:bidi="zh_TW"/>
         </w:rPr>
         <w:t>，</w:t>
       </w:r>
-      <w:hyperlink r:id="rId61">
-        <w:r>
-          <w:rPr>
-            <w:lang w:val="zh_TW" w:bidi="zh_TW"/>
-          </w:rPr>
-          <w:rPr>
-            <w:color w:val="0000EE"/>
-            <w:u w:val="single"/>
-          </w:rPr>
-          <w:t>88:11</w:t>
-        </w:r>
-      </w:hyperlink>
+      <w:r>
+        <w:rPr>
+          <w:lang w:val="zh_TW" w:bidi="zh_TW"/>
+        </w:rPr>
+        <w:t>88:11</w:t>
+      </w:r>
       <w:r>
         <w:rPr>
           <w:lang w:val="zh_TW" w:bidi="zh_TW"/>
         </w:rPr>
         <w:t>，</w:t>
       </w:r>
-      <w:hyperlink r:id="rId62">
-        <w:r>
-          <w:rPr>
-            <w:lang w:val="zh_TW" w:bidi="zh_TW"/>
-          </w:rPr>
-          <w:rPr>
-            <w:color w:val="0000EE"/>
-            <w:u w:val="single"/>
-          </w:rPr>
-          <w:t>139:8</w:t>
-        </w:r>
-      </w:hyperlink>
+      <w:r>
+        <w:rPr>
+          <w:lang w:val="zh_TW" w:bidi="zh_TW"/>
+        </w:rPr>
+        <w:t>139:8</w:t>
+      </w:r>
       <w:r>
         <w:rPr>
           <w:lang w:val="zh_TW" w:bidi="zh_TW"/>
         </w:rPr>
         <w:t>，</w:t>
       </w:r>
-      <w:hyperlink r:id="rId63">
-        <w:r>
-          <w:rPr>
-            <w:lang w:val="zh_TW" w:bidi="zh_TW"/>
-          </w:rPr>
-          <w:rPr>
-            <w:color w:val="0000EE"/>
-            <w:u w:val="single"/>
-          </w:rPr>
-          <w:t>141:7</w:t>
-        </w:r>
-      </w:hyperlink>
+      <w:r>
+        <w:rPr>
+          <w:lang w:val="zh_TW" w:bidi="zh_TW"/>
+        </w:rPr>
+        <w:t>141:7</w:t>
+      </w:r>
       <w:r>
         <w:rPr>
           <w:lang w:val="zh_TW" w:bidi="zh_TW"/>
         </w:rPr>
         <w:t>；</w:t>
       </w:r>
-      <w:hyperlink r:id="rId64">
-        <w:r>
-          <w:rPr>
-            <w:lang w:val="zh_TW" w:bidi="zh_TW"/>
-          </w:rPr>
-          <w:rPr>
-            <w:color w:val="0000EE"/>
-            <w:u w:val="single"/>
-          </w:rPr>
-          <w:t>箴1:12</w:t>
-        </w:r>
-      </w:hyperlink>
+      <w:r>
+        <w:rPr>
+          <w:lang w:val="zh_TW" w:bidi="zh_TW"/>
+        </w:rPr>
+        <w:t>箴1:12</w:t>
+      </w:r>
       <w:r>
         <w:rPr>
           <w:lang w:val="zh_TW" w:bidi="zh_TW"/>
         </w:rPr>
         <w:t>，</w:t>
       </w:r>
-      <w:hyperlink r:id="rId65">
-        <w:r>
-          <w:rPr>
-            <w:lang w:val="zh_TW" w:bidi="zh_TW"/>
-          </w:rPr>
-          <w:rPr>
-            <w:color w:val="0000EE"/>
-            <w:u w:val="single"/>
-          </w:rPr>
-          <w:t>15:11</w:t>
-        </w:r>
-      </w:hyperlink>
+      <w:r>
+        <w:rPr>
+          <w:lang w:val="zh_TW" w:bidi="zh_TW"/>
+        </w:rPr>
+        <w:t>15:11</w:t>
+      </w:r>
       <w:r>
         <w:rPr>
           <w:lang w:val="zh_TW" w:bidi="zh_TW"/>
         </w:rPr>
         <w:t>；</w:t>
       </w:r>
-      <w:hyperlink r:id="rId49">
-        <w:r>
-          <w:rPr>
-            <w:lang w:val="zh_TW" w:bidi="zh_TW"/>
-          </w:rPr>
-          <w:rPr>
-            <w:color w:val="0000EE"/>
-            <w:u w:val="single"/>
-          </w:rPr>
-          <w:t>賽26:19</w:t>
-        </w:r>
-      </w:hyperlink>
+      <w:r>
+        <w:rPr>
+          <w:lang w:val="zh_TW" w:bidi="zh_TW"/>
+        </w:rPr>
+        <w:t>賽26:19</w:t>
+      </w:r>
       <w:r>
         <w:rPr>
           <w:lang w:val="zh_TW" w:bidi="zh_TW"/>
         </w:rPr>
         <w:t>，</w:t>
       </w:r>
-      <w:hyperlink r:id="rId23">
-        <w:r>
-          <w:rPr>
-            <w:lang w:val="zh_TW" w:bidi="zh_TW"/>
-          </w:rPr>
-          <w:rPr>
-            <w:color w:val="0000EE"/>
-            <w:u w:val="single"/>
-          </w:rPr>
-          <w:t>38:18</w:t>
-        </w:r>
-      </w:hyperlink>
+      <w:r>
+        <w:rPr>
+          <w:lang w:val="zh_TW" w:bidi="zh_TW"/>
+        </w:rPr>
+        <w:t>38:18</w:t>
+      </w:r>
       <w:r>
         <w:rPr>
           <w:lang w:val="zh_TW" w:bidi="zh_TW"/>
         </w:rPr>
         <w:t>；</w:t>
       </w:r>
-      <w:hyperlink r:id="rId13">
-        <w:r>
-          <w:rPr>
-            <w:lang w:val="zh_TW" w:bidi="zh_TW"/>
-          </w:rPr>
-          <w:rPr>
-            <w:color w:val="0000EE"/>
-            <w:u w:val="single"/>
-          </w:rPr>
-          <w:t>結26:20</w:t>
-        </w:r>
-      </w:hyperlink>
+      <w:r>
+        <w:rPr>
+          <w:lang w:val="zh_TW" w:bidi="zh_TW"/>
+        </w:rPr>
+        <w:t>結26:20</w:t>
+      </w:r>
       <w:r>
         <w:rPr>
           <w:lang w:val="zh_TW" w:bidi="zh_TW"/>
         </w:rPr>
         <w:t>；</w:t>
       </w:r>
-      <w:hyperlink r:id="rId66">
-        <w:r>
-          <w:rPr>
-            <w:lang w:val="zh_TW" w:bidi="zh_TW"/>
-          </w:rPr>
-          <w:rPr>
-            <w:color w:val="0000EE"/>
-            <w:u w:val="single"/>
-          </w:rPr>
-          <w:t>太22:31–32</w:t>
-        </w:r>
-      </w:hyperlink>
+      <w:r>
+        <w:rPr>
+          <w:lang w:val="zh_TW" w:bidi="zh_TW"/>
+        </w:rPr>
+        <w:t>太22:31–32</w:t>
+      </w:r>
       <w:r>
         <w:rPr>
           <w:lang w:val="zh_TW" w:bidi="zh_TW"/>
         </w:rPr>
         <w:t>；</w:t>
       </w:r>
-      <w:hyperlink r:id="rId67">
-        <w:r>
-          <w:rPr>
-            <w:lang w:val="zh_TW" w:bidi="zh_TW"/>
-          </w:rPr>
-          <w:rPr>
-            <w:color w:val="0000EE"/>
-            <w:u w:val="single"/>
-          </w:rPr>
-          <w:t>羅8:23</w:t>
-        </w:r>
-      </w:hyperlink>
+      <w:r>
+        <w:rPr>
+          <w:lang w:val="zh_TW" w:bidi="zh_TW"/>
+        </w:rPr>
+        <w:t>羅8:23</w:t>
+      </w:r>
       <w:r>
         <w:rPr>
           <w:lang w:val="zh_TW" w:bidi="zh_TW"/>
         </w:rPr>
         <w:t>；</w:t>
       </w:r>
-      <w:hyperlink r:id="rId53">
-        <w:r>
-          <w:rPr>
-            <w:lang w:val="zh_TW" w:bidi="zh_TW"/>
-          </w:rPr>
-          <w:rPr>
-            <w:color w:val="0000EE"/>
-            <w:u w:val="single"/>
-          </w:rPr>
-          <w:t>林前15:50–58</w:t>
-        </w:r>
-      </w:hyperlink>
+      <w:r>
+        <w:rPr>
+          <w:lang w:val="zh_TW" w:bidi="zh_TW"/>
+        </w:rPr>
+        <w:t>林前15:50–58</w:t>
+      </w:r>
       <w:r>
         <w:rPr>
           <w:lang w:val="zh_TW" w:bidi="zh_TW"/>
         </w:rPr>
         <w:t>；</w:t>
       </w:r>
-      <w:hyperlink r:id="rId68">
-        <w:r>
-          <w:rPr>
-            <w:lang w:val="zh_TW" w:bidi="zh_TW"/>
-          </w:rPr>
-          <w:rPr>
-            <w:color w:val="0000EE"/>
-            <w:u w:val="single"/>
-          </w:rPr>
-          <w:t>腓3:21</w:t>
-        </w:r>
-      </w:hyperlink>
+      <w:r>
+        <w:rPr>
+          <w:lang w:val="zh_TW" w:bidi="zh_TW"/>
+        </w:rPr>
+        <w:t>腓3:21</w:t>
+      </w:r>
       <w:r>
         <w:rPr>
           <w:lang w:val="zh_TW" w:bidi="zh_TW"/>
@@ -1655,162 +1247,108 @@
         </w:rPr>
         <w:t>耶穌曾談論將來所有人的復活。神將使所有人復活，或是進入永生，或是接受審判（</w:t>
       </w:r>
-      <w:hyperlink r:id="rId69">
-        <w:r>
-          <w:rPr>
-            <w:lang w:val="zh_TW" w:bidi="zh_TW"/>
-          </w:rPr>
-          <w:rPr>
-            <w:color w:val="0000EE"/>
-            <w:u w:val="single"/>
-          </w:rPr>
-          <w:t>可12:26–27</w:t>
-        </w:r>
-      </w:hyperlink>
+      <w:r>
+        <w:rPr>
+          <w:lang w:val="zh_TW" w:bidi="zh_TW"/>
+        </w:rPr>
+        <w:t>可12:26–27</w:t>
+      </w:r>
       <w:r>
         <w:rPr>
           <w:lang w:val="zh_TW" w:bidi="zh_TW"/>
         </w:rPr>
         <w:t>；</w:t>
       </w:r>
-      <w:hyperlink r:id="rId70">
-        <w:r>
-          <w:rPr>
-            <w:lang w:val="zh_TW" w:bidi="zh_TW"/>
-          </w:rPr>
-          <w:rPr>
-            <w:color w:val="0000EE"/>
-            <w:u w:val="single"/>
-          </w:rPr>
-          <w:t>約5:28–29</w:t>
-        </w:r>
-      </w:hyperlink>
+      <w:r>
+        <w:rPr>
+          <w:lang w:val="zh_TW" w:bidi="zh_TW"/>
+        </w:rPr>
+        <w:t>約5:28–29</w:t>
+      </w:r>
       <w:r>
         <w:rPr>
           <w:lang w:val="zh_TW" w:bidi="zh_TW"/>
         </w:rPr>
         <w:t>，</w:t>
       </w:r>
-      <w:hyperlink r:id="rId71">
-        <w:r>
-          <w:rPr>
-            <w:lang w:val="zh_TW" w:bidi="zh_TW"/>
-          </w:rPr>
-          <w:rPr>
-            <w:color w:val="0000EE"/>
-            <w:u w:val="single"/>
-          </w:rPr>
-          <w:t>6:39–40</w:t>
-        </w:r>
-      </w:hyperlink>
+      <w:r>
+        <w:rPr>
+          <w:lang w:val="zh_TW" w:bidi="zh_TW"/>
+        </w:rPr>
+        <w:t>6:39–40</w:t>
+      </w:r>
       <w:r>
         <w:rPr>
           <w:lang w:val="zh_TW" w:bidi="zh_TW"/>
         </w:rPr>
         <w:t>、</w:t>
       </w:r>
-      <w:hyperlink r:id="rId72">
-        <w:r>
-          <w:rPr>
-            <w:lang w:val="zh_TW" w:bidi="zh_TW"/>
-          </w:rPr>
-          <w:rPr>
-            <w:color w:val="0000EE"/>
-            <w:u w:val="single"/>
-          </w:rPr>
-          <w:t>44</w:t>
-        </w:r>
-      </w:hyperlink>
+      <w:r>
+        <w:rPr>
+          <w:lang w:val="zh_TW" w:bidi="zh_TW"/>
+        </w:rPr>
+        <w:t>44</w:t>
+      </w:r>
       <w:r>
         <w:rPr>
           <w:lang w:val="zh_TW" w:bidi="zh_TW"/>
         </w:rPr>
         <w:t>、</w:t>
       </w:r>
-      <w:hyperlink r:id="rId73">
-        <w:r>
-          <w:rPr>
-            <w:lang w:val="zh_TW" w:bidi="zh_TW"/>
-          </w:rPr>
-          <w:rPr>
-            <w:color w:val="0000EE"/>
-            <w:u w:val="single"/>
-          </w:rPr>
-          <w:t>54</w:t>
-        </w:r>
-      </w:hyperlink>
+      <w:r>
+        <w:rPr>
+          <w:lang w:val="zh_TW" w:bidi="zh_TW"/>
+        </w:rPr>
+        <w:t>54</w:t>
+      </w:r>
       <w:r>
         <w:rPr>
           <w:lang w:val="zh_TW" w:bidi="zh_TW"/>
         </w:rPr>
         <w:t>，</w:t>
       </w:r>
-      <w:hyperlink r:id="rId74">
-        <w:r>
-          <w:rPr>
-            <w:lang w:val="zh_TW" w:bidi="zh_TW"/>
-          </w:rPr>
-          <w:rPr>
-            <w:color w:val="0000EE"/>
-            <w:u w:val="single"/>
-          </w:rPr>
-          <w:t>11:25–26</w:t>
-        </w:r>
-      </w:hyperlink>
+      <w:r>
+        <w:rPr>
+          <w:lang w:val="zh_TW" w:bidi="zh_TW"/>
+        </w:rPr>
+        <w:t>11:25–26</w:t>
+      </w:r>
       <w:r>
         <w:rPr>
           <w:lang w:val="zh_TW" w:bidi="zh_TW"/>
         </w:rPr>
         <w:t>；另見</w:t>
       </w:r>
-      <w:hyperlink r:id="rId75">
-        <w:r>
-          <w:rPr>
-            <w:lang w:val="zh_TW" w:bidi="zh_TW"/>
-          </w:rPr>
-          <w:rPr>
-            <w:color w:val="0000EE"/>
-            <w:u w:val="single"/>
-          </w:rPr>
-          <w:t>路20:34–36</w:t>
-        </w:r>
-      </w:hyperlink>
+      <w:r>
+        <w:rPr>
+          <w:lang w:val="zh_TW" w:bidi="zh_TW"/>
+        </w:rPr>
+        <w:t>路20:34–36</w:t>
+      </w:r>
       <w:r>
         <w:rPr>
           <w:lang w:val="zh_TW" w:bidi="zh_TW"/>
         </w:rPr>
         <w:t>）。當耶穌再來時，衪所有的跟隨者都將復活，永遠與衪同在（</w:t>
       </w:r>
-      <w:hyperlink r:id="rId76">
-        <w:r>
-          <w:rPr>
-            <w:lang w:val="zh_TW" w:bidi="zh_TW"/>
-          </w:rPr>
-          <w:rPr>
-            <w:color w:val="0000EE"/>
-            <w:u w:val="single"/>
-          </w:rPr>
-          <w:t>帖前4:13–18</w:t>
-        </w:r>
-      </w:hyperlink>
+      <w:r>
+        <w:rPr>
+          <w:lang w:val="zh_TW" w:bidi="zh_TW"/>
+        </w:rPr>
+        <w:t>帖前4:13–18</w:t>
+      </w:r>
       <w:r>
         <w:rPr>
           <w:lang w:val="zh_TW" w:bidi="zh_TW"/>
         </w:rPr>
         <w:t>；另見</w:t>
       </w:r>
-      <w:hyperlink r:id="rId77">
-        <w:r>
-          <w:rPr>
-            <w:lang w:val="zh_TW" w:bidi="zh_TW"/>
-          </w:rPr>
-          <w:rPr>
-            <w:color w:val="0000EE"/>
-            <w:u w:val="single"/>
-          </w:rPr>
-          <w:t>林後5:1–10</w:t>
-        </w:r>
-      </w:hyperlink>
+      <w:r>
+        <w:rPr>
+          <w:lang w:val="zh_TW" w:bidi="zh_TW"/>
+        </w:rPr>
+        <w:t>林後5:1–10</w:t>
+      </w:r>
       <w:r>
         <w:rPr>
           <w:lang w:val="zh_TW" w:bidi="zh_TW"/>
@@ -1831,126 +1369,84 @@
         </w:rPr>
         <w:t>這種堅定的盼望塑造了早期基督徒的觀點。他們通過專注於將來的生命來忍受苦難（</w:t>
       </w:r>
-      <w:hyperlink r:id="rId78">
-        <w:r>
-          <w:rPr>
-            <w:lang w:val="zh_TW" w:bidi="zh_TW"/>
-          </w:rPr>
-          <w:rPr>
-            <w:color w:val="0000EE"/>
-            <w:u w:val="single"/>
-          </w:rPr>
-          <w:t>林後4:16–18</w:t>
-        </w:r>
-      </w:hyperlink>
+      <w:r>
+        <w:rPr>
+          <w:lang w:val="zh_TW" w:bidi="zh_TW"/>
+        </w:rPr>
+        <w:t>林後4:16–18</w:t>
+      </w:r>
       <w:r>
         <w:rPr>
           <w:lang w:val="zh_TW" w:bidi="zh_TW"/>
         </w:rPr>
         <w:t xml:space="preserve">；比較 </w:t>
       </w:r>
-      <w:hyperlink r:id="rId79">
-        <w:r>
-          <w:rPr>
-            <w:lang w:val="zh_TW" w:bidi="zh_TW"/>
-          </w:rPr>
-          <w:rPr>
-            <w:color w:val="0000EE"/>
-            <w:u w:val="single"/>
-          </w:rPr>
-          <w:t>來12:2</w:t>
-        </w:r>
-      </w:hyperlink>
+      <w:r>
+        <w:rPr>
+          <w:lang w:val="zh_TW" w:bidi="zh_TW"/>
+        </w:rPr>
+        <w:t>來12:2</w:t>
+      </w:r>
       <w:r>
         <w:rPr>
           <w:lang w:val="zh_TW" w:bidi="zh_TW"/>
         </w:rPr>
         <w:t>）。他們盼望耶穌的再來，使他們的身體復活，並期盼永遠與衪同住（</w:t>
       </w:r>
-      <w:hyperlink r:id="rId80">
-        <w:r>
-          <w:rPr>
-            <w:lang w:val="zh_TW" w:bidi="zh_TW"/>
-          </w:rPr>
-          <w:rPr>
-            <w:color w:val="0000EE"/>
-            <w:u w:val="single"/>
-          </w:rPr>
-          <w:t>彼前1:3–6</w:t>
-        </w:r>
-      </w:hyperlink>
+      <w:r>
+        <w:rPr>
+          <w:lang w:val="zh_TW" w:bidi="zh_TW"/>
+        </w:rPr>
+        <w:t>彼前1:3–6</w:t>
+      </w:r>
       <w:r>
         <w:rPr>
           <w:lang w:val="zh_TW" w:bidi="zh_TW"/>
         </w:rPr>
         <w:t>、</w:t>
       </w:r>
-      <w:hyperlink r:id="rId81">
-        <w:r>
-          <w:rPr>
-            <w:lang w:val="zh_TW" w:bidi="zh_TW"/>
-          </w:rPr>
-          <w:rPr>
-            <w:color w:val="0000EE"/>
-            <w:u w:val="single"/>
-          </w:rPr>
-          <w:t>23</w:t>
-        </w:r>
-      </w:hyperlink>
+      <w:r>
+        <w:rPr>
+          <w:lang w:val="zh_TW" w:bidi="zh_TW"/>
+        </w:rPr>
+        <w:t>23</w:t>
+      </w:r>
       <w:r>
         <w:rPr>
           <w:lang w:val="zh_TW" w:bidi="zh_TW"/>
         </w:rPr>
         <w:t>）。他們的信仰是建基於耶穌自己身體復活的基礎上（</w:t>
       </w:r>
-      <w:hyperlink r:id="rId82">
-        <w:r>
-          <w:rPr>
-            <w:lang w:val="zh_TW" w:bidi="zh_TW"/>
-          </w:rPr>
-          <w:rPr>
-            <w:color w:val="0000EE"/>
-            <w:u w:val="single"/>
-          </w:rPr>
-          <w:t>林前15:12–20</w:t>
-        </w:r>
-      </w:hyperlink>
+      <w:r>
+        <w:rPr>
+          <w:lang w:val="zh_TW" w:bidi="zh_TW"/>
+        </w:rPr>
+        <w:t>林前15:12–20</w:t>
+      </w:r>
       <w:r>
         <w:rPr>
           <w:lang w:val="zh_TW" w:bidi="zh_TW"/>
         </w:rPr>
         <w:t>；</w:t>
       </w:r>
-      <w:hyperlink r:id="rId83">
-        <w:r>
-          <w:rPr>
-            <w:lang w:val="zh_TW" w:bidi="zh_TW"/>
-          </w:rPr>
-          <w:rPr>
-            <w:color w:val="0000EE"/>
-            <w:u w:val="single"/>
-          </w:rPr>
-          <w:t>徒4:33</w:t>
-        </w:r>
-      </w:hyperlink>
+      <w:r>
+        <w:rPr>
+          <w:lang w:val="zh_TW" w:bidi="zh_TW"/>
+        </w:rPr>
+        <w:t>徒4:33</w:t>
+      </w:r>
       <w:r>
         <w:rPr>
           <w:lang w:val="zh_TW" w:bidi="zh_TW"/>
         </w:rPr>
         <w:t>；另見</w:t>
       </w:r>
-      <w:hyperlink r:id="rId84">
-        <w:r>
-          <w:rPr>
-            <w:lang w:val="zh_TW" w:bidi="zh_TW"/>
-          </w:rPr>
-          <w:rPr>
-            <w:color w:val="0000EE"/>
-            <w:u w:val="single"/>
-          </w:rPr>
-          <w:t>林後4:14</w:t>
-        </w:r>
-      </w:hyperlink>
+      <w:r>
+        <w:rPr>
+          <w:lang w:val="zh_TW" w:bidi="zh_TW"/>
+        </w:rPr>
+        <w:t>林後4:14</w:t>
+      </w:r>
       <w:r>
         <w:rPr>
           <w:lang w:val="zh_TW" w:bidi="zh_TW"/>
@@ -1971,18 +1467,12 @@
         </w:rPr>
         <w:t>復活後的身體將會與我們現在的身體截然不同，我們現在的身體是有限的、軟弱的。 這些新的身體將如同基督自己的復活身體一樣：榮耀、強壯、不朽壞，並且是屬靈的（</w:t>
       </w:r>
-      <w:hyperlink r:id="rId85">
-        <w:r>
-          <w:rPr>
-            <w:lang w:val="zh_TW" w:bidi="zh_TW"/>
-          </w:rPr>
-          <w:rPr>
-            <w:color w:val="0000EE"/>
-            <w:u w:val="single"/>
-          </w:rPr>
-          <w:t>林前15:35–58</w:t>
-        </w:r>
-      </w:hyperlink>
+      <w:r>
+        <w:rPr>
+          <w:lang w:val="zh_TW" w:bidi="zh_TW"/>
+        </w:rPr>
+        <w:t>林前15:35–58</w:t>
+      </w:r>
       <w:r>
         <w:rPr>
           <w:lang w:val="zh_TW" w:bidi="zh_TW"/>
@@ -2003,108 +1493,72 @@
         </w:rPr>
         <w:t>基督徒已與基督聯合，因此他們現在就開始體驗復活的生命。他們與基督「一同復活」，並且「向神在基督耶穌裡，卻當看自己是活的」（</w:t>
       </w:r>
-      <w:hyperlink r:id="rId86">
-        <w:r>
-          <w:rPr>
-            <w:lang w:val="zh_TW" w:bidi="zh_TW"/>
-          </w:rPr>
-          <w:rPr>
-            <w:color w:val="0000EE"/>
-            <w:u w:val="single"/>
-          </w:rPr>
-          <w:t>羅6:4–11</w:t>
-        </w:r>
-      </w:hyperlink>
+      <w:r>
+        <w:rPr>
+          <w:lang w:val="zh_TW" w:bidi="zh_TW"/>
+        </w:rPr>
+        <w:t>羅6:4–11</w:t>
+      </w:r>
       <w:r>
         <w:rPr>
           <w:lang w:val="zh_TW" w:bidi="zh_TW"/>
         </w:rPr>
         <w:t>，</w:t>
       </w:r>
-      <w:hyperlink r:id="rId87">
-        <w:r>
-          <w:rPr>
-            <w:lang w:val="zh_TW" w:bidi="zh_TW"/>
-          </w:rPr>
-          <w:rPr>
-            <w:color w:val="0000EE"/>
-            <w:u w:val="single"/>
-          </w:rPr>
-          <w:t>8:10–11</w:t>
-        </w:r>
-      </w:hyperlink>
+      <w:r>
+        <w:rPr>
+          <w:lang w:val="zh_TW" w:bidi="zh_TW"/>
+        </w:rPr>
+        <w:t>8:10–11</w:t>
+      </w:r>
       <w:r>
         <w:rPr>
           <w:lang w:val="zh_TW" w:bidi="zh_TW"/>
         </w:rPr>
         <w:t>；</w:t>
       </w:r>
-      <w:hyperlink r:id="rId88">
-        <w:r>
-          <w:rPr>
-            <w:lang w:val="zh_TW" w:bidi="zh_TW"/>
-          </w:rPr>
-          <w:rPr>
-            <w:color w:val="0000EE"/>
-            <w:u w:val="single"/>
-          </w:rPr>
-          <w:t>西2:12</w:t>
-        </w:r>
-      </w:hyperlink>
+      <w:r>
+        <w:rPr>
+          <w:lang w:val="zh_TW" w:bidi="zh_TW"/>
+        </w:rPr>
+        <w:t>西2:12</w:t>
+      </w:r>
       <w:r>
         <w:rPr>
           <w:lang w:val="zh_TW" w:bidi="zh_TW"/>
         </w:rPr>
         <w:t>）。他們現今的生活專注於天上的屬靈實際，而不是世俗的事物（</w:t>
       </w:r>
-      <w:hyperlink r:id="rId89">
-        <w:r>
-          <w:rPr>
-            <w:lang w:val="zh_TW" w:bidi="zh_TW"/>
-          </w:rPr>
-          <w:rPr>
-            <w:color w:val="0000EE"/>
-            <w:u w:val="single"/>
-          </w:rPr>
-          <w:t>西3:1–4</w:t>
-        </w:r>
-      </w:hyperlink>
+      <w:r>
+        <w:rPr>
+          <w:lang w:val="zh_TW" w:bidi="zh_TW"/>
+        </w:rPr>
+        <w:t>西3:1–4</w:t>
+      </w:r>
       <w:r>
         <w:rPr>
           <w:lang w:val="zh_TW" w:bidi="zh_TW"/>
         </w:rPr>
         <w:t>）。基督徒可以經歷這新生命轉化的大能，使他們脫離罪和死亡的轄制（</w:t>
       </w:r>
-      <w:hyperlink r:id="rId90">
-        <w:r>
-          <w:rPr>
-            <w:lang w:val="zh_TW" w:bidi="zh_TW"/>
-          </w:rPr>
-          <w:rPr>
-            <w:color w:val="0000EE"/>
-            <w:u w:val="single"/>
-          </w:rPr>
-          <w:t>羅8:1–4</w:t>
-        </w:r>
-      </w:hyperlink>
+      <w:r>
+        <w:rPr>
+          <w:lang w:val="zh_TW" w:bidi="zh_TW"/>
+        </w:rPr>
+        <w:t>羅8:1–4</w:t>
+      </w:r>
       <w:r>
         <w:rPr>
           <w:lang w:val="zh_TW" w:bidi="zh_TW"/>
         </w:rPr>
         <w:t>）。在所有挑戰中，他們信靠神的復活大能，而不是依靠自己（</w:t>
       </w:r>
-      <w:hyperlink r:id="rId91">
-        <w:r>
-          <w:rPr>
-            <w:lang w:val="zh_TW" w:bidi="zh_TW"/>
-          </w:rPr>
-          <w:rPr>
-            <w:color w:val="0000EE"/>
-            <w:u w:val="single"/>
-          </w:rPr>
-          <w:t>林後1:9</w:t>
-        </w:r>
-      </w:hyperlink>
+      <w:r>
+        <w:rPr>
+          <w:lang w:val="zh_TW" w:bidi="zh_TW"/>
+        </w:rPr>
+        <w:t>林後1:9</w:t>
+      </w:r>
       <w:r>
         <w:rPr>
           <w:lang w:val="zh_TW" w:bidi="zh_TW"/>
@@ -2134,630 +1588,420 @@
           <w:lang w:val="zh_TW" w:bidi="zh_TW"/>
         </w:rPr>
       </w:r>
-      <w:hyperlink r:id="rId58">
-        <w:r>
-          <w:rPr>
-            <w:lang w:val="zh_TW" w:bidi="zh_TW"/>
-          </w:rPr>
-          <w:rPr>
-            <w:color w:val="0000EE"/>
-            <w:u w:val="single"/>
-          </w:rPr>
-          <w:t>伯19:25–27</w:t>
-        </w:r>
-      </w:hyperlink>
+      <w:r>
+        <w:rPr>
+          <w:lang w:val="zh_TW" w:bidi="zh_TW"/>
+        </w:rPr>
+        <w:t>伯19:25–27</w:t>
+      </w:r>
       <w:r>
         <w:rPr>
           <w:lang w:val="zh_TW" w:bidi="zh_TW"/>
         </w:rPr>
         <w:t>；</w:t>
       </w:r>
-      <w:hyperlink r:id="rId92">
-        <w:r>
-          <w:rPr>
-            <w:lang w:val="zh_TW" w:bidi="zh_TW"/>
-          </w:rPr>
-          <w:rPr>
-            <w:color w:val="0000EE"/>
-            <w:u w:val="single"/>
-          </w:rPr>
-          <w:t>詩16:10</w:t>
-        </w:r>
-      </w:hyperlink>
+      <w:r>
+        <w:rPr>
+          <w:lang w:val="zh_TW" w:bidi="zh_TW"/>
+        </w:rPr>
+        <w:t>詩16:10</w:t>
+      </w:r>
       <w:r>
         <w:rPr>
           <w:lang w:val="zh_TW" w:bidi="zh_TW"/>
         </w:rPr>
         <w:t>，</w:t>
       </w:r>
-      <w:hyperlink r:id="rId44">
-        <w:r>
-          <w:rPr>
-            <w:lang w:val="zh_TW" w:bidi="zh_TW"/>
-          </w:rPr>
-          <w:rPr>
-            <w:color w:val="0000EE"/>
-            <w:u w:val="single"/>
-          </w:rPr>
-          <w:t>49:15</w:t>
-        </w:r>
-      </w:hyperlink>
+      <w:r>
+        <w:rPr>
+          <w:lang w:val="zh_TW" w:bidi="zh_TW"/>
+        </w:rPr>
+        <w:t>49:15</w:t>
+      </w:r>
       <w:r>
         <w:rPr>
           <w:lang w:val="zh_TW" w:bidi="zh_TW"/>
         </w:rPr>
         <w:t>；</w:t>
       </w:r>
-      <w:hyperlink r:id="rId93">
-        <w:r>
-          <w:rPr>
-            <w:lang w:val="zh_TW" w:bidi="zh_TW"/>
-          </w:rPr>
-          <w:rPr>
-            <w:color w:val="0000EE"/>
-            <w:u w:val="single"/>
-          </w:rPr>
-          <w:t>但12:2–3</w:t>
-        </w:r>
-      </w:hyperlink>
+      <w:r>
+        <w:rPr>
+          <w:lang w:val="zh_TW" w:bidi="zh_TW"/>
+        </w:rPr>
+        <w:t>但12:2–3</w:t>
+      </w:r>
       <w:r>
         <w:rPr>
           <w:lang w:val="zh_TW" w:bidi="zh_TW"/>
         </w:rPr>
         <w:t>；</w:t>
       </w:r>
-      <w:hyperlink r:id="rId94">
-        <w:r>
-          <w:rPr>
-            <w:lang w:val="zh_TW" w:bidi="zh_TW"/>
-          </w:rPr>
-          <w:rPr>
-            <w:color w:val="0000EE"/>
-            <w:u w:val="single"/>
-          </w:rPr>
-          <w:t>太16:21</w:t>
-        </w:r>
-      </w:hyperlink>
+      <w:r>
+        <w:rPr>
+          <w:lang w:val="zh_TW" w:bidi="zh_TW"/>
+        </w:rPr>
+        <w:t>太16:21</w:t>
+      </w:r>
       <w:r>
         <w:rPr>
           <w:lang w:val="zh_TW" w:bidi="zh_TW"/>
         </w:rPr>
         <w:t>，</w:t>
       </w:r>
-      <w:hyperlink r:id="rId95">
-        <w:r>
-          <w:rPr>
-            <w:lang w:val="zh_TW" w:bidi="zh_TW"/>
-          </w:rPr>
-          <w:rPr>
-            <w:color w:val="0000EE"/>
-            <w:u w:val="single"/>
-          </w:rPr>
-          <w:t>28:1–10</w:t>
-        </w:r>
-      </w:hyperlink>
+      <w:r>
+        <w:rPr>
+          <w:lang w:val="zh_TW" w:bidi="zh_TW"/>
+        </w:rPr>
+        <w:t>28:1–10</w:t>
+      </w:r>
       <w:r>
         <w:rPr>
           <w:lang w:val="zh_TW" w:bidi="zh_TW"/>
         </w:rPr>
         <w:t>；</w:t>
       </w:r>
-      <w:hyperlink r:id="rId96">
-        <w:r>
-          <w:rPr>
-            <w:lang w:val="zh_TW" w:bidi="zh_TW"/>
-          </w:rPr>
-          <w:rPr>
-            <w:color w:val="0000EE"/>
-            <w:u w:val="single"/>
-          </w:rPr>
-          <w:t>可12:18–27</w:t>
-        </w:r>
-      </w:hyperlink>
+      <w:r>
+        <w:rPr>
+          <w:lang w:val="zh_TW" w:bidi="zh_TW"/>
+        </w:rPr>
+        <w:t>可12:18–27</w:t>
+      </w:r>
       <w:r>
         <w:rPr>
           <w:lang w:val="zh_TW" w:bidi="zh_TW"/>
         </w:rPr>
         <w:t>；</w:t>
       </w:r>
-      <w:hyperlink r:id="rId97">
-        <w:r>
-          <w:rPr>
-            <w:lang w:val="zh_TW" w:bidi="zh_TW"/>
-          </w:rPr>
-          <w:rPr>
-            <w:color w:val="0000EE"/>
-            <w:u w:val="single"/>
-          </w:rPr>
-          <w:t>約3:13–16</w:t>
-        </w:r>
-      </w:hyperlink>
+      <w:r>
+        <w:rPr>
+          <w:lang w:val="zh_TW" w:bidi="zh_TW"/>
+        </w:rPr>
+        <w:t>約3:13–16</w:t>
+      </w:r>
       <w:r>
         <w:rPr>
           <w:lang w:val="zh_TW" w:bidi="zh_TW"/>
         </w:rPr>
         <w:t>，</w:t>
       </w:r>
-      <w:hyperlink r:id="rId98">
-        <w:r>
-          <w:rPr>
-            <w:lang w:val="zh_TW" w:bidi="zh_TW"/>
-          </w:rPr>
-          <w:rPr>
-            <w:color w:val="0000EE"/>
-            <w:u w:val="single"/>
-          </w:rPr>
-          <w:t>5:25–30</w:t>
-        </w:r>
-      </w:hyperlink>
+      <w:r>
+        <w:rPr>
+          <w:lang w:val="zh_TW" w:bidi="zh_TW"/>
+        </w:rPr>
+        <w:t>5:25–30</w:t>
+      </w:r>
       <w:r>
         <w:rPr>
           <w:lang w:val="zh_TW" w:bidi="zh_TW"/>
         </w:rPr>
         <w:t>，</w:t>
       </w:r>
-      <w:hyperlink r:id="rId71">
-        <w:r>
-          <w:rPr>
-            <w:lang w:val="zh_TW" w:bidi="zh_TW"/>
-          </w:rPr>
-          <w:rPr>
-            <w:color w:val="0000EE"/>
-            <w:u w:val="single"/>
-          </w:rPr>
-          <w:t>6:39–40</w:t>
-        </w:r>
-      </w:hyperlink>
+      <w:r>
+        <w:rPr>
+          <w:lang w:val="zh_TW" w:bidi="zh_TW"/>
+        </w:rPr>
+        <w:t>6:39–40</w:t>
+      </w:r>
       <w:r>
         <w:rPr>
           <w:lang w:val="zh_TW" w:bidi="zh_TW"/>
         </w:rPr>
         <w:t>，</w:t>
       </w:r>
-      <w:hyperlink r:id="rId99">
-        <w:r>
-          <w:rPr>
-            <w:lang w:val="zh_TW" w:bidi="zh_TW"/>
-          </w:rPr>
-          <w:rPr>
-            <w:color w:val="0000EE"/>
-            <w:u w:val="single"/>
-          </w:rPr>
-          <w:t>11:21–27</w:t>
-        </w:r>
-      </w:hyperlink>
+      <w:r>
+        <w:rPr>
+          <w:lang w:val="zh_TW" w:bidi="zh_TW"/>
+        </w:rPr>
+        <w:t>11:21–27</w:t>
+      </w:r>
       <w:r>
         <w:rPr>
           <w:lang w:val="zh_TW" w:bidi="zh_TW"/>
         </w:rPr>
         <w:t>；</w:t>
       </w:r>
-      <w:hyperlink r:id="rId100">
-        <w:r>
-          <w:rPr>
-            <w:lang w:val="zh_TW" w:bidi="zh_TW"/>
-          </w:rPr>
-          <w:rPr>
-            <w:color w:val="0000EE"/>
-            <w:u w:val="single"/>
-          </w:rPr>
-          <w:t>徒2:23–24</w:t>
-        </w:r>
-      </w:hyperlink>
+      <w:r>
+        <w:rPr>
+          <w:lang w:val="zh_TW" w:bidi="zh_TW"/>
+        </w:rPr>
+        <w:t>徒2:23–24</w:t>
+      </w:r>
       <w:r>
         <w:rPr>
           <w:lang w:val="zh_TW" w:bidi="zh_TW"/>
         </w:rPr>
         <w:t>，</w:t>
       </w:r>
-      <w:hyperlink r:id="rId101">
-        <w:r>
-          <w:rPr>
-            <w:lang w:val="zh_TW" w:bidi="zh_TW"/>
-          </w:rPr>
-          <w:rPr>
-            <w:color w:val="0000EE"/>
-            <w:u w:val="single"/>
-          </w:rPr>
-          <w:t>3:14–15</w:t>
-        </w:r>
-      </w:hyperlink>
+      <w:r>
+        <w:rPr>
+          <w:lang w:val="zh_TW" w:bidi="zh_TW"/>
+        </w:rPr>
+        <w:t>3:14–15</w:t>
+      </w:r>
       <w:r>
         <w:rPr>
           <w:lang w:val="zh_TW" w:bidi="zh_TW"/>
         </w:rPr>
         <w:t>，</w:t>
       </w:r>
-      <w:hyperlink r:id="rId83">
-        <w:r>
-          <w:rPr>
-            <w:lang w:val="zh_TW" w:bidi="zh_TW"/>
-          </w:rPr>
-          <w:rPr>
-            <w:color w:val="0000EE"/>
-            <w:u w:val="single"/>
-          </w:rPr>
-          <w:t>4:33</w:t>
-        </w:r>
-      </w:hyperlink>
+      <w:r>
+        <w:rPr>
+          <w:lang w:val="zh_TW" w:bidi="zh_TW"/>
+        </w:rPr>
+        <w:t>4:33</w:t>
+      </w:r>
       <w:r>
         <w:rPr>
           <w:lang w:val="zh_TW" w:bidi="zh_TW"/>
         </w:rPr>
         <w:t>，</w:t>
       </w:r>
-      <w:hyperlink r:id="rId102">
-        <w:r>
-          <w:rPr>
-            <w:lang w:val="zh_TW" w:bidi="zh_TW"/>
-          </w:rPr>
-          <w:rPr>
-            <w:color w:val="0000EE"/>
-            <w:u w:val="single"/>
-          </w:rPr>
-          <w:t>10:39–41</w:t>
-        </w:r>
-      </w:hyperlink>
+      <w:r>
+        <w:rPr>
+          <w:lang w:val="zh_TW" w:bidi="zh_TW"/>
+        </w:rPr>
+        <w:t>10:39–41</w:t>
+      </w:r>
       <w:r>
         <w:rPr>
           <w:lang w:val="zh_TW" w:bidi="zh_TW"/>
         </w:rPr>
         <w:t>，</w:t>
       </w:r>
-      <w:hyperlink r:id="rId103">
-        <w:r>
-          <w:rPr>
-            <w:lang w:val="zh_TW" w:bidi="zh_TW"/>
-          </w:rPr>
-          <w:rPr>
-            <w:color w:val="0000EE"/>
-            <w:u w:val="single"/>
-          </w:rPr>
-          <w:t>17:2–3</w:t>
-        </w:r>
-      </w:hyperlink>
+      <w:r>
+        <w:rPr>
+          <w:lang w:val="zh_TW" w:bidi="zh_TW"/>
+        </w:rPr>
+        <w:t>17:2–3</w:t>
+      </w:r>
       <w:r>
         <w:rPr>
           <w:lang w:val="zh_TW" w:bidi="zh_TW"/>
         </w:rPr>
         <w:t>，</w:t>
       </w:r>
-      <w:hyperlink r:id="rId104">
-        <w:r>
-          <w:rPr>
-            <w:lang w:val="zh_TW" w:bidi="zh_TW"/>
-          </w:rPr>
-          <w:rPr>
-            <w:color w:val="0000EE"/>
-            <w:u w:val="single"/>
-          </w:rPr>
-          <w:t>24:15</w:t>
-        </w:r>
-      </w:hyperlink>
+      <w:r>
+        <w:rPr>
+          <w:lang w:val="zh_TW" w:bidi="zh_TW"/>
+        </w:rPr>
+        <w:t>24:15</w:t>
+      </w:r>
       <w:r>
         <w:rPr>
           <w:lang w:val="zh_TW" w:bidi="zh_TW"/>
         </w:rPr>
         <w:t>，</w:t>
       </w:r>
-      <w:hyperlink r:id="rId105">
-        <w:r>
-          <w:rPr>
-            <w:lang w:val="zh_TW" w:bidi="zh_TW"/>
-          </w:rPr>
-          <w:rPr>
-            <w:color w:val="0000EE"/>
-            <w:u w:val="single"/>
-          </w:rPr>
-          <w:t>26:22–23</w:t>
-        </w:r>
-      </w:hyperlink>
+      <w:r>
+        <w:rPr>
+          <w:lang w:val="zh_TW" w:bidi="zh_TW"/>
+        </w:rPr>
+        <w:t>26:22–23</w:t>
+      </w:r>
       <w:r>
         <w:rPr>
           <w:lang w:val="zh_TW" w:bidi="zh_TW"/>
         </w:rPr>
         <w:t>；</w:t>
       </w:r>
-      <w:hyperlink r:id="rId106">
-        <w:r>
-          <w:rPr>
-            <w:lang w:val="zh_TW" w:bidi="zh_TW"/>
-          </w:rPr>
-          <w:rPr>
-            <w:color w:val="0000EE"/>
-            <w:u w:val="single"/>
-          </w:rPr>
-          <w:t>羅1:4</w:t>
-        </w:r>
-      </w:hyperlink>
+      <w:r>
+        <w:rPr>
+          <w:lang w:val="zh_TW" w:bidi="zh_TW"/>
+        </w:rPr>
+        <w:t>羅1:4</w:t>
+      </w:r>
       <w:r>
         <w:rPr>
           <w:lang w:val="zh_TW" w:bidi="zh_TW"/>
         </w:rPr>
         <w:t>，</w:t>
       </w:r>
-      <w:hyperlink r:id="rId107">
-        <w:r>
-          <w:rPr>
-            <w:lang w:val="zh_TW" w:bidi="zh_TW"/>
-          </w:rPr>
-          <w:rPr>
-            <w:color w:val="0000EE"/>
-            <w:u w:val="single"/>
-          </w:rPr>
-          <w:t>4:25</w:t>
-        </w:r>
-      </w:hyperlink>
+      <w:r>
+        <w:rPr>
+          <w:lang w:val="zh_TW" w:bidi="zh_TW"/>
+        </w:rPr>
+        <w:t>4:25</w:t>
+      </w:r>
       <w:r>
         <w:rPr>
           <w:lang w:val="zh_TW" w:bidi="zh_TW"/>
         </w:rPr>
         <w:t>，</w:t>
       </w:r>
-      <w:hyperlink r:id="rId86">
-        <w:r>
-          <w:rPr>
-            <w:lang w:val="zh_TW" w:bidi="zh_TW"/>
-          </w:rPr>
-          <w:rPr>
-            <w:color w:val="0000EE"/>
-            <w:u w:val="single"/>
-          </w:rPr>
-          <w:t>6:4–11</w:t>
-        </w:r>
-      </w:hyperlink>
+      <w:r>
+        <w:rPr>
+          <w:lang w:val="zh_TW" w:bidi="zh_TW"/>
+        </w:rPr>
+        <w:t>6:4–11</w:t>
+      </w:r>
       <w:r>
         <w:rPr>
           <w:lang w:val="zh_TW" w:bidi="zh_TW"/>
         </w:rPr>
         <w:t>，</w:t>
       </w:r>
-      <w:hyperlink r:id="rId87">
-        <w:r>
-          <w:rPr>
-            <w:lang w:val="zh_TW" w:bidi="zh_TW"/>
-          </w:rPr>
-          <w:rPr>
-            <w:color w:val="0000EE"/>
-            <w:u w:val="single"/>
-          </w:rPr>
-          <w:t>8:10–11</w:t>
-        </w:r>
-      </w:hyperlink>
+      <w:r>
+        <w:rPr>
+          <w:lang w:val="zh_TW" w:bidi="zh_TW"/>
+        </w:rPr>
+        <w:t>8:10–11</w:t>
+      </w:r>
       <w:r>
         <w:rPr>
           <w:lang w:val="zh_TW" w:bidi="zh_TW"/>
         </w:rPr>
         <w:t>；</w:t>
       </w:r>
-      <w:hyperlink r:id="rId108">
-        <w:r>
-          <w:rPr>
-            <w:lang w:val="zh_TW" w:bidi="zh_TW"/>
-          </w:rPr>
-          <w:rPr>
-            <w:color w:val="0000EE"/>
-            <w:u w:val="single"/>
-          </w:rPr>
-          <w:t>林前15:12–58</w:t>
-        </w:r>
-      </w:hyperlink>
+      <w:r>
+        <w:rPr>
+          <w:lang w:val="zh_TW" w:bidi="zh_TW"/>
+        </w:rPr>
+        <w:t>林前15:12–58</w:t>
+      </w:r>
       <w:r>
         <w:rPr>
           <w:lang w:val="zh_TW" w:bidi="zh_TW"/>
         </w:rPr>
         <w:t>；</w:t>
       </w:r>
-      <w:hyperlink r:id="rId109">
-        <w:r>
-          <w:rPr>
-            <w:lang w:val="zh_TW" w:bidi="zh_TW"/>
-          </w:rPr>
-          <w:rPr>
-            <w:color w:val="0000EE"/>
-            <w:u w:val="single"/>
-          </w:rPr>
-          <w:t>林後1:8–9</w:t>
-        </w:r>
-      </w:hyperlink>
+      <w:r>
+        <w:rPr>
+          <w:lang w:val="zh_TW" w:bidi="zh_TW"/>
+        </w:rPr>
+        <w:t>林後1:8–9</w:t>
+      </w:r>
       <w:r>
         <w:rPr>
           <w:lang w:val="zh_TW" w:bidi="zh_TW"/>
         </w:rPr>
         <w:t>，</w:t>
       </w:r>
-      <w:hyperlink r:id="rId110">
-        <w:r>
-          <w:rPr>
-            <w:lang w:val="zh_TW" w:bidi="zh_TW"/>
-          </w:rPr>
-          <w:rPr>
-            <w:color w:val="0000EE"/>
-            <w:u w:val="single"/>
-          </w:rPr>
-          <w:t>4:13–18</w:t>
-        </w:r>
-      </w:hyperlink>
+      <w:r>
+        <w:rPr>
+          <w:lang w:val="zh_TW" w:bidi="zh_TW"/>
+        </w:rPr>
+        <w:t>4:13–18</w:t>
+      </w:r>
       <w:r>
         <w:rPr>
           <w:lang w:val="zh_TW" w:bidi="zh_TW"/>
         </w:rPr>
         <w:t>，</w:t>
       </w:r>
-      <w:hyperlink r:id="rId77">
-        <w:r>
-          <w:rPr>
-            <w:lang w:val="zh_TW" w:bidi="zh_TW"/>
-          </w:rPr>
-          <w:rPr>
-            <w:color w:val="0000EE"/>
-            <w:u w:val="single"/>
-          </w:rPr>
-          <w:t>5:1–10</w:t>
-        </w:r>
-      </w:hyperlink>
+      <w:r>
+        <w:rPr>
+          <w:lang w:val="zh_TW" w:bidi="zh_TW"/>
+        </w:rPr>
+        <w:t>5:1–10</w:t>
+      </w:r>
       <w:r>
         <w:rPr>
           <w:lang w:val="zh_TW" w:bidi="zh_TW"/>
         </w:rPr>
         <w:t>；</w:t>
       </w:r>
-      <w:hyperlink r:id="rId111">
-        <w:r>
-          <w:rPr>
-            <w:lang w:val="zh_TW" w:bidi="zh_TW"/>
-          </w:rPr>
-          <w:rPr>
-            <w:color w:val="0000EE"/>
-            <w:u w:val="single"/>
-          </w:rPr>
-          <w:t>弗1:19–20</w:t>
-        </w:r>
-      </w:hyperlink>
+      <w:r>
+        <w:rPr>
+          <w:lang w:val="zh_TW" w:bidi="zh_TW"/>
+        </w:rPr>
+        <w:t>弗1:19–20</w:t>
+      </w:r>
       <w:r>
         <w:rPr>
           <w:lang w:val="zh_TW" w:bidi="zh_TW"/>
         </w:rPr>
         <w:t>；</w:t>
       </w:r>
-      <w:hyperlink r:id="rId88">
-        <w:r>
-          <w:rPr>
-            <w:lang w:val="zh_TW" w:bidi="zh_TW"/>
-          </w:rPr>
-          <w:rPr>
-            <w:color w:val="0000EE"/>
-            <w:u w:val="single"/>
-          </w:rPr>
-          <w:t>西2:12</w:t>
-        </w:r>
-      </w:hyperlink>
+      <w:r>
+        <w:rPr>
+          <w:lang w:val="zh_TW" w:bidi="zh_TW"/>
+        </w:rPr>
+        <w:t>西2:12</w:t>
+      </w:r>
       <w:r>
         <w:rPr>
           <w:lang w:val="zh_TW" w:bidi="zh_TW"/>
         </w:rPr>
         <w:t>，</w:t>
       </w:r>
-      <w:hyperlink r:id="rId89">
-        <w:r>
-          <w:rPr>
-            <w:lang w:val="zh_TW" w:bidi="zh_TW"/>
-          </w:rPr>
-          <w:rPr>
-            <w:color w:val="0000EE"/>
-            <w:u w:val="single"/>
-          </w:rPr>
-          <w:t>3:1–4</w:t>
-        </w:r>
-      </w:hyperlink>
+      <w:r>
+        <w:rPr>
+          <w:lang w:val="zh_TW" w:bidi="zh_TW"/>
+        </w:rPr>
+        <w:t>3:1–4</w:t>
+      </w:r>
       <w:r>
         <w:rPr>
           <w:lang w:val="zh_TW" w:bidi="zh_TW"/>
         </w:rPr>
         <w:t>；</w:t>
       </w:r>
-      <w:hyperlink r:id="rId76">
-        <w:r>
-          <w:rPr>
-            <w:lang w:val="zh_TW" w:bidi="zh_TW"/>
-          </w:rPr>
-          <w:rPr>
-            <w:color w:val="0000EE"/>
-            <w:u w:val="single"/>
-          </w:rPr>
-          <w:t>帖前4:13–18</w:t>
-        </w:r>
-      </w:hyperlink>
+      <w:r>
+        <w:rPr>
+          <w:lang w:val="zh_TW" w:bidi="zh_TW"/>
+        </w:rPr>
+        <w:t>帖前4:13–18</w:t>
+      </w:r>
       <w:r>
         <w:rPr>
           <w:lang w:val="zh_TW" w:bidi="zh_TW"/>
         </w:rPr>
         <w:t>；</w:t>
       </w:r>
-      <w:hyperlink r:id="rId80">
-        <w:r>
-          <w:rPr>
-            <w:lang w:val="zh_TW" w:bidi="zh_TW"/>
-          </w:rPr>
-          <w:rPr>
-            <w:color w:val="0000EE"/>
-            <w:u w:val="single"/>
-          </w:rPr>
-          <w:t>彼前1:3–6</w:t>
-        </w:r>
-      </w:hyperlink>
+      <w:r>
+        <w:rPr>
+          <w:lang w:val="zh_TW" w:bidi="zh_TW"/>
+        </w:rPr>
+        <w:t>彼前1:3–6</w:t>
+      </w:r>
       <w:r>
         <w:rPr>
           <w:lang w:val="zh_TW" w:bidi="zh_TW"/>
         </w:rPr>
         <w:t>、</w:t>
       </w:r>
-      <w:hyperlink r:id="rId81">
-        <w:r>
-          <w:rPr>
-            <w:lang w:val="zh_TW" w:bidi="zh_TW"/>
-          </w:rPr>
-          <w:rPr>
-            <w:color w:val="0000EE"/>
-            <w:u w:val="single"/>
-          </w:rPr>
-          <w:t>23</w:t>
-        </w:r>
-      </w:hyperlink>
+      <w:r>
+        <w:rPr>
+          <w:lang w:val="zh_TW" w:bidi="zh_TW"/>
+        </w:rPr>
+        <w:t>23</w:t>
+      </w:r>
       <w:r>
         <w:rPr>
           <w:lang w:val="zh_TW" w:bidi="zh_TW"/>
         </w:rPr>
         <w:t>；</w:t>
       </w:r>
-      <w:hyperlink r:id="rId112">
-        <w:r>
-          <w:rPr>
-            <w:lang w:val="zh_TW" w:bidi="zh_TW"/>
-          </w:rPr>
-          <w:rPr>
-            <w:color w:val="0000EE"/>
-            <w:u w:val="single"/>
-          </w:rPr>
-          <w:t>啟20:11–15</w:t>
-        </w:r>
-      </w:hyperlink>
+      <w:r>
+        <w:rPr>
+          <w:lang w:val="zh_TW" w:bidi="zh_TW"/>
+        </w:rPr>
+        <w:t>啟20:11–15</w:t>
+      </w:r>
       <w:r>
         <w:rPr>
           <w:lang w:val="zh_TW" w:bidi="zh_TW"/>
         </w:rPr>
         <w:t>，</w:t>
       </w:r>
-      <w:hyperlink r:id="rId113">
-        <w:r>
-          <w:rPr>
-            <w:lang w:val="zh_TW" w:bidi="zh_TW"/>
-          </w:rPr>
-          <w:rPr>
-            <w:color w:val="0000EE"/>
-            <w:u w:val="single"/>
-          </w:rPr>
-          <w:t>21:1–7</w:t>
-        </w:r>
-      </w:hyperlink>
+      <w:r>
+        <w:rPr>
+          <w:lang w:val="zh_TW" w:bidi="zh_TW"/>
+        </w:rPr>
+        <w:t>21:1–7</w:t>
+      </w:r>
       <w:r>
         <w:rPr>
           <w:lang w:val="zh_TW" w:bidi="zh_TW"/>
         </w:rPr>
         <w:t>，</w:t>
       </w:r>
-      <w:hyperlink r:id="rId114">
-        <w:r>
-          <w:rPr>
-            <w:lang w:val="zh_TW" w:bidi="zh_TW"/>
-          </w:rPr>
-          <w:rPr>
-            <w:color w:val="0000EE"/>
-            <w:u w:val="single"/>
-          </w:rPr>
-          <w:t>22:1–6</w:t>
-        </w:r>
-      </w:hyperlink>
+      <w:r>
+        <w:rPr>
+          <w:lang w:val="zh_TW" w:bidi="zh_TW"/>
+        </w:rPr>
+        <w:t>22:1–6</w:t>
+      </w:r>
       <w:r>
         <w:rPr>
           <w:lang w:val="zh_TW" w:bidi="zh_TW"/>
@@ -2806,108 +2050,72 @@
         </w:rPr>
         <w:t>人類會死亡，死亡是地上生命自然的終點（</w:t>
       </w:r>
-      <w:hyperlink r:id="rId115">
-        <w:r>
-          <w:rPr>
-            <w:lang w:val="zh_TW" w:bidi="zh_TW"/>
-          </w:rPr>
-          <w:rPr>
-            <w:color w:val="0000EE"/>
-            <w:u w:val="single"/>
-          </w:rPr>
-          <w:t>詩90:1–6</w:t>
-        </w:r>
-      </w:hyperlink>
+      <w:r>
+        <w:rPr>
+          <w:lang w:val="zh_TW" w:bidi="zh_TW"/>
+        </w:rPr>
+        <w:t>詩90:1–6</w:t>
+      </w:r>
       <w:r>
         <w:rPr>
           <w:lang w:val="zh_TW" w:bidi="zh_TW"/>
         </w:rPr>
         <w:t>）。人的生命，源於神將氣息吹入塵土所造的人，使他成為有生命的活人（</w:t>
       </w:r>
-      <w:hyperlink r:id="rId116">
-        <w:r>
-          <w:rPr>
-            <w:lang w:val="zh_TW" w:bidi="zh_TW"/>
-          </w:rPr>
-          <w:rPr>
-            <w:color w:val="0000EE"/>
-            <w:u w:val="single"/>
-          </w:rPr>
-          <w:t>創2:7</w:t>
-        </w:r>
-      </w:hyperlink>
+      <w:r>
+        <w:rPr>
+          <w:lang w:val="zh_TW" w:bidi="zh_TW"/>
+        </w:rPr>
+        <w:t>創2:7</w:t>
+      </w:r>
       <w:r>
         <w:rPr>
           <w:lang w:val="zh_TW" w:bidi="zh_TW"/>
         </w:rPr>
         <w:t>）。當人死去時，神收回祂的氣息，這個狀態就逆轉，人的身體也就歸回塵土（</w:t>
       </w:r>
-      <w:hyperlink r:id="rId117">
-        <w:r>
-          <w:rPr>
-            <w:lang w:val="zh_TW" w:bidi="zh_TW"/>
-          </w:rPr>
-          <w:rPr>
-            <w:color w:val="0000EE"/>
-            <w:u w:val="single"/>
-          </w:rPr>
-          <w:t>3:19</w:t>
-        </w:r>
-      </w:hyperlink>
+      <w:r>
+        <w:rPr>
+          <w:lang w:val="zh_TW" w:bidi="zh_TW"/>
+        </w:rPr>
+        <w:t>3:19</w:t>
+      </w:r>
       <w:r>
         <w:rPr>
           <w:lang w:val="zh_TW" w:bidi="zh_TW"/>
         </w:rPr>
         <w:t>；</w:t>
       </w:r>
-      <w:hyperlink r:id="rId118">
-        <w:r>
-          <w:rPr>
-            <w:lang w:val="zh_TW" w:bidi="zh_TW"/>
-          </w:rPr>
-          <w:rPr>
-            <w:color w:val="0000EE"/>
-            <w:u w:val="single"/>
-          </w:rPr>
-          <w:t>伯4:19–21</w:t>
-        </w:r>
-      </w:hyperlink>
+      <w:r>
+        <w:rPr>
+          <w:lang w:val="zh_TW" w:bidi="zh_TW"/>
+        </w:rPr>
+        <w:t>伯4:19–21</w:t>
+      </w:r>
       <w:r>
         <w:rPr>
           <w:lang w:val="zh_TW" w:bidi="zh_TW"/>
         </w:rPr>
         <w:t>；</w:t>
       </w:r>
-      <w:hyperlink r:id="rId119">
-        <w:r>
-          <w:rPr>
-            <w:lang w:val="zh_TW" w:bidi="zh_TW"/>
-          </w:rPr>
-          <w:rPr>
-            <w:color w:val="0000EE"/>
-            <w:u w:val="single"/>
-          </w:rPr>
-          <w:t>賽40:6–8</w:t>
-        </w:r>
-      </w:hyperlink>
+      <w:r>
+        <w:rPr>
+          <w:lang w:val="zh_TW" w:bidi="zh_TW"/>
+        </w:rPr>
+        <w:t>賽40:6–8</w:t>
+      </w:r>
       <w:r>
         <w:rPr>
           <w:lang w:val="zh_TW" w:bidi="zh_TW"/>
         </w:rPr>
         <w:t>）。人的生命完全依賴造物主，祂的氣息是維持生命的恩賜，只要祂願意，生命才能存留（</w:t>
       </w:r>
-      <w:hyperlink r:id="rId120">
-        <w:r>
-          <w:rPr>
-            <w:lang w:val="zh_TW" w:bidi="zh_TW"/>
-          </w:rPr>
-          <w:rPr>
-            <w:color w:val="0000EE"/>
-            <w:u w:val="single"/>
-          </w:rPr>
-          <w:t>詩104:29</w:t>
-        </w:r>
-      </w:hyperlink>
+      <w:r>
+        <w:rPr>
+          <w:lang w:val="zh_TW" w:bidi="zh_TW"/>
+        </w:rPr>
+        <w:t>詩104:29</w:t>
+      </w:r>
       <w:r>
         <w:rPr>
           <w:lang w:val="zh_TW" w:bidi="zh_TW"/>
@@ -2928,72 +2136,48 @@
         </w:rPr>
         <w:t>罪將死亡帶入人類的生命，並造成極大的傷害。死亡常在毫無預警之下臨到，使人感到悲傷與絕望。當一個人去世時，人們常感覺他們對未來的盼望與計劃也隨之結束。在人類的法律制度中，死刑是最嚴厲的懲罰。在舊約聖經中，死刑是針對像謀殺或褻瀆神等罪行而設的（</w:t>
       </w:r>
-      <w:hyperlink r:id="rId121">
-        <w:r>
-          <w:rPr>
-            <w:lang w:val="zh_TW" w:bidi="zh_TW"/>
-          </w:rPr>
-          <w:rPr>
-            <w:color w:val="0000EE"/>
-            <w:u w:val="single"/>
-          </w:rPr>
-          <w:t>創9:6</w:t>
-        </w:r>
-      </w:hyperlink>
+      <w:r>
+        <w:rPr>
+          <w:lang w:val="zh_TW" w:bidi="zh_TW"/>
+        </w:rPr>
+        <w:t>創9:6</w:t>
+      </w:r>
       <w:r>
         <w:rPr>
           <w:lang w:val="zh_TW" w:bidi="zh_TW"/>
         </w:rPr>
         <w:t>；</w:t>
       </w:r>
-      <w:hyperlink r:id="rId122">
-        <w:r>
-          <w:rPr>
-            <w:lang w:val="zh_TW" w:bidi="zh_TW"/>
-          </w:rPr>
-          <w:rPr>
-            <w:color w:val="0000EE"/>
-            <w:u w:val="single"/>
-          </w:rPr>
-          <w:t>出21:12</w:t>
-        </w:r>
-      </w:hyperlink>
+      <w:r>
+        <w:rPr>
+          <w:lang w:val="zh_TW" w:bidi="zh_TW"/>
+        </w:rPr>
+        <w:t>出21:12</w:t>
+      </w:r>
       <w:r>
         <w:rPr>
           <w:lang w:val="zh_TW" w:bidi="zh_TW"/>
         </w:rPr>
         <w:t>；</w:t>
       </w:r>
-      <w:hyperlink r:id="rId123">
-        <w:r>
-          <w:rPr>
-            <w:lang w:val="zh_TW" w:bidi="zh_TW"/>
-          </w:rPr>
-          <w:rPr>
-            <w:color w:val="0000EE"/>
-            <w:u w:val="single"/>
-          </w:rPr>
-          <w:t>利24:16</w:t>
-        </w:r>
-      </w:hyperlink>
+      <w:r>
+        <w:rPr>
+          <w:lang w:val="zh_TW" w:bidi="zh_TW"/>
+        </w:rPr>
+        <w:t>利24:16</w:t>
+      </w:r>
       <w:r>
         <w:rPr>
           <w:lang w:val="zh_TW" w:bidi="zh_TW"/>
         </w:rPr>
         <w:t>；</w:t>
       </w:r>
-      <w:hyperlink r:id="rId124">
-        <w:r>
-          <w:rPr>
-            <w:lang w:val="zh_TW" w:bidi="zh_TW"/>
-          </w:rPr>
-          <w:rPr>
-            <w:color w:val="0000EE"/>
-            <w:u w:val="single"/>
-          </w:rPr>
-          <w:t>約10:30–33</w:t>
-        </w:r>
-      </w:hyperlink>
+      <w:r>
+        <w:rPr>
+          <w:lang w:val="zh_TW" w:bidi="zh_TW"/>
+        </w:rPr>
+        <w:t>約10:30–33</w:t>
+      </w:r>
       <w:r>
         <w:rPr>
           <w:lang w:val="zh_TW" w:bidi="zh_TW"/>
@@ -3040,108 +2224,72 @@
         </w:rPr>
         <w:t>）與「活人之地」相對（</w:t>
       </w:r>
-      <w:hyperlink r:id="rId125">
-        <w:r>
-          <w:rPr>
-            <w:lang w:val="zh_TW" w:bidi="zh_TW"/>
-          </w:rPr>
-          <w:rPr>
-            <w:color w:val="0000EE"/>
-            <w:u w:val="single"/>
-          </w:rPr>
-          <w:t>詩27:13</w:t>
-        </w:r>
-      </w:hyperlink>
+      <w:r>
+        <w:rPr>
+          <w:lang w:val="zh_TW" w:bidi="zh_TW"/>
+        </w:rPr>
+        <w:t>詩27:13</w:t>
+      </w:r>
       <w:r>
         <w:rPr>
           <w:lang w:val="zh_TW" w:bidi="zh_TW"/>
         </w:rPr>
         <w:t>），是一個黑暗而沉寂之地，是死人所去的地方（</w:t>
       </w:r>
-      <w:hyperlink r:id="rId126">
-        <w:r>
-          <w:rPr>
-            <w:lang w:val="zh_TW" w:bidi="zh_TW"/>
-          </w:rPr>
-          <w:rPr>
-            <w:color w:val="0000EE"/>
-            <w:u w:val="single"/>
-          </w:rPr>
-          <w:t>伯10:21–22</w:t>
-        </w:r>
-      </w:hyperlink>
+      <w:r>
+        <w:rPr>
+          <w:lang w:val="zh_TW" w:bidi="zh_TW"/>
+        </w:rPr>
+        <w:t>伯10:21–22</w:t>
+      </w:r>
       <w:r>
         <w:rPr>
           <w:lang w:val="zh_TW" w:bidi="zh_TW"/>
         </w:rPr>
         <w:t>；</w:t>
       </w:r>
-      <w:hyperlink r:id="rId127">
-        <w:r>
-          <w:rPr>
-            <w:lang w:val="zh_TW" w:bidi="zh_TW"/>
-          </w:rPr>
-          <w:rPr>
-            <w:color w:val="0000EE"/>
-            <w:u w:val="single"/>
-          </w:rPr>
-          <w:t>詩94:17</w:t>
-        </w:r>
-      </w:hyperlink>
+      <w:r>
+        <w:rPr>
+          <w:lang w:val="zh_TW" w:bidi="zh_TW"/>
+        </w:rPr>
+        <w:t>詩94:17</w:t>
+      </w:r>
       <w:r>
         <w:rPr>
           <w:lang w:val="zh_TW" w:bidi="zh_TW"/>
         </w:rPr>
         <w:t>；</w:t>
       </w:r>
-      <w:hyperlink r:id="rId128">
-        <w:r>
-          <w:rPr>
-            <w:lang w:val="zh_TW" w:bidi="zh_TW"/>
-          </w:rPr>
-          <w:rPr>
-            <w:color w:val="0000EE"/>
-            <w:u w:val="single"/>
-          </w:rPr>
-          <w:t>拿2:6</w:t>
-        </w:r>
-      </w:hyperlink>
+      <w:r>
+        <w:rPr>
+          <w:lang w:val="zh_TW" w:bidi="zh_TW"/>
+        </w:rPr>
+        <w:t>拿2:6</w:t>
+      </w:r>
       <w:r>
         <w:rPr>
           <w:lang w:val="zh_TW" w:bidi="zh_TW"/>
         </w:rPr>
         <w:t>）。然而，即使面對死亡，屬神的人仍有盼望（見</w:t>
       </w:r>
-      <w:hyperlink r:id="rId129">
-        <w:r>
-          <w:rPr>
-            <w:lang w:val="zh_TW" w:bidi="zh_TW"/>
-          </w:rPr>
-          <w:rPr>
-            <w:color w:val="0000EE"/>
-            <w:u w:val="single"/>
-          </w:rPr>
-          <w:t>箴14:32</w:t>
-        </w:r>
-      </w:hyperlink>
+      <w:r>
+        <w:rPr>
+          <w:lang w:val="zh_TW" w:bidi="zh_TW"/>
+        </w:rPr>
+        <w:t>箴14:32</w:t>
+      </w:r>
       <w:r>
         <w:rPr>
           <w:lang w:val="zh_TW" w:bidi="zh_TW"/>
         </w:rPr>
         <w:t>）。神是全權掌管的主（擁有完全的主權），祂掌管生死（</w:t>
       </w:r>
-      <w:hyperlink r:id="rId130">
-        <w:r>
-          <w:rPr>
-            <w:lang w:val="zh_TW" w:bidi="zh_TW"/>
-          </w:rPr>
-          <w:rPr>
-            <w:color w:val="0000EE"/>
-            <w:u w:val="single"/>
-          </w:rPr>
-          <w:t>申32:39</w:t>
-        </w:r>
-      </w:hyperlink>
+      <w:r>
+        <w:rPr>
+          <w:lang w:val="zh_TW" w:bidi="zh_TW"/>
+        </w:rPr>
+        <w:t>申32:39</w:t>
+      </w:r>
       <w:r>
         <w:rPr>
           <w:lang w:val="zh_TW" w:bidi="zh_TW"/>
@@ -3162,84 +2310,54 @@
         </w:rPr>
         <w:t>舊約聖經經常將死亡描述為歸到列祖那裡，而不特別提及復活（例如，見</w:t>
       </w:r>
-      <w:hyperlink r:id="rId131">
-        <w:r>
-          <w:rPr>
-            <w:lang w:val="zh_TW" w:bidi="zh_TW"/>
-          </w:rPr>
-          <w:rPr>
-            <w:color w:val="0000EE"/>
-            <w:u w:val="single"/>
-          </w:rPr>
-          <w:t>創49:29–33</w:t>
-        </w:r>
-      </w:hyperlink>
+      <w:r>
+        <w:rPr>
+          <w:lang w:val="zh_TW" w:bidi="zh_TW"/>
+        </w:rPr>
+        <w:t>創49:29–33</w:t>
+      </w:r>
       <w:r>
         <w:rPr>
           <w:lang w:val="zh_TW" w:bidi="zh_TW"/>
         </w:rPr>
         <w:t>）。然而，聖經中仍隱約透露出復活的盼望（見</w:t>
       </w:r>
-      <w:hyperlink r:id="rId58">
-        <w:r>
-          <w:rPr>
-            <w:lang w:val="zh_TW" w:bidi="zh_TW"/>
-          </w:rPr>
-          <w:rPr>
-            <w:color w:val="0000EE"/>
-            <w:u w:val="single"/>
-          </w:rPr>
-          <w:t>伯19:25–27</w:t>
-        </w:r>
-      </w:hyperlink>
+      <w:r>
+        <w:rPr>
+          <w:lang w:val="zh_TW" w:bidi="zh_TW"/>
+        </w:rPr>
+        <w:t>伯19:25–27</w:t>
+      </w:r>
       <w:r>
         <w:rPr>
           <w:lang w:val="zh_TW" w:bidi="zh_TW"/>
         </w:rPr>
         <w:t>；</w:t>
       </w:r>
-      <w:hyperlink r:id="rId132">
-        <w:r>
-          <w:rPr>
-            <w:lang w:val="zh_TW" w:bidi="zh_TW"/>
-          </w:rPr>
-          <w:rPr>
-            <w:color w:val="0000EE"/>
-            <w:u w:val="single"/>
-          </w:rPr>
-          <w:t>賽25:6–9，</w:t>
-        </w:r>
-      </w:hyperlink>
-      <w:hyperlink r:id="rId49">
-        <w:r>
-          <w:rPr>
-            <w:lang w:val="zh_TW" w:bidi="zh_TW"/>
-          </w:rPr>
-          <w:rPr>
-            <w:color w:val="0000EE"/>
-            <w:u w:val="single"/>
-          </w:rPr>
-          <w:t>26:19</w:t>
-        </w:r>
-      </w:hyperlink>
+      <w:r>
+        <w:rPr>
+          <w:lang w:val="zh_TW" w:bidi="zh_TW"/>
+        </w:rPr>
+        <w:t>賽25:6–9，</w:t>
+      </w:r>
+      <w:r>
+        <w:rPr>
+          <w:lang w:val="zh_TW" w:bidi="zh_TW"/>
+        </w:rPr>
+        <w:t>26:19</w:t>
+      </w:r>
       <w:r>
         <w:rPr>
           <w:lang w:val="zh_TW" w:bidi="zh_TW"/>
         </w:rPr>
         <w:t>；</w:t>
       </w:r>
-      <w:hyperlink r:id="rId133">
-        <w:r>
-          <w:rPr>
-            <w:lang w:val="zh_TW" w:bidi="zh_TW"/>
-          </w:rPr>
-          <w:rPr>
-            <w:color w:val="0000EE"/>
-            <w:u w:val="single"/>
-          </w:rPr>
-          <w:t>但12:2</w:t>
-        </w:r>
-      </w:hyperlink>
+      <w:r>
+        <w:rPr>
+          <w:lang w:val="zh_TW" w:bidi="zh_TW"/>
+        </w:rPr>
+        <w:t>但12:2</w:t>
+      </w:r>
       <w:r>
         <w:rPr>
           <w:lang w:val="zh_TW" w:bidi="zh_TW"/>
@@ -3260,66 +2378,42 @@
         </w:rPr>
         <w:t>復活是新約中的核心主題之一。藉著基督，蒙神救贖的人將勝過死亡。死亡是神末了所毀滅的仇敵（</w:t>
       </w:r>
-      <w:hyperlink r:id="rId134">
-        <w:r>
-          <w:rPr>
-            <w:lang w:val="zh_TW" w:bidi="zh_TW"/>
-          </w:rPr>
-          <w:rPr>
-            <w:color w:val="0000EE"/>
-            <w:u w:val="single"/>
-          </w:rPr>
-          <w:t>林前15:54–57、</w:t>
-        </w:r>
-      </w:hyperlink>
-      <w:hyperlink r:id="rId135">
-        <w:r>
-          <w:rPr>
-            <w:lang w:val="zh_TW" w:bidi="zh_TW"/>
-          </w:rPr>
-          <w:rPr>
-            <w:color w:val="0000EE"/>
-            <w:u w:val="single"/>
-          </w:rPr>
-          <w:t>26</w:t>
-        </w:r>
-      </w:hyperlink>
+      <w:r>
+        <w:rPr>
+          <w:lang w:val="zh_TW" w:bidi="zh_TW"/>
+        </w:rPr>
+        <w:t>林前15:54–57、</w:t>
+      </w:r>
+      <w:r>
+        <w:rPr>
+          <w:lang w:val="zh_TW" w:bidi="zh_TW"/>
+        </w:rPr>
+        <w:t>26</w:t>
+      </w:r>
       <w:r>
         <w:rPr>
           <w:lang w:val="zh_TW" w:bidi="zh_TW"/>
         </w:rPr>
         <w:t>）。死亡的源頭是罪（</w:t>
       </w:r>
-      <w:hyperlink r:id="rId136">
-        <w:r>
-          <w:rPr>
-            <w:lang w:val="zh_TW" w:bidi="zh_TW"/>
-          </w:rPr>
-          <w:rPr>
-            <w:color w:val="0000EE"/>
-            <w:u w:val="single"/>
-          </w:rPr>
-          <w:t>羅5:12</w:t>
-        </w:r>
-      </w:hyperlink>
+      <w:r>
+        <w:rPr>
+          <w:lang w:val="zh_TW" w:bidi="zh_TW"/>
+        </w:rPr>
+        <w:t>羅5:12</w:t>
+      </w:r>
       <w:r>
         <w:rPr>
           <w:lang w:val="zh_TW" w:bidi="zh_TW"/>
         </w:rPr>
         <w:t>），那些活在罪中而不悔改的人，將面對在火湖中的刑罰，這被稱為「第二次的死」（</w:t>
       </w:r>
-      <w:hyperlink r:id="rId137">
-        <w:r>
-          <w:rPr>
-            <w:lang w:val="zh_TW" w:bidi="zh_TW"/>
-          </w:rPr>
-          <w:rPr>
-            <w:color w:val="0000EE"/>
-            <w:u w:val="single"/>
-          </w:rPr>
-          <w:t>啟21:8</w:t>
-        </w:r>
-      </w:hyperlink>
+      <w:r>
+        <w:rPr>
+          <w:lang w:val="zh_TW" w:bidi="zh_TW"/>
+        </w:rPr>
+        <w:t>啟21:8</w:t>
+      </w:r>
       <w:r>
         <w:rPr>
           <w:lang w:val="zh_TW" w:bidi="zh_TW"/>
@@ -3340,36 +2434,24 @@
         </w:rPr>
         <w:t>然而，耶穌的死戰勝了死亡。當祂從死裡復活時，顯明死亡對人類不再是最終的權柄。祂的復活成為所有信徒的榜樣與盼望（</w:t>
       </w:r>
-      <w:hyperlink r:id="rId138">
-        <w:r>
-          <w:rPr>
-            <w:lang w:val="zh_TW" w:bidi="zh_TW"/>
-          </w:rPr>
-          <w:rPr>
-            <w:color w:val="0000EE"/>
-            <w:u w:val="single"/>
-          </w:rPr>
-          <w:t>西1:18</w:t>
-        </w:r>
-      </w:hyperlink>
+      <w:r>
+        <w:rPr>
+          <w:lang w:val="zh_TW" w:bidi="zh_TW"/>
+        </w:rPr>
+        <w:t>西1:18</w:t>
+      </w:r>
       <w:r>
         <w:rPr>
           <w:lang w:val="zh_TW" w:bidi="zh_TW"/>
         </w:rPr>
         <w:t>）。祂是「死人並活人的主」（</w:t>
       </w:r>
-      <w:hyperlink r:id="rId139">
-        <w:r>
-          <w:rPr>
-            <w:lang w:val="zh_TW" w:bidi="zh_TW"/>
-          </w:rPr>
-          <w:rPr>
-            <w:color w:val="0000EE"/>
-            <w:u w:val="single"/>
-          </w:rPr>
-          <w:t>羅14:9</w:t>
-        </w:r>
-      </w:hyperlink>
+      <w:r>
+        <w:rPr>
+          <w:lang w:val="zh_TW" w:bidi="zh_TW"/>
+        </w:rPr>
+        <w:t>羅14:9</w:t>
+      </w:r>
       <w:r>
         <w:rPr>
           <w:lang w:val="zh_TW" w:bidi="zh_TW"/>
@@ -3399,426 +2481,258 @@
           <w:lang w:val="zh_TW" w:bidi="zh_TW"/>
         </w:rPr>
       </w:r>
-      <w:hyperlink r:id="rId140">
-        <w:r>
-          <w:rPr>
-            <w:lang w:val="zh_TW" w:bidi="zh_TW"/>
-          </w:rPr>
-          <w:rPr>
-            <w:color w:val="0000EE"/>
-            <w:u w:val="single"/>
-          </w:rPr>
-          <w:t>創2:15–17</w:t>
-        </w:r>
-      </w:hyperlink>
+      <w:r>
+        <w:rPr>
+          <w:lang w:val="zh_TW" w:bidi="zh_TW"/>
+        </w:rPr>
+        <w:t>創2:15–17</w:t>
+      </w:r>
       <w:r>
         <w:rPr>
           <w:lang w:val="zh_TW" w:bidi="zh_TW"/>
         </w:rPr>
         <w:t>，</w:t>
       </w:r>
-      <w:hyperlink r:id="rId117">
-        <w:r>
-          <w:rPr>
-            <w:lang w:val="zh_TW" w:bidi="zh_TW"/>
-          </w:rPr>
-          <w:rPr>
-            <w:color w:val="0000EE"/>
-            <w:u w:val="single"/>
-          </w:rPr>
-          <w:t>3:19</w:t>
-        </w:r>
-      </w:hyperlink>
+      <w:r>
+        <w:rPr>
+          <w:lang w:val="zh_TW" w:bidi="zh_TW"/>
+        </w:rPr>
+        <w:t>3:19</w:t>
+      </w:r>
       <w:r>
         <w:rPr>
           <w:lang w:val="zh_TW" w:bidi="zh_TW"/>
         </w:rPr>
         <w:t>，</w:t>
       </w:r>
-      <w:hyperlink r:id="rId141">
-        <w:r>
-          <w:rPr>
-            <w:lang w:val="zh_TW" w:bidi="zh_TW"/>
-          </w:rPr>
-          <w:rPr>
-            <w:color w:val="0000EE"/>
-            <w:u w:val="single"/>
-          </w:rPr>
-          <w:t>6:17</w:t>
-        </w:r>
-      </w:hyperlink>
+      <w:r>
+        <w:rPr>
+          <w:lang w:val="zh_TW" w:bidi="zh_TW"/>
+        </w:rPr>
+        <w:t>6:17</w:t>
+      </w:r>
       <w:r>
         <w:rPr>
           <w:lang w:val="zh_TW" w:bidi="zh_TW"/>
         </w:rPr>
         <w:t>，</w:t>
       </w:r>
-      <w:hyperlink r:id="rId142">
-        <w:r>
-          <w:rPr>
-            <w:lang w:val="zh_TW" w:bidi="zh_TW"/>
-          </w:rPr>
-          <w:rPr>
-            <w:color w:val="0000EE"/>
-            <w:u w:val="single"/>
-          </w:rPr>
-          <w:t>9:5–6</w:t>
-        </w:r>
-      </w:hyperlink>
+      <w:r>
+        <w:rPr>
+          <w:lang w:val="zh_TW" w:bidi="zh_TW"/>
+        </w:rPr>
+        <w:t>9:5–6</w:t>
+      </w:r>
       <w:r>
         <w:rPr>
           <w:lang w:val="zh_TW" w:bidi="zh_TW"/>
         </w:rPr>
         <w:t>，</w:t>
       </w:r>
-      <w:hyperlink r:id="rId131">
-        <w:r>
-          <w:rPr>
-            <w:lang w:val="zh_TW" w:bidi="zh_TW"/>
-          </w:rPr>
-          <w:rPr>
-            <w:color w:val="0000EE"/>
-            <w:u w:val="single"/>
-          </w:rPr>
-          <w:t>49:29–33；</w:t>
-        </w:r>
-      </w:hyperlink>
-      <w:hyperlink r:id="rId143">
-        <w:r>
-          <w:rPr>
-            <w:lang w:val="zh_TW" w:bidi="zh_TW"/>
-          </w:rPr>
-          <w:rPr>
-            <w:color w:val="0000EE"/>
-            <w:u w:val="single"/>
-          </w:rPr>
-          <w:t>出21:12–17</w:t>
-        </w:r>
-      </w:hyperlink>
+      <w:r>
+        <w:rPr>
+          <w:lang w:val="zh_TW" w:bidi="zh_TW"/>
+        </w:rPr>
+        <w:t>49:29–33；</w:t>
+      </w:r>
+      <w:r>
+        <w:rPr>
+          <w:lang w:val="zh_TW" w:bidi="zh_TW"/>
+        </w:rPr>
+        <w:t>出21:12–17</w:t>
+      </w:r>
       <w:r>
         <w:rPr>
           <w:lang w:val="zh_TW" w:bidi="zh_TW"/>
         </w:rPr>
         <w:t>，</w:t>
       </w:r>
-      <w:hyperlink r:id="rId144">
-        <w:r>
-          <w:rPr>
-            <w:lang w:val="zh_TW" w:bidi="zh_TW"/>
-          </w:rPr>
-          <w:rPr>
-            <w:color w:val="0000EE"/>
-            <w:u w:val="single"/>
-          </w:rPr>
-          <w:t>28–29</w:t>
-        </w:r>
-      </w:hyperlink>
+      <w:r>
+        <w:rPr>
+          <w:lang w:val="zh_TW" w:bidi="zh_TW"/>
+        </w:rPr>
+        <w:t>28–29</w:t>
+      </w:r>
       <w:r>
         <w:rPr>
           <w:lang w:val="zh_TW" w:bidi="zh_TW"/>
         </w:rPr>
         <w:t>，</w:t>
       </w:r>
-      <w:hyperlink r:id="rId145">
-        <w:r>
-          <w:rPr>
-            <w:lang w:val="zh_TW" w:bidi="zh_TW"/>
-          </w:rPr>
-          <w:rPr>
-            <w:color w:val="0000EE"/>
-            <w:u w:val="single"/>
-          </w:rPr>
-          <w:t>23:7</w:t>
-        </w:r>
-      </w:hyperlink>
+      <w:r>
+        <w:rPr>
+          <w:lang w:val="zh_TW" w:bidi="zh_TW"/>
+        </w:rPr>
+        <w:t>23:7</w:t>
+      </w:r>
       <w:r>
         <w:rPr>
           <w:lang w:val="zh_TW" w:bidi="zh_TW"/>
         </w:rPr>
         <w:t>，</w:t>
       </w:r>
-      <w:hyperlink r:id="rId146">
-        <w:r>
-          <w:rPr>
-            <w:lang w:val="zh_TW" w:bidi="zh_TW"/>
-          </w:rPr>
-          <w:rPr>
-            <w:color w:val="0000EE"/>
-            <w:u w:val="single"/>
-          </w:rPr>
-          <w:t>31:14–15；</w:t>
-        </w:r>
-      </w:hyperlink>
-      <w:hyperlink r:id="rId123">
-        <w:r>
-          <w:rPr>
-            <w:lang w:val="zh_TW" w:bidi="zh_TW"/>
-          </w:rPr>
-          <w:rPr>
-            <w:color w:val="0000EE"/>
-            <w:u w:val="single"/>
-          </w:rPr>
-          <w:t>利24:16；</w:t>
-        </w:r>
-      </w:hyperlink>
-      <w:hyperlink r:id="rId130">
-        <w:r>
-          <w:rPr>
-            <w:lang w:val="zh_TW" w:bidi="zh_TW"/>
-          </w:rPr>
-          <w:rPr>
-            <w:color w:val="0000EE"/>
-            <w:u w:val="single"/>
-          </w:rPr>
-          <w:t>申32:39；</w:t>
-        </w:r>
-      </w:hyperlink>
-      <w:hyperlink r:id="rId147">
-        <w:r>
-          <w:rPr>
-            <w:lang w:val="zh_TW" w:bidi="zh_TW"/>
-          </w:rPr>
-          <w:rPr>
-            <w:color w:val="0000EE"/>
-            <w:u w:val="single"/>
-          </w:rPr>
-          <w:t>伯10:18–22</w:t>
-        </w:r>
-      </w:hyperlink>
+      <w:r>
+        <w:rPr>
+          <w:lang w:val="zh_TW" w:bidi="zh_TW"/>
+        </w:rPr>
+        <w:t>31:14–15；</w:t>
+      </w:r>
+      <w:r>
+        <w:rPr>
+          <w:lang w:val="zh_TW" w:bidi="zh_TW"/>
+        </w:rPr>
+        <w:t>利24:16；</w:t>
+      </w:r>
+      <w:r>
+        <w:rPr>
+          <w:lang w:val="zh_TW" w:bidi="zh_TW"/>
+        </w:rPr>
+        <w:t>申32:39；</w:t>
+      </w:r>
+      <w:r>
+        <w:rPr>
+          <w:lang w:val="zh_TW" w:bidi="zh_TW"/>
+        </w:rPr>
+        <w:t>伯10:18–22</w:t>
+      </w:r>
       <w:r>
         <w:rPr>
           <w:lang w:val="zh_TW" w:bidi="zh_TW"/>
         </w:rPr>
         <w:t>，</w:t>
       </w:r>
-      <w:hyperlink r:id="rId58">
-        <w:r>
-          <w:rPr>
-            <w:lang w:val="zh_TW" w:bidi="zh_TW"/>
-          </w:rPr>
-          <w:rPr>
-            <w:color w:val="0000EE"/>
-            <w:u w:val="single"/>
-          </w:rPr>
-          <w:t>19:25–27；</w:t>
-        </w:r>
-      </w:hyperlink>
-      <w:hyperlink r:id="rId148">
-        <w:r>
-          <w:rPr>
-            <w:lang w:val="zh_TW" w:bidi="zh_TW"/>
-          </w:rPr>
-          <w:rPr>
-            <w:color w:val="0000EE"/>
-            <w:u w:val="single"/>
-          </w:rPr>
-          <w:t>詩90:1–12</w:t>
-        </w:r>
-      </w:hyperlink>
+      <w:r>
+        <w:rPr>
+          <w:lang w:val="zh_TW" w:bidi="zh_TW"/>
+        </w:rPr>
+        <w:t>19:25–27；</w:t>
+      </w:r>
+      <w:r>
+        <w:rPr>
+          <w:lang w:val="zh_TW" w:bidi="zh_TW"/>
+        </w:rPr>
+        <w:t>詩90:1–12</w:t>
+      </w:r>
       <w:r>
         <w:rPr>
           <w:lang w:val="zh_TW" w:bidi="zh_TW"/>
         </w:rPr>
         <w:t>，</w:t>
       </w:r>
-      <w:hyperlink r:id="rId127">
-        <w:r>
-          <w:rPr>
-            <w:lang w:val="zh_TW" w:bidi="zh_TW"/>
-          </w:rPr>
-          <w:rPr>
-            <w:color w:val="0000EE"/>
-            <w:u w:val="single"/>
-          </w:rPr>
-          <w:t>94:17；</w:t>
-        </w:r>
-      </w:hyperlink>
-      <w:hyperlink r:id="rId129">
-        <w:r>
-          <w:rPr>
-            <w:lang w:val="zh_TW" w:bidi="zh_TW"/>
-          </w:rPr>
-          <w:rPr>
-            <w:color w:val="0000EE"/>
-            <w:u w:val="single"/>
-          </w:rPr>
-          <w:t>箴14:32；</w:t>
-        </w:r>
-      </w:hyperlink>
-      <w:hyperlink r:id="rId149">
-        <w:r>
-          <w:rPr>
-            <w:lang w:val="zh_TW" w:bidi="zh_TW"/>
-          </w:rPr>
-          <w:rPr>
-            <w:color w:val="0000EE"/>
-            <w:u w:val="single"/>
-          </w:rPr>
-          <w:t>傳12:1–7；</w:t>
-        </w:r>
-      </w:hyperlink>
-      <w:hyperlink r:id="rId132">
-        <w:r>
-          <w:rPr>
-            <w:lang w:val="zh_TW" w:bidi="zh_TW"/>
-          </w:rPr>
-          <w:rPr>
-            <w:color w:val="0000EE"/>
-            <w:u w:val="single"/>
-          </w:rPr>
-          <w:t>賽25:6–9</w:t>
-        </w:r>
-      </w:hyperlink>
+      <w:r>
+        <w:rPr>
+          <w:lang w:val="zh_TW" w:bidi="zh_TW"/>
+        </w:rPr>
+        <w:t>94:17；</w:t>
+      </w:r>
+      <w:r>
+        <w:rPr>
+          <w:lang w:val="zh_TW" w:bidi="zh_TW"/>
+        </w:rPr>
+        <w:t>箴14:32；</w:t>
+      </w:r>
+      <w:r>
+        <w:rPr>
+          <w:lang w:val="zh_TW" w:bidi="zh_TW"/>
+        </w:rPr>
+        <w:t>傳12:1–7；</w:t>
+      </w:r>
+      <w:r>
+        <w:rPr>
+          <w:lang w:val="zh_TW" w:bidi="zh_TW"/>
+        </w:rPr>
+        <w:t>賽25:6–9</w:t>
+      </w:r>
       <w:r>
         <w:rPr>
           <w:lang w:val="zh_TW" w:bidi="zh_TW"/>
         </w:rPr>
         <w:t>，</w:t>
       </w:r>
-      <w:hyperlink r:id="rId49">
-        <w:r>
-          <w:rPr>
-            <w:lang w:val="zh_TW" w:bidi="zh_TW"/>
-          </w:rPr>
-          <w:rPr>
-            <w:color w:val="0000EE"/>
-            <w:u w:val="single"/>
-          </w:rPr>
-          <w:t>26:19</w:t>
-        </w:r>
-      </w:hyperlink>
+      <w:r>
+        <w:rPr>
+          <w:lang w:val="zh_TW" w:bidi="zh_TW"/>
+        </w:rPr>
+        <w:t>26:19</w:t>
+      </w:r>
       <w:r>
         <w:rPr>
           <w:lang w:val="zh_TW" w:bidi="zh_TW"/>
         </w:rPr>
         <w:t>，</w:t>
       </w:r>
-      <w:hyperlink r:id="rId119">
-        <w:r>
-          <w:rPr>
-            <w:lang w:val="zh_TW" w:bidi="zh_TW"/>
-          </w:rPr>
-          <w:rPr>
-            <w:color w:val="0000EE"/>
-            <w:u w:val="single"/>
-          </w:rPr>
-          <w:t>40:6–8；</w:t>
-        </w:r>
-      </w:hyperlink>
-      <w:hyperlink r:id="rId93">
-        <w:r>
-          <w:rPr>
-            <w:lang w:val="zh_TW" w:bidi="zh_TW"/>
-          </w:rPr>
-          <w:rPr>
-            <w:color w:val="0000EE"/>
-            <w:u w:val="single"/>
-          </w:rPr>
-          <w:t>但12:2–3；</w:t>
-        </w:r>
-      </w:hyperlink>
-      <w:hyperlink r:id="rId69">
-        <w:r>
-          <w:rPr>
-            <w:lang w:val="zh_TW" w:bidi="zh_TW"/>
-          </w:rPr>
-          <w:rPr>
-            <w:color w:val="0000EE"/>
-            <w:u w:val="single"/>
-          </w:rPr>
-          <w:t>可12:26–27；</w:t>
-        </w:r>
-      </w:hyperlink>
-      <w:hyperlink r:id="rId150">
-        <w:r>
-          <w:rPr>
-            <w:lang w:val="zh_TW" w:bidi="zh_TW"/>
-          </w:rPr>
-          <w:rPr>
-            <w:color w:val="0000EE"/>
-            <w:u w:val="single"/>
-          </w:rPr>
-          <w:t>羅5:12–17；</w:t>
-        </w:r>
-      </w:hyperlink>
-      <w:hyperlink r:id="rId151">
-        <w:r>
-          <w:rPr>
-            <w:lang w:val="zh_TW" w:bidi="zh_TW"/>
-          </w:rPr>
-          <w:rPr>
-            <w:color w:val="0000EE"/>
-            <w:u w:val="single"/>
-          </w:rPr>
-          <w:t>林前15:20–26</w:t>
-        </w:r>
-      </w:hyperlink>
+      <w:r>
+        <w:rPr>
+          <w:lang w:val="zh_TW" w:bidi="zh_TW"/>
+        </w:rPr>
+        <w:t>40:6–8；</w:t>
+      </w:r>
+      <w:r>
+        <w:rPr>
+          <w:lang w:val="zh_TW" w:bidi="zh_TW"/>
+        </w:rPr>
+        <w:t>但12:2–3；</w:t>
+      </w:r>
+      <w:r>
+        <w:rPr>
+          <w:lang w:val="zh_TW" w:bidi="zh_TW"/>
+        </w:rPr>
+        <w:t>可12:26–27；</w:t>
+      </w:r>
+      <w:r>
+        <w:rPr>
+          <w:lang w:val="zh_TW" w:bidi="zh_TW"/>
+        </w:rPr>
+        <w:t>羅5:12–17；</w:t>
+      </w:r>
+      <w:r>
+        <w:rPr>
+          <w:lang w:val="zh_TW" w:bidi="zh_TW"/>
+        </w:rPr>
+        <w:t>林前15:20–26</w:t>
+      </w:r>
       <w:r>
         <w:rPr>
           <w:lang w:val="zh_TW" w:bidi="zh_TW"/>
         </w:rPr>
         <w:t>，</w:t>
       </w:r>
-      <w:hyperlink r:id="rId152">
-        <w:r>
-          <w:rPr>
-            <w:lang w:val="zh_TW" w:bidi="zh_TW"/>
-          </w:rPr>
-          <w:rPr>
-            <w:color w:val="0000EE"/>
-            <w:u w:val="single"/>
-          </w:rPr>
-          <w:t>51–58；</w:t>
-        </w:r>
-      </w:hyperlink>
-      <w:hyperlink r:id="rId153">
-        <w:r>
-          <w:rPr>
-            <w:lang w:val="zh_TW" w:bidi="zh_TW"/>
-          </w:rPr>
-          <w:rPr>
-            <w:color w:val="0000EE"/>
-            <w:u w:val="single"/>
-          </w:rPr>
-          <w:t>啟20:4–6</w:t>
-        </w:r>
-      </w:hyperlink>
+      <w:r>
+        <w:rPr>
+          <w:lang w:val="zh_TW" w:bidi="zh_TW"/>
+        </w:rPr>
+        <w:t>51–58；</w:t>
+      </w:r>
+      <w:r>
+        <w:rPr>
+          <w:lang w:val="zh_TW" w:bidi="zh_TW"/>
+        </w:rPr>
+        <w:t>啟20:4–6</w:t>
+      </w:r>
       <w:r>
         <w:rPr>
           <w:lang w:val="zh_TW" w:bidi="zh_TW"/>
         </w:rPr>
         <w:t>，</w:t>
       </w:r>
-      <w:hyperlink r:id="rId112">
-        <w:r>
-          <w:rPr>
-            <w:lang w:val="zh_TW" w:bidi="zh_TW"/>
-          </w:rPr>
-          <w:rPr>
-            <w:color w:val="0000EE"/>
-            <w:u w:val="single"/>
-          </w:rPr>
-          <w:t>11–15</w:t>
-        </w:r>
-      </w:hyperlink>
+      <w:r>
+        <w:rPr>
+          <w:lang w:val="zh_TW" w:bidi="zh_TW"/>
+        </w:rPr>
+        <w:t>11–15</w:t>
+      </w:r>
       <w:r>
         <w:rPr>
           <w:lang w:val="zh_TW" w:bidi="zh_TW"/>
         </w:rPr>
         <w:t>，</w:t>
       </w:r>
-      <w:hyperlink r:id="rId154">
-        <w:r>
-          <w:rPr>
-            <w:lang w:val="zh_TW" w:bidi="zh_TW"/>
-          </w:rPr>
-          <w:rPr>
-            <w:color w:val="0000EE"/>
-            <w:u w:val="single"/>
-          </w:rPr>
-          <w:t>21:3–8</w:t>
-        </w:r>
-      </w:hyperlink>
+      <w:r>
+        <w:rPr>
+          <w:lang w:val="zh_TW" w:bidi="zh_TW"/>
+        </w:rPr>
+        <w:t>21:3–8</w:t>
+      </w:r>
       <w:r>
         <w:rPr>
           <w:lang w:val="zh_TW" w:bidi="zh_TW"/>
@@ -3867,36 +2781,24 @@
         </w:rPr>
         <w:t>但以理書記載了兩個重要的異象，揭示神如何掌管歷史的進程。第一個異象是巴比倫王尼布甲尼撒所作的夢（</w:t>
       </w:r>
-      <w:hyperlink r:id="rId155">
-        <w:r>
-          <w:rPr>
-            <w:lang w:val="zh_TW" w:bidi="zh_TW"/>
-          </w:rPr>
-          <w:rPr>
-            <w:color w:val="0000EE"/>
-            <w:u w:val="single"/>
-          </w:rPr>
-          <w:t>2</w:t>
-        </w:r>
-      </w:hyperlink>
+      <w:r>
+        <w:rPr>
+          <w:lang w:val="zh_TW" w:bidi="zh_TW"/>
+        </w:rPr>
+        <w:t>2</w:t>
+      </w:r>
       <w:r>
         <w:rPr>
           <w:lang w:val="zh_TW" w:bidi="zh_TW"/>
         </w:rPr>
         <w:t>章），第二個是先知但以理所見類似的異象（</w:t>
       </w:r>
-      <w:hyperlink r:id="rId156">
-        <w:r>
-          <w:rPr>
-            <w:lang w:val="zh_TW" w:bidi="zh_TW"/>
-          </w:rPr>
-          <w:rPr>
-            <w:color w:val="0000EE"/>
-            <w:u w:val="single"/>
-          </w:rPr>
-          <w:t>7</w:t>
-        </w:r>
-      </w:hyperlink>
+      <w:r>
+        <w:rPr>
+          <w:lang w:val="zh_TW" w:bidi="zh_TW"/>
+        </w:rPr>
+        <w:t>7</w:t>
+      </w:r>
       <w:r>
         <w:rPr>
           <w:lang w:val="zh_TW" w:bidi="zh_TW"/>
@@ -4031,72 +2933,48 @@
         </w:rPr>
         <w:t>普遍的看法認為第四個帝國是羅馬。然而，但以理異象中所描述的邪惡與非人性特質，不僅限於歷史上的羅馬帝國。這些異象所描繪的，是世界及其政權體系的面貌。神的國將毀滅並取代這一切國度，它是「一塊……鑿出來的石頭」（</w:t>
       </w:r>
-      <w:hyperlink r:id="rId157">
-        <w:r>
-          <w:rPr>
-            <w:lang w:val="zh_TW" w:bidi="zh_TW"/>
-          </w:rPr>
-          <w:rPr>
-            <w:color w:val="0000EE"/>
-            <w:u w:val="single"/>
-          </w:rPr>
-          <w:t>但2:34</w:t>
-        </w:r>
-      </w:hyperlink>
+      <w:r>
+        <w:rPr>
+          <w:lang w:val="zh_TW" w:bidi="zh_TW"/>
+        </w:rPr>
+        <w:t>但2:34</w:t>
+      </w:r>
       <w:r>
         <w:rPr>
           <w:lang w:val="zh_TW" w:bidi="zh_TW"/>
         </w:rPr>
         <w:t>）。在第</w:t>
       </w:r>
-      <w:hyperlink r:id="rId155">
-        <w:r>
-          <w:rPr>
-            <w:lang w:val="zh_TW" w:bidi="zh_TW"/>
-          </w:rPr>
-          <w:rPr>
-            <w:color w:val="0000EE"/>
-            <w:u w:val="single"/>
-          </w:rPr>
-          <w:t>二</w:t>
-        </w:r>
-      </w:hyperlink>
+      <w:r>
+        <w:rPr>
+          <w:lang w:val="zh_TW" w:bidi="zh_TW"/>
+        </w:rPr>
+        <w:t>二</w:t>
+      </w:r>
       <w:r>
         <w:rPr>
           <w:lang w:val="zh_TW" w:bidi="zh_TW"/>
         </w:rPr>
         <w:t>章中，雕像的金屬變得不那麼有價值，而在第</w:t>
       </w:r>
-      <w:hyperlink r:id="rId156">
-        <w:r>
-          <w:rPr>
-            <w:lang w:val="zh_TW" w:bidi="zh_TW"/>
-          </w:rPr>
-          <w:rPr>
-            <w:color w:val="0000EE"/>
-            <w:u w:val="single"/>
-          </w:rPr>
-          <w:t>七</w:t>
-        </w:r>
-      </w:hyperlink>
+      <w:r>
+        <w:rPr>
+          <w:lang w:val="zh_TW" w:bidi="zh_TW"/>
+        </w:rPr>
+        <w:t>七</w:t>
+      </w:r>
       <w:r>
         <w:rPr>
           <w:lang w:val="zh_TW" w:bidi="zh_TW"/>
         </w:rPr>
         <w:t>章中，出現的獸越來越兇殘與暴力。這些意象顯明人類文明逐漸敗壞，但神的國卻不斷增長、擴展，最終勝過萬國（</w:t>
       </w:r>
-      <w:hyperlink r:id="rId158">
-        <w:r>
-          <w:rPr>
-            <w:lang w:val="zh_TW" w:bidi="zh_TW"/>
-          </w:rPr>
-          <w:rPr>
-            <w:color w:val="0000EE"/>
-            <w:u w:val="single"/>
-          </w:rPr>
-          <w:t>2:35</w:t>
-        </w:r>
-      </w:hyperlink>
+      <w:r>
+        <w:rPr>
+          <w:lang w:val="zh_TW" w:bidi="zh_TW"/>
+        </w:rPr>
+        <w:t>2:35</w:t>
+      </w:r>
       <w:r>
         <w:rPr>
           <w:lang w:val="zh_TW" w:bidi="zh_TW"/>
@@ -4126,30 +3004,18 @@
           <w:lang w:val="zh_TW" w:bidi="zh_TW"/>
         </w:rPr>
       </w:r>
-      <w:hyperlink r:id="rId155">
-        <w:r>
-          <w:rPr>
-            <w:lang w:val="zh_TW" w:bidi="zh_TW"/>
-          </w:rPr>
-          <w:rPr>
-            <w:color w:val="0000EE"/>
-            <w:u w:val="single"/>
-          </w:rPr>
-          <w:t>但2:1–49，</w:t>
-        </w:r>
-      </w:hyperlink>
-      <w:hyperlink r:id="rId156">
-        <w:r>
-          <w:rPr>
-            <w:lang w:val="zh_TW" w:bidi="zh_TW"/>
-          </w:rPr>
-          <w:rPr>
-            <w:color w:val="0000EE"/>
-            <w:u w:val="single"/>
-          </w:rPr>
-          <w:t>7:1–28</w:t>
-        </w:r>
-      </w:hyperlink>
+      <w:r>
+        <w:rPr>
+          <w:lang w:val="zh_TW" w:bidi="zh_TW"/>
+        </w:rPr>
+        <w:t>但2:1–49，</w:t>
+      </w:r>
+      <w:r>
+        <w:rPr>
+          <w:lang w:val="zh_TW" w:bidi="zh_TW"/>
+        </w:rPr>
+        <w:t>7:1–28</w:t>
+      </w:r>
       <w:r>
         <w:rPr>
           <w:lang w:val="zh_TW" w:bidi="zh_TW"/>
